--- a/docs/handouts/Oct14_session1_handouts.docx
+++ b/docs/handouts/Oct14_session1_handouts.docx
@@ -72,7 +72,6 @@
           <w:trHeight w:val="360" w:hRule="auto"/>
           <w:tblHeader/>
         </w:trPr>
-        header1
         <w:tc>
           <w:tcPr>
             <w:tcBorders>
@@ -92,6 +91,7 @@
           </w:tcPr>
           <w:p>
             <w:pPr>
+              <w:pStyle w:val="Normal"/>
               <w:jc w:val="left"/>
               <w:pBdr>
                 <w:bottom w:val="none" w:sz="0" w:space="0" w:color="000000"/>
@@ -146,6 +146,7 @@
           </w:tcPr>
           <w:p>
             <w:pPr>
+              <w:pStyle w:val="Normal"/>
               <w:jc w:val="left"/>
               <w:pBdr>
                 <w:bottom w:val="none" w:sz="0" w:space="0" w:color="000000"/>
@@ -200,6 +201,7 @@
           </w:tcPr>
           <w:p>
             <w:pPr>
+              <w:pStyle w:val="Normal"/>
               <w:jc w:val="left"/>
               <w:pBdr>
                 <w:bottom w:val="none" w:sz="0" w:space="0" w:color="000000"/>
@@ -240,7 +242,6 @@
         <w:trPr>
           <w:trHeight w:val="360" w:hRule="auto"/>
         </w:trPr>
-        body1
         <w:tc>
           <w:tcPr>
             <w:tcBorders>
@@ -260,6 +261,7 @@
           </w:tcPr>
           <w:p>
             <w:pPr>
+              <w:pStyle w:val="Normal"/>
               <w:jc w:val="left"/>
               <w:pBdr>
                 <w:bottom w:val="none" w:sz="0" w:space="0" w:color="000000"/>
@@ -314,6 +316,7 @@
           </w:tcPr>
           <w:p>
             <w:pPr>
+              <w:pStyle w:val="Normal"/>
               <w:jc w:val="left"/>
               <w:pBdr>
                 <w:bottom w:val="none" w:sz="0" w:space="0" w:color="000000"/>
@@ -368,6 +371,7 @@
           </w:tcPr>
           <w:p>
             <w:pPr>
+              <w:pStyle w:val="Normal"/>
               <w:jc w:val="left"/>
               <w:pBdr>
                 <w:bottom w:val="none" w:sz="0" w:space="0" w:color="000000"/>
@@ -408,7 +412,6 @@
         <w:trPr>
           <w:trHeight w:val="360" w:hRule="auto"/>
         </w:trPr>
-        body2
         <w:tc>
           <w:tcPr>
             <w:tcBorders>
@@ -428,6 +431,7 @@
           </w:tcPr>
           <w:p>
             <w:pPr>
+              <w:pStyle w:val="Normal"/>
               <w:jc w:val="left"/>
               <w:pBdr>
                 <w:bottom w:val="none" w:sz="0" w:space="0" w:color="000000"/>
@@ -482,6 +486,7 @@
           </w:tcPr>
           <w:p>
             <w:pPr>
+              <w:pStyle w:val="Normal"/>
               <w:jc w:val="left"/>
               <w:pBdr>
                 <w:bottom w:val="none" w:sz="0" w:space="0" w:color="000000"/>
@@ -536,6 +541,7 @@
           </w:tcPr>
           <w:p>
             <w:pPr>
+              <w:pStyle w:val="Normal"/>
               <w:jc w:val="left"/>
               <w:pBdr>
                 <w:bottom w:val="none" w:sz="0" w:space="0" w:color="000000"/>
@@ -576,7 +582,6 @@
         <w:trPr>
           <w:trHeight w:val="360" w:hRule="auto"/>
         </w:trPr>
-        body3
         <w:tc>
           <w:tcPr>
             <w:tcBorders>
@@ -596,6 +601,7 @@
           </w:tcPr>
           <w:p>
             <w:pPr>
+              <w:pStyle w:val="Normal"/>
               <w:jc w:val="left"/>
               <w:pBdr>
                 <w:bottom w:val="none" w:sz="0" w:space="0" w:color="000000"/>
@@ -650,6 +656,7 @@
           </w:tcPr>
           <w:p>
             <w:pPr>
+              <w:pStyle w:val="Normal"/>
               <w:jc w:val="left"/>
               <w:pBdr>
                 <w:bottom w:val="none" w:sz="0" w:space="0" w:color="000000"/>
@@ -704,6 +711,7 @@
           </w:tcPr>
           <w:p>
             <w:pPr>
+              <w:pStyle w:val="Normal"/>
               <w:jc w:val="left"/>
               <w:pBdr>
                 <w:bottom w:val="none" w:sz="0" w:space="0" w:color="000000"/>
@@ -744,7 +752,6 @@
         <w:trPr>
           <w:trHeight w:val="360" w:hRule="auto"/>
         </w:trPr>
-        body4
         <w:tc>
           <w:tcPr>
             <w:tcBorders>
@@ -764,6 +771,7 @@
           </w:tcPr>
           <w:p>
             <w:pPr>
+              <w:pStyle w:val="Normal"/>
               <w:jc w:val="left"/>
               <w:pBdr>
                 <w:bottom w:val="none" w:sz="0" w:space="0" w:color="000000"/>
@@ -818,6 +826,7 @@
           </w:tcPr>
           <w:p>
             <w:pPr>
+              <w:pStyle w:val="Normal"/>
               <w:jc w:val="left"/>
               <w:pBdr>
                 <w:bottom w:val="none" w:sz="0" w:space="0" w:color="000000"/>
@@ -872,6 +881,7 @@
           </w:tcPr>
           <w:p>
             <w:pPr>
+              <w:pStyle w:val="Normal"/>
               <w:jc w:val="left"/>
               <w:pBdr>
                 <w:bottom w:val="none" w:sz="0" w:space="0" w:color="000000"/>
@@ -912,7 +922,6 @@
         <w:trPr>
           <w:trHeight w:val="360" w:hRule="auto"/>
         </w:trPr>
-        body5
         <w:tc>
           <w:tcPr>
             <w:tcBorders>
@@ -932,6 +941,7 @@
           </w:tcPr>
           <w:p>
             <w:pPr>
+              <w:pStyle w:val="Normal"/>
               <w:jc w:val="left"/>
               <w:pBdr>
                 <w:bottom w:val="none" w:sz="0" w:space="0" w:color="000000"/>
@@ -986,6 +996,7 @@
           </w:tcPr>
           <w:p>
             <w:pPr>
+              <w:pStyle w:val="Normal"/>
               <w:jc w:val="left"/>
               <w:pBdr>
                 <w:bottom w:val="none" w:sz="0" w:space="0" w:color="000000"/>
@@ -1017,7 +1028,7 @@
                 <w:szCs w:val="21"/>
                 <w:color w:val="000000"/>
               </w:rPr>
-              <w:t xml:space="preserve">3,365</w:t>
+              <w:t xml:space="preserve">3,365 AED</w:t>
             </w:r>
           </w:p>
         </w:tc>
@@ -1040,6 +1051,7 @@
           </w:tcPr>
           <w:p>
             <w:pPr>
+              <w:pStyle w:val="Normal"/>
               <w:jc w:val="left"/>
               <w:pBdr>
                 <w:bottom w:val="none" w:sz="0" w:space="0" w:color="000000"/>
@@ -1080,7 +1092,6 @@
         <w:trPr>
           <w:trHeight w:val="360" w:hRule="auto"/>
         </w:trPr>
-        body6
         <w:tc>
           <w:tcPr>
             <w:tcBorders>
@@ -1100,6 +1111,7 @@
           </w:tcPr>
           <w:p>
             <w:pPr>
+              <w:pStyle w:val="Normal"/>
               <w:jc w:val="left"/>
               <w:pBdr>
                 <w:bottom w:val="none" w:sz="0" w:space="0" w:color="000000"/>
@@ -1154,6 +1166,7 @@
           </w:tcPr>
           <w:p>
             <w:pPr>
+              <w:pStyle w:val="Normal"/>
               <w:jc w:val="left"/>
               <w:pBdr>
                 <w:bottom w:val="none" w:sz="0" w:space="0" w:color="000000"/>
@@ -1208,6 +1221,7 @@
           </w:tcPr>
           <w:p>
             <w:pPr>
+              <w:pStyle w:val="Normal"/>
               <w:jc w:val="left"/>
               <w:pBdr>
                 <w:bottom w:val="none" w:sz="0" w:space="0" w:color="000000"/>
@@ -1377,7 +1391,7 @@
           <w:szCs w:val="22"/>
           <w:color w:val="000000"/>
         </w:rPr>
-        <w:t xml:space="preserve">Run both. Which one ranks the assumptions before choosing one? Which one gives you a number you can act on?</w:t>
+        <w:t xml:space="preserve">Run both prompts. Which answer compares all the assumptions before picking one? Which answer gives you a number you could use to make a decision?</w:t>
       </w:r>
     </w:p>
     <w:p>
@@ -1454,7 +1468,6 @@
         <w:trPr>
           <w:trHeight w:val="3168" w:hRule="atLeast"/>
         </w:trPr>
-        body1
         <w:tc>
           <w:tcPr>
             <w:tcBorders>
@@ -1474,6 +1487,7 @@
           </w:tcPr>
           <w:p>
             <w:pPr>
+              <w:pStyle w:val="Normal"/>
               <w:jc w:val="left"/>
               <w:pBdr>
                 <w:bottom w:val="none" w:sz="0" w:space="0" w:color="000000"/>
@@ -1609,33 +1623,33 @@
                 <w:szCs w:val="21"/>
                 <w:color w:val="000000"/>
               </w:rPr>
-              <w:t xml:space="preserve">Is this plausible for a waste-cost programme?</w:t>
-            </w:r>
-            <w:r>
-              <w:rPr>
-                <w:rFonts w:ascii="Arial" w:hAnsi="Arial" w:eastAsia="Arial" w:cs="Arial"/>
-                <w:i w:val="false"/>
-                <w:b w:val="false"/>
-                <w:u w:val="none"/>
-                <w:strike w:val="false"/>
-                <w:sz w:val="21"/>
-                <w:szCs w:val="21"/>
-                <w:color w:val="000000"/>
-              </w:rPr>
-              <w:br/>
-            </w:r>
-            <w:r>
-              <w:rPr>
-                <w:rFonts w:ascii="Arial" w:hAnsi="Arial" w:eastAsia="Arial" w:cs="Arial"/>
-                <w:i w:val="false"/>
-                <w:b w:val="false"/>
-                <w:u w:val="none"/>
-                <w:strike w:val="false"/>
-                <w:sz w:val="21"/>
-                <w:szCs w:val="21"/>
-                <w:color w:val="000000"/>
-              </w:rPr>
-              <w:t xml:space="preserve">Your verdict:</w:t>
+              <w:t xml:space="preserve">Could this realistically happen in a programme like GreenWaste?</w:t>
+            </w:r>
+            <w:r>
+              <w:rPr>
+                <w:rFonts w:ascii="Arial" w:hAnsi="Arial" w:eastAsia="Arial" w:cs="Arial"/>
+                <w:i w:val="false"/>
+                <w:b w:val="false"/>
+                <w:u w:val="none"/>
+                <w:strike w:val="false"/>
+                <w:sz w:val="21"/>
+                <w:szCs w:val="21"/>
+                <w:color w:val="000000"/>
+              </w:rPr>
+              <w:br/>
+            </w:r>
+            <w:r>
+              <w:rPr>
+                <w:rFonts w:ascii="Arial" w:hAnsi="Arial" w:eastAsia="Arial" w:cs="Arial"/>
+                <w:i w:val="false"/>
+                <w:b w:val="false"/>
+                <w:u w:val="none"/>
+                <w:strike w:val="false"/>
+                <w:sz w:val="21"/>
+                <w:szCs w:val="21"/>
+                <w:color w:val="000000"/>
+              </w:rPr>
+              <w:t xml:space="preserve">Your verdict: does the programme still pay for itself (ratio above 1)?</w:t>
             </w:r>
           </w:p>
         </w:tc>
@@ -1658,6 +1672,7 @@
           </w:tcPr>
           <w:p>
             <w:pPr>
+              <w:pStyle w:val="Normal"/>
               <w:jc w:val="left"/>
               <w:pBdr>
                 <w:bottom w:val="none" w:sz="0" w:space="0" w:color="000000"/>
@@ -1793,33 +1808,33 @@
                 <w:szCs w:val="21"/>
                 <w:color w:val="000000"/>
               </w:rPr>
-              <w:t xml:space="preserve">Is this plausible for a waste-cost programme?</w:t>
-            </w:r>
-            <w:r>
-              <w:rPr>
-                <w:rFonts w:ascii="Arial" w:hAnsi="Arial" w:eastAsia="Arial" w:cs="Arial"/>
-                <w:i w:val="false"/>
-                <w:b w:val="false"/>
-                <w:u w:val="none"/>
-                <w:strike w:val="false"/>
-                <w:sz w:val="21"/>
-                <w:szCs w:val="21"/>
-                <w:color w:val="000000"/>
-              </w:rPr>
-              <w:br/>
-            </w:r>
-            <w:r>
-              <w:rPr>
-                <w:rFonts w:ascii="Arial" w:hAnsi="Arial" w:eastAsia="Arial" w:cs="Arial"/>
-                <w:i w:val="false"/>
-                <w:b w:val="false"/>
-                <w:u w:val="none"/>
-                <w:strike w:val="false"/>
-                <w:sz w:val="21"/>
-                <w:szCs w:val="21"/>
-                <w:color w:val="000000"/>
-              </w:rPr>
-              <w:t xml:space="preserve">Your verdict:</w:t>
+              <w:t xml:space="preserve">Could this realistically happen in a programme like GreenWaste?</w:t>
+            </w:r>
+            <w:r>
+              <w:rPr>
+                <w:rFonts w:ascii="Arial" w:hAnsi="Arial" w:eastAsia="Arial" w:cs="Arial"/>
+                <w:i w:val="false"/>
+                <w:b w:val="false"/>
+                <w:u w:val="none"/>
+                <w:strike w:val="false"/>
+                <w:sz w:val="21"/>
+                <w:szCs w:val="21"/>
+                <w:color w:val="000000"/>
+              </w:rPr>
+              <w:br/>
+            </w:r>
+            <w:r>
+              <w:rPr>
+                <w:rFonts w:ascii="Arial" w:hAnsi="Arial" w:eastAsia="Arial" w:cs="Arial"/>
+                <w:i w:val="false"/>
+                <w:b w:val="false"/>
+                <w:u w:val="none"/>
+                <w:strike w:val="false"/>
+                <w:sz w:val="21"/>
+                <w:szCs w:val="21"/>
+                <w:color w:val="000000"/>
+              </w:rPr>
+              <w:t xml:space="preserve">Your verdict: does the programme still pay for itself (ratio above 1)?</w:t>
             </w:r>
           </w:p>
         </w:tc>
@@ -1828,7 +1843,6 @@
         <w:trPr>
           <w:trHeight w:val="3168" w:hRule="atLeast"/>
         </w:trPr>
-        body2
         <w:tc>
           <w:tcPr>
             <w:tcBorders>
@@ -1848,6 +1862,7 @@
           </w:tcPr>
           <w:p>
             <w:pPr>
+              <w:pStyle w:val="Normal"/>
               <w:jc w:val="left"/>
               <w:pBdr>
                 <w:bottom w:val="none" w:sz="0" w:space="0" w:color="000000"/>
@@ -1983,33 +1998,33 @@
                 <w:szCs w:val="21"/>
                 <w:color w:val="000000"/>
               </w:rPr>
-              <w:t xml:space="preserve">Is this plausible for a waste-cost programme?</w:t>
-            </w:r>
-            <w:r>
-              <w:rPr>
-                <w:rFonts w:ascii="Arial" w:hAnsi="Arial" w:eastAsia="Arial" w:cs="Arial"/>
-                <w:i w:val="false"/>
-                <w:b w:val="false"/>
-                <w:u w:val="none"/>
-                <w:strike w:val="false"/>
-                <w:sz w:val="21"/>
-                <w:szCs w:val="21"/>
-                <w:color w:val="000000"/>
-              </w:rPr>
-              <w:br/>
-            </w:r>
-            <w:r>
-              <w:rPr>
-                <w:rFonts w:ascii="Arial" w:hAnsi="Arial" w:eastAsia="Arial" w:cs="Arial"/>
-                <w:i w:val="false"/>
-                <w:b w:val="false"/>
-                <w:u w:val="none"/>
-                <w:strike w:val="false"/>
-                <w:sz w:val="21"/>
-                <w:szCs w:val="21"/>
-                <w:color w:val="000000"/>
-              </w:rPr>
-              <w:t xml:space="preserve">Your verdict:</w:t>
+              <w:t xml:space="preserve">Could this realistically happen in a programme like GreenWaste?</w:t>
+            </w:r>
+            <w:r>
+              <w:rPr>
+                <w:rFonts w:ascii="Arial" w:hAnsi="Arial" w:eastAsia="Arial" w:cs="Arial"/>
+                <w:i w:val="false"/>
+                <w:b w:val="false"/>
+                <w:u w:val="none"/>
+                <w:strike w:val="false"/>
+                <w:sz w:val="21"/>
+                <w:szCs w:val="21"/>
+                <w:color w:val="000000"/>
+              </w:rPr>
+              <w:br/>
+            </w:r>
+            <w:r>
+              <w:rPr>
+                <w:rFonts w:ascii="Arial" w:hAnsi="Arial" w:eastAsia="Arial" w:cs="Arial"/>
+                <w:i w:val="false"/>
+                <w:b w:val="false"/>
+                <w:u w:val="none"/>
+                <w:strike w:val="false"/>
+                <w:sz w:val="21"/>
+                <w:szCs w:val="21"/>
+                <w:color w:val="000000"/>
+              </w:rPr>
+              <w:t xml:space="preserve">Your verdict: does the programme still pay for itself (ratio above 1)?</w:t>
             </w:r>
           </w:p>
         </w:tc>
@@ -2032,6 +2047,7 @@
           </w:tcPr>
           <w:p>
             <w:pPr>
+              <w:pStyle w:val="Normal"/>
               <w:jc w:val="left"/>
               <w:pBdr>
                 <w:bottom w:val="none" w:sz="0" w:space="0" w:color="000000"/>
@@ -2167,33 +2183,33 @@
                 <w:szCs w:val="21"/>
                 <w:color w:val="000000"/>
               </w:rPr>
-              <w:t xml:space="preserve">Is this plausible for a waste-cost programme?</w:t>
-            </w:r>
-            <w:r>
-              <w:rPr>
-                <w:rFonts w:ascii="Arial" w:hAnsi="Arial" w:eastAsia="Arial" w:cs="Arial"/>
-                <w:i w:val="false"/>
-                <w:b w:val="false"/>
-                <w:u w:val="none"/>
-                <w:strike w:val="false"/>
-                <w:sz w:val="21"/>
-                <w:szCs w:val="21"/>
-                <w:color w:val="000000"/>
-              </w:rPr>
-              <w:br/>
-            </w:r>
-            <w:r>
-              <w:rPr>
-                <w:rFonts w:ascii="Arial" w:hAnsi="Arial" w:eastAsia="Arial" w:cs="Arial"/>
-                <w:i w:val="false"/>
-                <w:b w:val="false"/>
-                <w:u w:val="none"/>
-                <w:strike w:val="false"/>
-                <w:sz w:val="21"/>
-                <w:szCs w:val="21"/>
-                <w:color w:val="000000"/>
-              </w:rPr>
-              <w:t xml:space="preserve">Your verdict:</w:t>
+              <w:t xml:space="preserve">Could this realistically happen in a programme like GreenWaste?</w:t>
+            </w:r>
+            <w:r>
+              <w:rPr>
+                <w:rFonts w:ascii="Arial" w:hAnsi="Arial" w:eastAsia="Arial" w:cs="Arial"/>
+                <w:i w:val="false"/>
+                <w:b w:val="false"/>
+                <w:u w:val="none"/>
+                <w:strike w:val="false"/>
+                <w:sz w:val="21"/>
+                <w:szCs w:val="21"/>
+                <w:color w:val="000000"/>
+              </w:rPr>
+              <w:br/>
+            </w:r>
+            <w:r>
+              <w:rPr>
+                <w:rFonts w:ascii="Arial" w:hAnsi="Arial" w:eastAsia="Arial" w:cs="Arial"/>
+                <w:i w:val="false"/>
+                <w:b w:val="false"/>
+                <w:u w:val="none"/>
+                <w:strike w:val="false"/>
+                <w:sz w:val="21"/>
+                <w:szCs w:val="21"/>
+                <w:color w:val="000000"/>
+              </w:rPr>
+              <w:t xml:space="preserve">Your verdict: does the programme still pay for itself (ratio above 1)?</w:t>
             </w:r>
           </w:p>
         </w:tc>
@@ -2202,7 +2218,6 @@
         <w:trPr>
           <w:trHeight w:val="3168" w:hRule="atLeast"/>
         </w:trPr>
-        body3
         <w:tc>
           <w:tcPr>
             <w:tcBorders>
@@ -2222,6 +2237,7 @@
           </w:tcPr>
           <w:p>
             <w:pPr>
+              <w:pStyle w:val="Normal"/>
               <w:jc w:val="left"/>
               <w:pBdr>
                 <w:bottom w:val="none" w:sz="0" w:space="0" w:color="000000"/>
@@ -2357,33 +2373,33 @@
                 <w:szCs w:val="21"/>
                 <w:color w:val="000000"/>
               </w:rPr>
-              <w:t xml:space="preserve">Is this plausible for a waste-cost programme?</w:t>
-            </w:r>
-            <w:r>
-              <w:rPr>
-                <w:rFonts w:ascii="Arial" w:hAnsi="Arial" w:eastAsia="Arial" w:cs="Arial"/>
-                <w:i w:val="false"/>
-                <w:b w:val="false"/>
-                <w:u w:val="none"/>
-                <w:strike w:val="false"/>
-                <w:sz w:val="21"/>
-                <w:szCs w:val="21"/>
-                <w:color w:val="000000"/>
-              </w:rPr>
-              <w:br/>
-            </w:r>
-            <w:r>
-              <w:rPr>
-                <w:rFonts w:ascii="Arial" w:hAnsi="Arial" w:eastAsia="Arial" w:cs="Arial"/>
-                <w:i w:val="false"/>
-                <w:b w:val="false"/>
-                <w:u w:val="none"/>
-                <w:strike w:val="false"/>
-                <w:sz w:val="21"/>
-                <w:szCs w:val="21"/>
-                <w:color w:val="000000"/>
-              </w:rPr>
-              <w:t xml:space="preserve">Your verdict:</w:t>
+              <w:t xml:space="preserve">Could this realistically happen in a programme like GreenWaste?</w:t>
+            </w:r>
+            <w:r>
+              <w:rPr>
+                <w:rFonts w:ascii="Arial" w:hAnsi="Arial" w:eastAsia="Arial" w:cs="Arial"/>
+                <w:i w:val="false"/>
+                <w:b w:val="false"/>
+                <w:u w:val="none"/>
+                <w:strike w:val="false"/>
+                <w:sz w:val="21"/>
+                <w:szCs w:val="21"/>
+                <w:color w:val="000000"/>
+              </w:rPr>
+              <w:br/>
+            </w:r>
+            <w:r>
+              <w:rPr>
+                <w:rFonts w:ascii="Arial" w:hAnsi="Arial" w:eastAsia="Arial" w:cs="Arial"/>
+                <w:i w:val="false"/>
+                <w:b w:val="false"/>
+                <w:u w:val="none"/>
+                <w:strike w:val="false"/>
+                <w:sz w:val="21"/>
+                <w:szCs w:val="21"/>
+                <w:color w:val="000000"/>
+              </w:rPr>
+              <w:t xml:space="preserve">Your verdict: does the programme still pay for itself (ratio above 1)?</w:t>
             </w:r>
           </w:p>
         </w:tc>
@@ -2406,6 +2422,7 @@
           </w:tcPr>
           <w:p>
             <w:pPr>
+              <w:pStyle w:val="Normal"/>
               <w:jc w:val="left"/>
               <w:pBdr>
                 <w:bottom w:val="none" w:sz="0" w:space="0" w:color="000000"/>
@@ -2518,7 +2535,6 @@
           <w:trHeight w:val="360" w:hRule="auto"/>
           <w:tblHeader/>
         </w:trPr>
-        header1
         <w:tc>
           <w:tcPr>
             <w:tcBorders>
@@ -2538,6 +2554,7 @@
           </w:tcPr>
           <w:p>
             <w:pPr>
+              <w:pStyle w:val="Normal"/>
               <w:jc w:val="left"/>
               <w:pBdr>
                 <w:bottom w:val="none" w:sz="0" w:space="0" w:color="000000"/>
@@ -2592,6 +2609,7 @@
           </w:tcPr>
           <w:p>
             <w:pPr>
+              <w:pStyle w:val="Normal"/>
               <w:jc w:val="left"/>
               <w:pBdr>
                 <w:bottom w:val="none" w:sz="0" w:space="0" w:color="000000"/>
@@ -2632,7 +2650,6 @@
         <w:trPr>
           <w:trHeight w:val="1008" w:hRule="atLeast"/>
         </w:trPr>
-        body1
         <w:tc>
           <w:tcPr>
             <w:tcBorders>
@@ -2652,6 +2669,7 @@
           </w:tcPr>
           <w:p>
             <w:pPr>
+              <w:pStyle w:val="Normal"/>
               <w:jc w:val="left"/>
               <w:pBdr>
                 <w:bottom w:val="none" w:sz="0" w:space="0" w:color="000000"/>
@@ -2706,6 +2724,7 @@
           </w:tcPr>
           <w:p>
             <w:pPr>
+              <w:pStyle w:val="Normal"/>
               <w:jc w:val="left"/>
               <w:pBdr>
                 <w:bottom w:val="none" w:sz="0" w:space="0" w:color="000000"/>
@@ -2746,7 +2765,6 @@
         <w:trPr>
           <w:trHeight w:val="1008" w:hRule="atLeast"/>
         </w:trPr>
-        body2
         <w:tc>
           <w:tcPr>
             <w:tcBorders>
@@ -2766,6 +2784,7 @@
           </w:tcPr>
           <w:p>
             <w:pPr>
+              <w:pStyle w:val="Normal"/>
               <w:jc w:val="left"/>
               <w:pBdr>
                 <w:bottom w:val="none" w:sz="0" w:space="0" w:color="000000"/>
@@ -2797,7 +2816,7 @@
                 <w:szCs w:val="21"/>
                 <w:color w:val="000000"/>
               </w:rPr>
-              <w:t xml:space="preserve">Settings we called</w:t>
+              <w:t xml:space="preserve">Settings we gave the trainer</w:t>
             </w:r>
           </w:p>
         </w:tc>
@@ -2820,6 +2839,7 @@
           </w:tcPr>
           <w:p>
             <w:pPr>
+              <w:pStyle w:val="Normal"/>
               <w:jc w:val="left"/>
               <w:pBdr>
                 <w:bottom w:val="none" w:sz="0" w:space="0" w:color="000000"/>
@@ -2860,7 +2880,6 @@
         <w:trPr>
           <w:trHeight w:val="1008" w:hRule="atLeast"/>
         </w:trPr>
-        body3
         <w:tc>
           <w:tcPr>
             <w:tcBorders>
@@ -2880,6 +2899,7 @@
           </w:tcPr>
           <w:p>
             <w:pPr>
+              <w:pStyle w:val="Normal"/>
               <w:jc w:val="left"/>
               <w:pBdr>
                 <w:bottom w:val="none" w:sz="0" w:space="0" w:color="000000"/>
@@ -2911,7 +2931,7 @@
                 <w:szCs w:val="21"/>
                 <w:color w:val="000000"/>
               </w:rPr>
-              <w:t xml:space="preserve">Ratio on the screen</w:t>
+              <w:t xml:space="preserve">Benefit-cost ratio shown on screen</w:t>
             </w:r>
           </w:p>
         </w:tc>
@@ -2934,6 +2954,7 @@
           </w:tcPr>
           <w:p>
             <w:pPr>
+              <w:pStyle w:val="Normal"/>
               <w:jc w:val="left"/>
               <w:pBdr>
                 <w:bottom w:val="none" w:sz="0" w:space="0" w:color="000000"/>
@@ -2974,7 +2995,6 @@
         <w:trPr>
           <w:trHeight w:val="1008" w:hRule="atLeast"/>
         </w:trPr>
-        body4
         <w:tc>
           <w:tcPr>
             <w:tcBorders>
@@ -2994,6 +3014,7 @@
           </w:tcPr>
           <w:p>
             <w:pPr>
+              <w:pStyle w:val="Normal"/>
               <w:jc w:val="left"/>
               <w:pBdr>
                 <w:bottom w:val="none" w:sz="0" w:space="0" w:color="000000"/>
@@ -3025,7 +3046,7 @@
                 <w:szCs w:val="21"/>
                 <w:color w:val="000000"/>
               </w:rPr>
-              <w:t xml:space="preserve">Plausible? Why?</w:t>
+              <w:t xml:space="preserve">Realistic? Why or why not?</w:t>
             </w:r>
           </w:p>
         </w:tc>
@@ -3048,6 +3069,7 @@
           </w:tcPr>
           <w:p>
             <w:pPr>
+              <w:pStyle w:val="Normal"/>
               <w:jc w:val="left"/>
               <w:pBdr>
                 <w:bottom w:val="none" w:sz="0" w:space="0" w:color="000000"/>
@@ -3088,7 +3110,6 @@
         <w:trPr>
           <w:trHeight w:val="1008" w:hRule="atLeast"/>
         </w:trPr>
-        body5
         <w:tc>
           <w:tcPr>
             <w:tcBorders>
@@ -3108,6 +3129,7 @@
           </w:tcPr>
           <w:p>
             <w:pPr>
+              <w:pStyle w:val="Normal"/>
               <w:jc w:val="left"/>
               <w:pBdr>
                 <w:bottom w:val="none" w:sz="0" w:space="0" w:color="000000"/>
@@ -3139,7 +3161,7 @@
                 <w:szCs w:val="21"/>
                 <w:color w:val="000000"/>
               </w:rPr>
-              <w:t xml:space="preserve">Verdict: pays for itself?</w:t>
+              <w:t xml:space="preserve">Does the programme still pay for itself (ratio above 1)?</w:t>
             </w:r>
           </w:p>
         </w:tc>
@@ -3162,6 +3184,7 @@
           </w:tcPr>
           <w:p>
             <w:pPr>
+              <w:pStyle w:val="Normal"/>
               <w:jc w:val="left"/>
               <w:pBdr>
                 <w:bottom w:val="none" w:sz="0" w:space="0" w:color="000000"/>
@@ -3202,7 +3225,6 @@
         <w:trPr>
           <w:trHeight w:val="1008" w:hRule="atLeast"/>
         </w:trPr>
-        body6
         <w:tc>
           <w:tcPr>
             <w:tcBorders>
@@ -3222,6 +3244,7 @@
           </w:tcPr>
           <w:p>
             <w:pPr>
+              <w:pStyle w:val="Normal"/>
               <w:jc w:val="left"/>
               <w:pBdr>
                 <w:bottom w:val="none" w:sz="0" w:space="0" w:color="000000"/>
@@ -3276,6 +3299,7 @@
           </w:tcPr>
           <w:p>
             <w:pPr>
+              <w:pStyle w:val="Normal"/>
               <w:jc w:val="left"/>
               <w:pBdr>
                 <w:bottom w:val="none" w:sz="0" w:space="0" w:color="000000"/>
@@ -3364,7 +3388,7 @@
           <w:szCs w:val="22"/>
           <w:color w:val="000000"/>
         </w:rPr>
-        <w:t xml:space="preserve">1. Are the benefits plausible?  Measured  /  Modelled  /  Assumed</w:t>
+        <w:t xml:space="preserve">1. Are the benefits realistic? Circle where the benefit figure comes from:  Measured  /  Modelled  /  Assumed</w:t>
       </w:r>
     </w:p>
     <w:p>
@@ -3445,7 +3469,7 @@
           <w:szCs w:val="22"/>
           <w:color w:val="000000"/>
         </w:rPr>
-        <w:t xml:space="preserve">3. What would flip the result?</w:t>
+        <w:t xml:space="preserve">3. What change would make the benefit-cost ratio fall below 1?</w:t>
       </w:r>
     </w:p>
     <w:p>
@@ -3549,7 +3573,6 @@
         <w:trPr>
           <w:trHeight w:val="3600" w:hRule="atLeast"/>
         </w:trPr>
-        body1
         <w:tc>
           <w:tcPr>
             <w:tcBorders>
@@ -3569,6 +3592,7 @@
           </w:tcPr>
           <w:p>
             <w:pPr>
+              <w:pStyle w:val="Normal"/>
               <w:jc w:val="left"/>
               <w:pBdr>
                 <w:bottom w:val="none" w:sz="0" w:space="0" w:color="000000"/>
@@ -3626,7 +3650,7 @@
                 <w:szCs w:val="21"/>
                 <w:color w:val="000000"/>
               </w:rPr>
-              <w:t xml:space="preserve">1. Are the benefits plausible? Measured, modelled or assumed?</w:t>
+              <w:t xml:space="preserve">1. Are the benefits realistic? Were they measured, modelled or assumed?</w:t>
             </w:r>
             <w:r>
               <w:rPr>
@@ -3678,7 +3702,7 @@
                 <w:szCs w:val="21"/>
                 <w:color w:val="000000"/>
               </w:rPr>
-              <w:t xml:space="preserve">3. What would flip the result? Which assumption, and by how much?</w:t>
+              <w:t xml:space="preserve">3. What would make the ratio fall below 1? Which assumption, and by how much?</w:t>
             </w:r>
             <w:r>
               <w:rPr>
@@ -3756,7 +3780,7 @@
                 <w:szCs w:val="21"/>
                 <w:color w:val="000000"/>
               </w:rPr>
-              <w:t xml:space="preserve">On my desk, I will ask these about:</w:t>
+              <w:t xml:space="preserve">Back at work, I will ask these questions about:</w:t>
             </w:r>
             <w:r>
               <w:rPr>
@@ -3805,6 +3829,7 @@
           </w:tcPr>
           <w:p>
             <w:pPr>
+              <w:pStyle w:val="Normal"/>
               <w:jc w:val="left"/>
               <w:pBdr>
                 <w:bottom w:val="none" w:sz="0" w:space="0" w:color="000000"/>
@@ -3862,7 +3887,7 @@
                 <w:szCs w:val="21"/>
                 <w:color w:val="000000"/>
               </w:rPr>
-              <w:t xml:space="preserve">1. Are the benefits plausible? Measured, modelled or assumed?</w:t>
+              <w:t xml:space="preserve">1. Are the benefits realistic? Were they measured, modelled or assumed?</w:t>
             </w:r>
             <w:r>
               <w:rPr>
@@ -3914,7 +3939,7 @@
                 <w:szCs w:val="21"/>
                 <w:color w:val="000000"/>
               </w:rPr>
-              <w:t xml:space="preserve">3. What would flip the result? Which assumption, and by how much?</w:t>
+              <w:t xml:space="preserve">3. What would make the ratio fall below 1? Which assumption, and by how much?</w:t>
             </w:r>
             <w:r>
               <w:rPr>
@@ -3992,7 +4017,7 @@
                 <w:szCs w:val="21"/>
                 <w:color w:val="000000"/>
               </w:rPr>
-              <w:t xml:space="preserve">On my desk, I will ask these about:</w:t>
+              <w:t xml:space="preserve">Back at work, I will ask these questions about:</w:t>
             </w:r>
             <w:r>
               <w:rPr>
@@ -4027,7 +4052,6 @@
         <w:trPr>
           <w:trHeight w:val="3600" w:hRule="atLeast"/>
         </w:trPr>
-        body2
         <w:tc>
           <w:tcPr>
             <w:tcBorders>
@@ -4047,6 +4071,7 @@
           </w:tcPr>
           <w:p>
             <w:pPr>
+              <w:pStyle w:val="Normal"/>
               <w:jc w:val="left"/>
               <w:pBdr>
                 <w:bottom w:val="none" w:sz="0" w:space="0" w:color="000000"/>
@@ -4104,7 +4129,7 @@
                 <w:szCs w:val="21"/>
                 <w:color w:val="000000"/>
               </w:rPr>
-              <w:t xml:space="preserve">1. Are the benefits plausible? Measured, modelled or assumed?</w:t>
+              <w:t xml:space="preserve">1. Are the benefits realistic? Were they measured, modelled or assumed?</w:t>
             </w:r>
             <w:r>
               <w:rPr>
@@ -4156,7 +4181,7 @@
                 <w:szCs w:val="21"/>
                 <w:color w:val="000000"/>
               </w:rPr>
-              <w:t xml:space="preserve">3. What would flip the result? Which assumption, and by how much?</w:t>
+              <w:t xml:space="preserve">3. What would make the ratio fall below 1? Which assumption, and by how much?</w:t>
             </w:r>
             <w:r>
               <w:rPr>
@@ -4234,7 +4259,7 @@
                 <w:szCs w:val="21"/>
                 <w:color w:val="000000"/>
               </w:rPr>
-              <w:t xml:space="preserve">On my desk, I will ask these about:</w:t>
+              <w:t xml:space="preserve">Back at work, I will ask these questions about:</w:t>
             </w:r>
             <w:r>
               <w:rPr>
@@ -4283,6 +4308,7 @@
           </w:tcPr>
           <w:p>
             <w:pPr>
+              <w:pStyle w:val="Normal"/>
               <w:jc w:val="left"/>
               <w:pBdr>
                 <w:bottom w:val="none" w:sz="0" w:space="0" w:color="000000"/>
@@ -4340,7 +4366,7 @@
                 <w:szCs w:val="21"/>
                 <w:color w:val="000000"/>
               </w:rPr>
-              <w:t xml:space="preserve">1. Are the benefits plausible? Measured, modelled or assumed?</w:t>
+              <w:t xml:space="preserve">1. Are the benefits realistic? Were they measured, modelled or assumed?</w:t>
             </w:r>
             <w:r>
               <w:rPr>
@@ -4392,7 +4418,7 @@
                 <w:szCs w:val="21"/>
                 <w:color w:val="000000"/>
               </w:rPr>
-              <w:t xml:space="preserve">3. What would flip the result? Which assumption, and by how much?</w:t>
+              <w:t xml:space="preserve">3. What would make the ratio fall below 1? Which assumption, and by how much?</w:t>
             </w:r>
             <w:r>
               <w:rPr>
@@ -4470,7 +4496,7 @@
                 <w:szCs w:val="21"/>
                 <w:color w:val="000000"/>
               </w:rPr>
-              <w:t xml:space="preserve">On my desk, I will ask these about:</w:t>
+              <w:t xml:space="preserve">Back at work, I will ask these questions about:</w:t>
             </w:r>
             <w:r>
               <w:rPr>
@@ -4505,7 +4531,6 @@
         <w:trPr>
           <w:trHeight w:val="3600" w:hRule="atLeast"/>
         </w:trPr>
-        body3
         <w:tc>
           <w:tcPr>
             <w:tcBorders>
@@ -4525,6 +4550,7 @@
           </w:tcPr>
           <w:p>
             <w:pPr>
+              <w:pStyle w:val="Normal"/>
               <w:jc w:val="left"/>
               <w:pBdr>
                 <w:bottom w:val="none" w:sz="0" w:space="0" w:color="000000"/>
@@ -4582,7 +4608,7 @@
                 <w:szCs w:val="21"/>
                 <w:color w:val="000000"/>
               </w:rPr>
-              <w:t xml:space="preserve">1. Are the benefits plausible? Measured, modelled or assumed?</w:t>
+              <w:t xml:space="preserve">1. Are the benefits realistic? Were they measured, modelled or assumed?</w:t>
             </w:r>
             <w:r>
               <w:rPr>
@@ -4634,7 +4660,7 @@
                 <w:szCs w:val="21"/>
                 <w:color w:val="000000"/>
               </w:rPr>
-              <w:t xml:space="preserve">3. What would flip the result? Which assumption, and by how much?</w:t>
+              <w:t xml:space="preserve">3. What would make the ratio fall below 1? Which assumption, and by how much?</w:t>
             </w:r>
             <w:r>
               <w:rPr>
@@ -4712,7 +4738,7 @@
                 <w:szCs w:val="21"/>
                 <w:color w:val="000000"/>
               </w:rPr>
-              <w:t xml:space="preserve">On my desk, I will ask these about:</w:t>
+              <w:t xml:space="preserve">Back at work, I will ask these questions about:</w:t>
             </w:r>
             <w:r>
               <w:rPr>
@@ -4761,6 +4787,7 @@
           </w:tcPr>
           <w:p>
             <w:pPr>
+              <w:pStyle w:val="Normal"/>
               <w:jc w:val="left"/>
               <w:pBdr>
                 <w:bottom w:val="none" w:sz="0" w:space="0" w:color="000000"/>
@@ -4818,7 +4845,7 @@
                 <w:szCs w:val="21"/>
                 <w:color w:val="000000"/>
               </w:rPr>
-              <w:t xml:space="preserve">1. Are the benefits plausible? Measured, modelled or assumed?</w:t>
+              <w:t xml:space="preserve">1. Are the benefits realistic? Were they measured, modelled or assumed?</w:t>
             </w:r>
             <w:r>
               <w:rPr>
@@ -4870,7 +4897,7 @@
                 <w:szCs w:val="21"/>
                 <w:color w:val="000000"/>
               </w:rPr>
-              <w:t xml:space="preserve">3. What would flip the result? Which assumption, and by how much?</w:t>
+              <w:t xml:space="preserve">3. What would make the ratio fall below 1? Which assumption, and by how much?</w:t>
             </w:r>
             <w:r>
               <w:rPr>
@@ -4948,7 +4975,7 @@
                 <w:szCs w:val="21"/>
                 <w:color w:val="000000"/>
               </w:rPr>
-              <w:t xml:space="preserve">On my desk, I will ask these about:</w:t>
+              <w:t xml:space="preserve">Back at work, I will ask these questions about:</w:t>
             </w:r>
             <w:r>
               <w:rPr>

--- a/docs/handouts/Oct14_session1_handouts.docx
+++ b/docs/handouts/Oct14_session1_handouts.docx
@@ -21,7 +21,6 @@
           <w:i w:val="false"/>
           <w:b w:val="false"/>
           <w:u w:val="none"/>
-          <w:strike w:val="false"/>
           <w:sz w:val="18"/>
           <w:szCs w:val="18"/>
           <w:color w:val="545860"/>
@@ -48,7 +47,6 @@
           <w:i w:val="false"/>
           <w:b w:val="true"/>
           <w:u w:val="none"/>
-          <w:strike w:val="false"/>
           <w:sz w:val="36"/>
           <w:szCs w:val="36"/>
           <w:color w:val="063360"/>
@@ -72,6 +70,7 @@
           <w:trHeight w:val="360" w:hRule="auto"/>
           <w:tblHeader/>
         </w:trPr>
+        header1
         <w:tc>
           <w:tcPr>
             <w:tcBorders>
@@ -101,24 +100,13 @@
               </w:pBdr>
               <w:spacing w:after="80" w:before="80" w:line="240"/>
               <w:ind w:left="80" w:right="80" w:firstLine="0" w:firstLineChars="0"/>
-              <w:rPr>
-                <w:rFonts w:ascii="Arial" w:hAnsi="Arial" w:eastAsia="Arial" w:cs="Arial"/>
+            </w:pPr>
+            <w:r>
+              <w:rPr>
+                <w:rFonts w:ascii="Arial" w:hAnsi="DejaVu Sans" w:eastAsia="DejaVu Sans" w:cs="DejaVu Sans"/>
                 <w:i w:val="false"/>
                 <w:b w:val="true"/>
                 <w:u w:val="none"/>
-                <w:strike w:val="false"/>
-                <w:sz w:val="21"/>
-                <w:szCs w:val="21"/>
-                <w:color w:val="063360"/>
-              </w:rPr>
-            </w:pPr>
-            <w:r>
-              <w:rPr>
-                <w:rFonts w:ascii="Arial" w:hAnsi="Arial" w:eastAsia="Arial" w:cs="Arial"/>
-                <w:i w:val="false"/>
-                <w:b w:val="true"/>
-                <w:u w:val="none"/>
-                <w:strike w:val="false"/>
                 <w:sz w:val="21"/>
                 <w:szCs w:val="21"/>
                 <w:color w:val="063360"/>
@@ -156,24 +144,13 @@
               </w:pBdr>
               <w:spacing w:after="80" w:before="80" w:line="240"/>
               <w:ind w:left="80" w:right="80" w:firstLine="0" w:firstLineChars="0"/>
-              <w:rPr>
-                <w:rFonts w:ascii="Arial" w:hAnsi="Arial" w:eastAsia="Arial" w:cs="Arial"/>
+            </w:pPr>
+            <w:r>
+              <w:rPr>
+                <w:rFonts w:ascii="Arial" w:hAnsi="DejaVu Sans" w:eastAsia="DejaVu Sans" w:cs="DejaVu Sans"/>
                 <w:i w:val="false"/>
                 <w:b w:val="true"/>
                 <w:u w:val="none"/>
-                <w:strike w:val="false"/>
-                <w:sz w:val="21"/>
-                <w:szCs w:val="21"/>
-                <w:color w:val="063360"/>
-              </w:rPr>
-            </w:pPr>
-            <w:r>
-              <w:rPr>
-                <w:rFonts w:ascii="Arial" w:hAnsi="Arial" w:eastAsia="Arial" w:cs="Arial"/>
-                <w:i w:val="false"/>
-                <w:b w:val="true"/>
-                <w:u w:val="none"/>
-                <w:strike w:val="false"/>
                 <w:sz w:val="21"/>
                 <w:szCs w:val="21"/>
                 <w:color w:val="063360"/>
@@ -211,24 +188,13 @@
               </w:pBdr>
               <w:spacing w:after="80" w:before="80" w:line="240"/>
               <w:ind w:left="80" w:right="80" w:firstLine="0" w:firstLineChars="0"/>
-              <w:rPr>
-                <w:rFonts w:ascii="Arial" w:hAnsi="Arial" w:eastAsia="Arial" w:cs="Arial"/>
+            </w:pPr>
+            <w:r>
+              <w:rPr>
+                <w:rFonts w:ascii="Arial" w:hAnsi="DejaVu Sans" w:eastAsia="DejaVu Sans" w:cs="DejaVu Sans"/>
                 <w:i w:val="false"/>
                 <w:b w:val="true"/>
                 <w:u w:val="none"/>
-                <w:strike w:val="false"/>
-                <w:sz w:val="21"/>
-                <w:szCs w:val="21"/>
-                <w:color w:val="063360"/>
-              </w:rPr>
-            </w:pPr>
-            <w:r>
-              <w:rPr>
-                <w:rFonts w:ascii="Arial" w:hAnsi="Arial" w:eastAsia="Arial" w:cs="Arial"/>
-                <w:i w:val="false"/>
-                <w:b w:val="true"/>
-                <w:u w:val="none"/>
-                <w:strike w:val="false"/>
                 <w:sz w:val="21"/>
                 <w:szCs w:val="21"/>
                 <w:color w:val="063360"/>
@@ -242,6 +208,7 @@
         <w:trPr>
           <w:trHeight w:val="360" w:hRule="auto"/>
         </w:trPr>
+        body1
         <w:tc>
           <w:tcPr>
             <w:tcBorders>
@@ -271,24 +238,13 @@
               </w:pBdr>
               <w:spacing w:after="80" w:before="80" w:line="240"/>
               <w:ind w:left="80" w:right="80" w:firstLine="0" w:firstLineChars="0"/>
-              <w:rPr>
-                <w:rFonts w:ascii="Arial" w:hAnsi="Arial" w:eastAsia="Arial" w:cs="Arial"/>
-                <w:i w:val="false"/>
-                <w:b w:val="false"/>
-                <w:u w:val="none"/>
-                <w:strike w:val="false"/>
-                <w:sz w:val="21"/>
-                <w:szCs w:val="21"/>
-                <w:color w:val="000000"/>
-              </w:rPr>
             </w:pPr>
             <w:r>
               <w:rPr>
-                <w:rFonts w:ascii="Arial" w:hAnsi="Arial" w:eastAsia="Arial" w:cs="Arial"/>
-                <w:i w:val="false"/>
-                <w:b w:val="false"/>
-                <w:u w:val="none"/>
-                <w:strike w:val="false"/>
+                <w:rFonts w:ascii="Arial" w:hAnsi="DejaVu Sans" w:eastAsia="DejaVu Sans" w:cs="DejaVu Sans"/>
+                <w:i w:val="false"/>
+                <w:b w:val="false"/>
+                <w:u w:val="none"/>
                 <w:sz w:val="21"/>
                 <w:szCs w:val="21"/>
                 <w:color w:val="000000"/>
@@ -326,24 +282,13 @@
               </w:pBdr>
               <w:spacing w:after="80" w:before="80" w:line="240"/>
               <w:ind w:left="80" w:right="80" w:firstLine="0" w:firstLineChars="0"/>
-              <w:rPr>
-                <w:rFonts w:ascii="Arial" w:hAnsi="Arial" w:eastAsia="Arial" w:cs="Arial"/>
-                <w:i w:val="false"/>
-                <w:b w:val="false"/>
-                <w:u w:val="none"/>
-                <w:strike w:val="false"/>
-                <w:sz w:val="21"/>
-                <w:szCs w:val="21"/>
-                <w:color w:val="000000"/>
-              </w:rPr>
             </w:pPr>
             <w:r>
               <w:rPr>
-                <w:rFonts w:ascii="Arial" w:hAnsi="Arial" w:eastAsia="Arial" w:cs="Arial"/>
-                <w:i w:val="false"/>
-                <w:b w:val="false"/>
-                <w:u w:val="none"/>
-                <w:strike w:val="false"/>
+                <w:rFonts w:ascii="Arial" w:hAnsi="DejaVu Sans" w:eastAsia="DejaVu Sans" w:cs="DejaVu Sans"/>
+                <w:i w:val="false"/>
+                <w:b w:val="false"/>
+                <w:u w:val="none"/>
                 <w:sz w:val="21"/>
                 <w:szCs w:val="21"/>
                 <w:color w:val="000000"/>
@@ -381,24 +326,13 @@
               </w:pBdr>
               <w:spacing w:after="80" w:before="80" w:line="240"/>
               <w:ind w:left="80" w:right="80" w:firstLine="0" w:firstLineChars="0"/>
-              <w:rPr>
-                <w:rFonts w:ascii="Arial" w:hAnsi="Arial" w:eastAsia="Arial" w:cs="Arial"/>
-                <w:i w:val="false"/>
-                <w:b w:val="false"/>
-                <w:u w:val="none"/>
-                <w:strike w:val="false"/>
-                <w:sz w:val="21"/>
-                <w:szCs w:val="21"/>
-                <w:color w:val="000000"/>
-              </w:rPr>
             </w:pPr>
             <w:r>
               <w:rPr>
-                <w:rFonts w:ascii="Arial" w:hAnsi="Arial" w:eastAsia="Arial" w:cs="Arial"/>
-                <w:i w:val="false"/>
-                <w:b w:val="false"/>
-                <w:u w:val="none"/>
-                <w:strike w:val="false"/>
+                <w:rFonts w:ascii="Arial" w:hAnsi="DejaVu Sans" w:eastAsia="DejaVu Sans" w:cs="DejaVu Sans"/>
+                <w:i w:val="false"/>
+                <w:b w:val="false"/>
+                <w:u w:val="none"/>
                 <w:sz w:val="21"/>
                 <w:szCs w:val="21"/>
                 <w:color w:val="000000"/>
@@ -412,6 +346,7 @@
         <w:trPr>
           <w:trHeight w:val="360" w:hRule="auto"/>
         </w:trPr>
+        body2
         <w:tc>
           <w:tcPr>
             <w:tcBorders>
@@ -441,24 +376,13 @@
               </w:pBdr>
               <w:spacing w:after="80" w:before="80" w:line="240"/>
               <w:ind w:left="80" w:right="80" w:firstLine="0" w:firstLineChars="0"/>
-              <w:rPr>
-                <w:rFonts w:ascii="Arial" w:hAnsi="Arial" w:eastAsia="Arial" w:cs="Arial"/>
-                <w:i w:val="false"/>
-                <w:b w:val="false"/>
-                <w:u w:val="none"/>
-                <w:strike w:val="false"/>
-                <w:sz w:val="21"/>
-                <w:szCs w:val="21"/>
-                <w:color w:val="000000"/>
-              </w:rPr>
             </w:pPr>
             <w:r>
               <w:rPr>
-                <w:rFonts w:ascii="Arial" w:hAnsi="Arial" w:eastAsia="Arial" w:cs="Arial"/>
-                <w:i w:val="false"/>
-                <w:b w:val="false"/>
-                <w:u w:val="none"/>
-                <w:strike w:val="false"/>
+                <w:rFonts w:ascii="Arial" w:hAnsi="DejaVu Sans" w:eastAsia="DejaVu Sans" w:cs="DejaVu Sans"/>
+                <w:i w:val="false"/>
+                <w:b w:val="false"/>
+                <w:u w:val="none"/>
                 <w:sz w:val="21"/>
                 <w:szCs w:val="21"/>
                 <w:color w:val="000000"/>
@@ -496,24 +420,13 @@
               </w:pBdr>
               <w:spacing w:after="80" w:before="80" w:line="240"/>
               <w:ind w:left="80" w:right="80" w:firstLine="0" w:firstLineChars="0"/>
-              <w:rPr>
-                <w:rFonts w:ascii="Arial" w:hAnsi="Arial" w:eastAsia="Arial" w:cs="Arial"/>
-                <w:i w:val="false"/>
-                <w:b w:val="false"/>
-                <w:u w:val="none"/>
-                <w:strike w:val="false"/>
-                <w:sz w:val="21"/>
-                <w:szCs w:val="21"/>
-                <w:color w:val="000000"/>
-              </w:rPr>
             </w:pPr>
             <w:r>
               <w:rPr>
-                <w:rFonts w:ascii="Arial" w:hAnsi="Arial" w:eastAsia="Arial" w:cs="Arial"/>
-                <w:i w:val="false"/>
-                <w:b w:val="false"/>
-                <w:u w:val="none"/>
-                <w:strike w:val="false"/>
+                <w:rFonts w:ascii="Arial" w:hAnsi="DejaVu Sans" w:eastAsia="DejaVu Sans" w:cs="DejaVu Sans"/>
+                <w:i w:val="false"/>
+                <w:b w:val="false"/>
+                <w:u w:val="none"/>
                 <w:sz w:val="21"/>
                 <w:szCs w:val="21"/>
                 <w:color w:val="000000"/>
@@ -551,24 +464,13 @@
               </w:pBdr>
               <w:spacing w:after="80" w:before="80" w:line="240"/>
               <w:ind w:left="80" w:right="80" w:firstLine="0" w:firstLineChars="0"/>
-              <w:rPr>
-                <w:rFonts w:ascii="Arial" w:hAnsi="Arial" w:eastAsia="Arial" w:cs="Arial"/>
-                <w:i w:val="false"/>
-                <w:b w:val="false"/>
-                <w:u w:val="none"/>
-                <w:strike w:val="false"/>
-                <w:sz w:val="21"/>
-                <w:szCs w:val="21"/>
-                <w:color w:val="000000"/>
-              </w:rPr>
             </w:pPr>
             <w:r>
               <w:rPr>
-                <w:rFonts w:ascii="Arial" w:hAnsi="Arial" w:eastAsia="Arial" w:cs="Arial"/>
-                <w:i w:val="false"/>
-                <w:b w:val="false"/>
-                <w:u w:val="none"/>
-                <w:strike w:val="false"/>
+                <w:rFonts w:ascii="Arial" w:hAnsi="DejaVu Sans" w:eastAsia="DejaVu Sans" w:cs="DejaVu Sans"/>
+                <w:i w:val="false"/>
+                <w:b w:val="false"/>
+                <w:u w:val="none"/>
                 <w:sz w:val="21"/>
                 <w:szCs w:val="21"/>
                 <w:color w:val="000000"/>
@@ -582,6 +484,7 @@
         <w:trPr>
           <w:trHeight w:val="360" w:hRule="auto"/>
         </w:trPr>
+        body3
         <w:tc>
           <w:tcPr>
             <w:tcBorders>
@@ -611,24 +514,13 @@
               </w:pBdr>
               <w:spacing w:after="80" w:before="80" w:line="240"/>
               <w:ind w:left="80" w:right="80" w:firstLine="0" w:firstLineChars="0"/>
-              <w:rPr>
-                <w:rFonts w:ascii="Arial" w:hAnsi="Arial" w:eastAsia="Arial" w:cs="Arial"/>
-                <w:i w:val="false"/>
-                <w:b w:val="false"/>
-                <w:u w:val="none"/>
-                <w:strike w:val="false"/>
-                <w:sz w:val="21"/>
-                <w:szCs w:val="21"/>
-                <w:color w:val="000000"/>
-              </w:rPr>
             </w:pPr>
             <w:r>
               <w:rPr>
-                <w:rFonts w:ascii="Arial" w:hAnsi="Arial" w:eastAsia="Arial" w:cs="Arial"/>
-                <w:i w:val="false"/>
-                <w:b w:val="false"/>
-                <w:u w:val="none"/>
-                <w:strike w:val="false"/>
+                <w:rFonts w:ascii="Arial" w:hAnsi="DejaVu Sans" w:eastAsia="DejaVu Sans" w:cs="DejaVu Sans"/>
+                <w:i w:val="false"/>
+                <w:b w:val="false"/>
+                <w:u w:val="none"/>
                 <w:sz w:val="21"/>
                 <w:szCs w:val="21"/>
                 <w:color w:val="000000"/>
@@ -666,24 +558,13 @@
               </w:pBdr>
               <w:spacing w:after="80" w:before="80" w:line="240"/>
               <w:ind w:left="80" w:right="80" w:firstLine="0" w:firstLineChars="0"/>
-              <w:rPr>
-                <w:rFonts w:ascii="Arial" w:hAnsi="Arial" w:eastAsia="Arial" w:cs="Arial"/>
-                <w:i w:val="false"/>
-                <w:b w:val="false"/>
-                <w:u w:val="none"/>
-                <w:strike w:val="false"/>
-                <w:sz w:val="21"/>
-                <w:szCs w:val="21"/>
-                <w:color w:val="000000"/>
-              </w:rPr>
             </w:pPr>
             <w:r>
               <w:rPr>
-                <w:rFonts w:ascii="Arial" w:hAnsi="Arial" w:eastAsia="Arial" w:cs="Arial"/>
-                <w:i w:val="false"/>
-                <w:b w:val="false"/>
-                <w:u w:val="none"/>
-                <w:strike w:val="false"/>
+                <w:rFonts w:ascii="Arial" w:hAnsi="DejaVu Sans" w:eastAsia="DejaVu Sans" w:cs="DejaVu Sans"/>
+                <w:i w:val="false"/>
+                <w:b w:val="false"/>
+                <w:u w:val="none"/>
                 <w:sz w:val="21"/>
                 <w:szCs w:val="21"/>
                 <w:color w:val="000000"/>
@@ -721,24 +602,13 @@
               </w:pBdr>
               <w:spacing w:after="80" w:before="80" w:line="240"/>
               <w:ind w:left="80" w:right="80" w:firstLine="0" w:firstLineChars="0"/>
-              <w:rPr>
-                <w:rFonts w:ascii="Arial" w:hAnsi="Arial" w:eastAsia="Arial" w:cs="Arial"/>
-                <w:i w:val="false"/>
-                <w:b w:val="false"/>
-                <w:u w:val="none"/>
-                <w:strike w:val="false"/>
-                <w:sz w:val="21"/>
-                <w:szCs w:val="21"/>
-                <w:color w:val="000000"/>
-              </w:rPr>
             </w:pPr>
             <w:r>
               <w:rPr>
-                <w:rFonts w:ascii="Arial" w:hAnsi="Arial" w:eastAsia="Arial" w:cs="Arial"/>
-                <w:i w:val="false"/>
-                <w:b w:val="false"/>
-                <w:u w:val="none"/>
-                <w:strike w:val="false"/>
+                <w:rFonts w:ascii="Arial" w:hAnsi="DejaVu Sans" w:eastAsia="DejaVu Sans" w:cs="DejaVu Sans"/>
+                <w:i w:val="false"/>
+                <w:b w:val="false"/>
+                <w:u w:val="none"/>
                 <w:sz w:val="21"/>
                 <w:szCs w:val="21"/>
                 <w:color w:val="000000"/>
@@ -752,6 +622,7 @@
         <w:trPr>
           <w:trHeight w:val="360" w:hRule="auto"/>
         </w:trPr>
+        body4
         <w:tc>
           <w:tcPr>
             <w:tcBorders>
@@ -781,24 +652,13 @@
               </w:pBdr>
               <w:spacing w:after="80" w:before="80" w:line="240"/>
               <w:ind w:left="80" w:right="80" w:firstLine="0" w:firstLineChars="0"/>
-              <w:rPr>
-                <w:rFonts w:ascii="Arial" w:hAnsi="Arial" w:eastAsia="Arial" w:cs="Arial"/>
-                <w:i w:val="false"/>
-                <w:b w:val="false"/>
-                <w:u w:val="none"/>
-                <w:strike w:val="false"/>
-                <w:sz w:val="21"/>
-                <w:szCs w:val="21"/>
-                <w:color w:val="000000"/>
-              </w:rPr>
             </w:pPr>
             <w:r>
               <w:rPr>
-                <w:rFonts w:ascii="Arial" w:hAnsi="Arial" w:eastAsia="Arial" w:cs="Arial"/>
-                <w:i w:val="false"/>
-                <w:b w:val="false"/>
-                <w:u w:val="none"/>
-                <w:strike w:val="false"/>
+                <w:rFonts w:ascii="Arial" w:hAnsi="DejaVu Sans" w:eastAsia="DejaVu Sans" w:cs="DejaVu Sans"/>
+                <w:i w:val="false"/>
+                <w:b w:val="false"/>
+                <w:u w:val="none"/>
                 <w:sz w:val="21"/>
                 <w:szCs w:val="21"/>
                 <w:color w:val="000000"/>
@@ -836,24 +696,13 @@
               </w:pBdr>
               <w:spacing w:after="80" w:before="80" w:line="240"/>
               <w:ind w:left="80" w:right="80" w:firstLine="0" w:firstLineChars="0"/>
-              <w:rPr>
-                <w:rFonts w:ascii="Arial" w:hAnsi="Arial" w:eastAsia="Arial" w:cs="Arial"/>
-                <w:i w:val="false"/>
-                <w:b w:val="false"/>
-                <w:u w:val="none"/>
-                <w:strike w:val="false"/>
-                <w:sz w:val="21"/>
-                <w:szCs w:val="21"/>
-                <w:color w:val="000000"/>
-              </w:rPr>
             </w:pPr>
             <w:r>
               <w:rPr>
-                <w:rFonts w:ascii="Arial" w:hAnsi="Arial" w:eastAsia="Arial" w:cs="Arial"/>
-                <w:i w:val="false"/>
-                <w:b w:val="false"/>
-                <w:u w:val="none"/>
-                <w:strike w:val="false"/>
+                <w:rFonts w:ascii="Arial" w:hAnsi="DejaVu Sans" w:eastAsia="DejaVu Sans" w:cs="DejaVu Sans"/>
+                <w:i w:val="false"/>
+                <w:b w:val="false"/>
+                <w:u w:val="none"/>
                 <w:sz w:val="21"/>
                 <w:szCs w:val="21"/>
                 <w:color w:val="000000"/>
@@ -891,24 +740,13 @@
               </w:pBdr>
               <w:spacing w:after="80" w:before="80" w:line="240"/>
               <w:ind w:left="80" w:right="80" w:firstLine="0" w:firstLineChars="0"/>
-              <w:rPr>
-                <w:rFonts w:ascii="Arial" w:hAnsi="Arial" w:eastAsia="Arial" w:cs="Arial"/>
-                <w:i w:val="false"/>
-                <w:b w:val="false"/>
-                <w:u w:val="none"/>
-                <w:strike w:val="false"/>
-                <w:sz w:val="21"/>
-                <w:szCs w:val="21"/>
-                <w:color w:val="000000"/>
-              </w:rPr>
             </w:pPr>
             <w:r>
               <w:rPr>
-                <w:rFonts w:ascii="Arial" w:hAnsi="Arial" w:eastAsia="Arial" w:cs="Arial"/>
-                <w:i w:val="false"/>
-                <w:b w:val="false"/>
-                <w:u w:val="none"/>
-                <w:strike w:val="false"/>
+                <w:rFonts w:ascii="Arial" w:hAnsi="DejaVu Sans" w:eastAsia="DejaVu Sans" w:cs="DejaVu Sans"/>
+                <w:i w:val="false"/>
+                <w:b w:val="false"/>
+                <w:u w:val="none"/>
                 <w:sz w:val="21"/>
                 <w:szCs w:val="21"/>
                 <w:color w:val="000000"/>
@@ -922,6 +760,7 @@
         <w:trPr>
           <w:trHeight w:val="360" w:hRule="auto"/>
         </w:trPr>
+        body5
         <w:tc>
           <w:tcPr>
             <w:tcBorders>
@@ -951,24 +790,13 @@
               </w:pBdr>
               <w:spacing w:after="80" w:before="80" w:line="240"/>
               <w:ind w:left="80" w:right="80" w:firstLine="0" w:firstLineChars="0"/>
-              <w:rPr>
-                <w:rFonts w:ascii="Arial" w:hAnsi="Arial" w:eastAsia="Arial" w:cs="Arial"/>
-                <w:i w:val="false"/>
-                <w:b w:val="false"/>
-                <w:u w:val="none"/>
-                <w:strike w:val="false"/>
-                <w:sz w:val="21"/>
-                <w:szCs w:val="21"/>
-                <w:color w:val="000000"/>
-              </w:rPr>
             </w:pPr>
             <w:r>
               <w:rPr>
-                <w:rFonts w:ascii="Arial" w:hAnsi="Arial" w:eastAsia="Arial" w:cs="Arial"/>
-                <w:i w:val="false"/>
-                <w:b w:val="false"/>
-                <w:u w:val="none"/>
-                <w:strike w:val="false"/>
+                <w:rFonts w:ascii="Arial" w:hAnsi="DejaVu Sans" w:eastAsia="DejaVu Sans" w:cs="DejaVu Sans"/>
+                <w:i w:val="false"/>
+                <w:b w:val="false"/>
+                <w:u w:val="none"/>
                 <w:sz w:val="21"/>
                 <w:szCs w:val="21"/>
                 <w:color w:val="000000"/>
@@ -1006,24 +834,13 @@
               </w:pBdr>
               <w:spacing w:after="80" w:before="80" w:line="240"/>
               <w:ind w:left="80" w:right="80" w:firstLine="0" w:firstLineChars="0"/>
-              <w:rPr>
-                <w:rFonts w:ascii="Arial" w:hAnsi="Arial" w:eastAsia="Arial" w:cs="Arial"/>
-                <w:i w:val="false"/>
-                <w:b w:val="false"/>
-                <w:u w:val="none"/>
-                <w:strike w:val="false"/>
-                <w:sz w:val="21"/>
-                <w:szCs w:val="21"/>
-                <w:color w:val="000000"/>
-              </w:rPr>
             </w:pPr>
             <w:r>
               <w:rPr>
-                <w:rFonts w:ascii="Arial" w:hAnsi="Arial" w:eastAsia="Arial" w:cs="Arial"/>
-                <w:i w:val="false"/>
-                <w:b w:val="false"/>
-                <w:u w:val="none"/>
-                <w:strike w:val="false"/>
+                <w:rFonts w:ascii="Arial" w:hAnsi="DejaVu Sans" w:eastAsia="DejaVu Sans" w:cs="DejaVu Sans"/>
+                <w:i w:val="false"/>
+                <w:b w:val="false"/>
+                <w:u w:val="none"/>
                 <w:sz w:val="21"/>
                 <w:szCs w:val="21"/>
                 <w:color w:val="000000"/>
@@ -1061,24 +878,13 @@
               </w:pBdr>
               <w:spacing w:after="80" w:before="80" w:line="240"/>
               <w:ind w:left="80" w:right="80" w:firstLine="0" w:firstLineChars="0"/>
-              <w:rPr>
-                <w:rFonts w:ascii="Arial" w:hAnsi="Arial" w:eastAsia="Arial" w:cs="Arial"/>
-                <w:i w:val="false"/>
-                <w:b w:val="false"/>
-                <w:u w:val="none"/>
-                <w:strike w:val="false"/>
-                <w:sz w:val="21"/>
-                <w:szCs w:val="21"/>
-                <w:color w:val="000000"/>
-              </w:rPr>
             </w:pPr>
             <w:r>
               <w:rPr>
-                <w:rFonts w:ascii="Arial" w:hAnsi="Arial" w:eastAsia="Arial" w:cs="Arial"/>
-                <w:i w:val="false"/>
-                <w:b w:val="false"/>
-                <w:u w:val="none"/>
-                <w:strike w:val="false"/>
+                <w:rFonts w:ascii="Arial" w:hAnsi="DejaVu Sans" w:eastAsia="DejaVu Sans" w:cs="DejaVu Sans"/>
+                <w:i w:val="false"/>
+                <w:b w:val="false"/>
+                <w:u w:val="none"/>
                 <w:sz w:val="21"/>
                 <w:szCs w:val="21"/>
                 <w:color w:val="000000"/>
@@ -1092,6 +898,7 @@
         <w:trPr>
           <w:trHeight w:val="360" w:hRule="auto"/>
         </w:trPr>
+        body6
         <w:tc>
           <w:tcPr>
             <w:tcBorders>
@@ -1121,24 +928,13 @@
               </w:pBdr>
               <w:spacing w:after="80" w:before="80" w:line="240"/>
               <w:ind w:left="80" w:right="80" w:firstLine="0" w:firstLineChars="0"/>
-              <w:rPr>
-                <w:rFonts w:ascii="Arial" w:hAnsi="Arial" w:eastAsia="Arial" w:cs="Arial"/>
-                <w:i w:val="false"/>
-                <w:b w:val="false"/>
-                <w:u w:val="none"/>
-                <w:strike w:val="false"/>
-                <w:sz w:val="21"/>
-                <w:szCs w:val="21"/>
-                <w:color w:val="000000"/>
-              </w:rPr>
             </w:pPr>
             <w:r>
               <w:rPr>
-                <w:rFonts w:ascii="Arial" w:hAnsi="Arial" w:eastAsia="Arial" w:cs="Arial"/>
-                <w:i w:val="false"/>
-                <w:b w:val="false"/>
-                <w:u w:val="none"/>
-                <w:strike w:val="false"/>
+                <w:rFonts w:ascii="Arial" w:hAnsi="DejaVu Sans" w:eastAsia="DejaVu Sans" w:cs="DejaVu Sans"/>
+                <w:i w:val="false"/>
+                <w:b w:val="false"/>
+                <w:u w:val="none"/>
                 <w:sz w:val="21"/>
                 <w:szCs w:val="21"/>
                 <w:color w:val="000000"/>
@@ -1176,24 +972,13 @@
               </w:pBdr>
               <w:spacing w:after="80" w:before="80" w:line="240"/>
               <w:ind w:left="80" w:right="80" w:firstLine="0" w:firstLineChars="0"/>
-              <w:rPr>
-                <w:rFonts w:ascii="Arial" w:hAnsi="Arial" w:eastAsia="Arial" w:cs="Arial"/>
-                <w:i w:val="false"/>
-                <w:b w:val="false"/>
-                <w:u w:val="none"/>
-                <w:strike w:val="false"/>
-                <w:sz w:val="21"/>
-                <w:szCs w:val="21"/>
-                <w:color w:val="000000"/>
-              </w:rPr>
             </w:pPr>
             <w:r>
               <w:rPr>
-                <w:rFonts w:ascii="Arial" w:hAnsi="Arial" w:eastAsia="Arial" w:cs="Arial"/>
-                <w:i w:val="false"/>
-                <w:b w:val="false"/>
-                <w:u w:val="none"/>
-                <w:strike w:val="false"/>
+                <w:rFonts w:ascii="Arial" w:hAnsi="DejaVu Sans" w:eastAsia="DejaVu Sans" w:cs="DejaVu Sans"/>
+                <w:i w:val="false"/>
+                <w:b w:val="false"/>
+                <w:u w:val="none"/>
                 <w:sz w:val="21"/>
                 <w:szCs w:val="21"/>
                 <w:color w:val="000000"/>
@@ -1231,24 +1016,13 @@
               </w:pBdr>
               <w:spacing w:after="80" w:before="80" w:line="240"/>
               <w:ind w:left="80" w:right="80" w:firstLine="0" w:firstLineChars="0"/>
-              <w:rPr>
-                <w:rFonts w:ascii="Arial" w:hAnsi="Arial" w:eastAsia="Arial" w:cs="Arial"/>
-                <w:i w:val="false"/>
-                <w:b w:val="false"/>
-                <w:u w:val="none"/>
-                <w:strike w:val="false"/>
-                <w:sz w:val="21"/>
-                <w:szCs w:val="21"/>
-                <w:color w:val="000000"/>
-              </w:rPr>
             </w:pPr>
             <w:r>
               <w:rPr>
-                <w:rFonts w:ascii="Arial" w:hAnsi="Arial" w:eastAsia="Arial" w:cs="Arial"/>
-                <w:i w:val="false"/>
-                <w:b w:val="false"/>
-                <w:u w:val="none"/>
-                <w:strike w:val="false"/>
+                <w:rFonts w:ascii="Arial" w:hAnsi="DejaVu Sans" w:eastAsia="DejaVu Sans" w:cs="DejaVu Sans"/>
+                <w:i w:val="false"/>
+                <w:b w:val="false"/>
+                <w:u w:val="none"/>
                 <w:sz w:val="21"/>
                 <w:szCs w:val="21"/>
                 <w:color w:val="000000"/>
@@ -1278,7 +1052,6 @@
           <w:i w:val="false"/>
           <w:b w:val="true"/>
           <w:u w:val="none"/>
-          <w:strike w:val="false"/>
           <w:sz w:val="26"/>
           <w:szCs w:val="26"/>
           <w:color w:val="215A9E"/>
@@ -1305,7 +1078,6 @@
           <w:i w:val="true"/>
           <w:b w:val="false"/>
           <w:u w:val="none"/>
-          <w:strike w:val="false"/>
           <w:sz w:val="22"/>
           <w:szCs w:val="22"/>
           <w:color w:val="000000"/>
@@ -1332,7 +1104,6 @@
           <w:i w:val="false"/>
           <w:b w:val="true"/>
           <w:u w:val="none"/>
-          <w:strike w:val="false"/>
           <w:sz w:val="26"/>
           <w:szCs w:val="26"/>
           <w:color w:val="215A9E"/>
@@ -1359,7 +1130,6 @@
           <w:i w:val="true"/>
           <w:b w:val="false"/>
           <w:u w:val="none"/>
-          <w:strike w:val="false"/>
           <w:sz w:val="22"/>
           <w:szCs w:val="22"/>
           <w:color w:val="000000"/>
@@ -1386,7 +1156,6 @@
           <w:i w:val="false"/>
           <w:b w:val="false"/>
           <w:u w:val="none"/>
-          <w:strike w:val="false"/>
           <w:sz w:val="22"/>
           <w:szCs w:val="22"/>
           <w:color w:val="000000"/>
@@ -1419,7 +1188,6 @@
           <w:i w:val="false"/>
           <w:b w:val="false"/>
           <w:u w:val="none"/>
-          <w:strike w:val="false"/>
           <w:sz w:val="18"/>
           <w:szCs w:val="18"/>
           <w:color w:val="545860"/>
@@ -1446,7 +1214,6 @@
           <w:i w:val="false"/>
           <w:b w:val="true"/>
           <w:u w:val="none"/>
-          <w:strike w:val="false"/>
           <w:sz w:val="36"/>
           <w:szCs w:val="36"/>
           <w:color w:val="063360"/>
@@ -1466,8 +1233,9 @@
       </w:tblGrid>
       <w:tr>
         <w:trPr>
-          <w:trHeight w:val="3168" w:hRule="atLeast"/>
+          <w:trHeight w:val="3456" w:hRule="atLeast"/>
         </w:trPr>
+        body1
         <w:tc>
           <w:tcPr>
             <w:tcBorders>
@@ -1497,16 +1265,6 @@
               </w:pBdr>
               <w:spacing w:after="200" w:before="200" w:line="240"/>
               <w:ind w:left="200" w:right="200" w:firstLine="0" w:firstLineChars="0"/>
-              <w:rPr>
-                <w:rFonts w:ascii="Arial" w:hAnsi="Arial" w:eastAsia="Arial" w:cs="Arial"/>
-                <w:i w:val="false"/>
-                <w:b w:val="false"/>
-                <w:u w:val="none"/>
-                <w:strike w:val="false"/>
-                <w:sz w:val="21"/>
-                <w:szCs w:val="21"/>
-                <w:color w:val="000000"/>
-              </w:rPr>
             </w:pPr>
             <w:r>
               <w:rPr>
@@ -1514,7 +1272,6 @@
                 <w:i w:val="false"/>
                 <w:b w:val="true"/>
                 <w:u w:val="none"/>
-                <w:strike w:val="false"/>
                 <w:sz w:val="22"/>
                 <w:szCs w:val="22"/>
                 <w:color w:val="063360"/>
@@ -1527,20 +1284,18 @@
                 <w:i w:val="false"/>
                 <w:b w:val="false"/>
                 <w:u w:val="none"/>
-                <w:strike w:val="false"/>
-                <w:sz w:val="21"/>
-                <w:szCs w:val="21"/>
-                <w:color w:val="000000"/>
-              </w:rPr>
-              <w:br/>
-            </w:r>
-            <w:r>
-              <w:rPr>
-                <w:rFonts w:ascii="Arial" w:hAnsi="Arial" w:eastAsia="Arial" w:cs="Arial"/>
-                <w:i w:val="false"/>
-                <w:b w:val="false"/>
-                <w:u w:val="none"/>
-                <w:strike w:val="false"/>
+                <w:sz w:val="21"/>
+                <w:szCs w:val="21"/>
+                <w:color w:val="000000"/>
+              </w:rPr>
+              <w:br/>
+            </w:r>
+            <w:r>
+              <w:rPr>
+                <w:rFonts w:ascii="Arial" w:hAnsi="Arial" w:eastAsia="Arial" w:cs="Arial"/>
+                <w:i w:val="false"/>
+                <w:b w:val="false"/>
+                <w:u w:val="none"/>
                 <w:sz w:val="21"/>
                 <w:szCs w:val="21"/>
                 <w:color w:val="000000"/>
@@ -1553,33 +1308,54 @@
                 <w:i w:val="false"/>
                 <w:b w:val="false"/>
                 <w:u w:val="none"/>
-                <w:strike w:val="false"/>
-                <w:sz w:val="21"/>
-                <w:szCs w:val="21"/>
-                <w:color w:val="000000"/>
-              </w:rPr>
-              <w:br/>
-            </w:r>
-            <w:r>
-              <w:rPr>
-                <w:rFonts w:ascii="Arial" w:hAnsi="Arial" w:eastAsia="Arial" w:cs="Arial"/>
-                <w:i w:val="false"/>
-                <w:b w:val="false"/>
-                <w:u w:val="none"/>
-                <w:strike w:val="false"/>
-                <w:sz w:val="21"/>
-                <w:szCs w:val="21"/>
-                <w:color w:val="000000"/>
-              </w:rPr>
-              <w:br/>
-            </w:r>
-            <w:r>
-              <w:rPr>
-                <w:rFonts w:ascii="Arial" w:hAnsi="Arial" w:eastAsia="Arial" w:cs="Arial"/>
-                <w:i w:val="false"/>
-                <w:b w:val="false"/>
-                <w:u w:val="none"/>
-                <w:strike w:val="false"/>
+                <w:sz w:val="21"/>
+                <w:szCs w:val="21"/>
+                <w:color w:val="000000"/>
+              </w:rPr>
+              <w:br/>
+            </w:r>
+            <w:r>
+              <w:rPr>
+                <w:rFonts w:ascii="Arial" w:hAnsi="Arial" w:eastAsia="Arial" w:cs="Arial"/>
+                <w:i w:val="false"/>
+                <w:b w:val="false"/>
+                <w:u w:val="none"/>
+                <w:sz w:val="21"/>
+                <w:szCs w:val="21"/>
+                <w:color w:val="000000"/>
+              </w:rPr>
+              <w:br/>
+            </w:r>
+            <w:r>
+              <w:rPr>
+                <w:rFonts w:ascii="Arial" w:hAnsi="Arial" w:eastAsia="Arial" w:cs="Arial"/>
+                <w:i w:val="false"/>
+                <w:b w:val="false"/>
+                <w:u w:val="none"/>
+                <w:sz w:val="21"/>
+                <w:szCs w:val="21"/>
+                <w:color w:val="000000"/>
+              </w:rPr>
+              <w:t xml:space="preserve">Predict the ratio: ______  Post a sticky note with your card number and prediction on the ratio wall.</w:t>
+            </w:r>
+            <w:r>
+              <w:rPr>
+                <w:rFonts w:ascii="Arial" w:hAnsi="Arial" w:eastAsia="Arial" w:cs="Arial"/>
+                <w:i w:val="false"/>
+                <w:b w:val="false"/>
+                <w:u w:val="none"/>
+                <w:sz w:val="21"/>
+                <w:szCs w:val="21"/>
+                <w:color w:val="000000"/>
+              </w:rPr>
+              <w:br/>
+            </w:r>
+            <w:r>
+              <w:rPr>
+                <w:rFonts w:ascii="Arial" w:hAnsi="Arial" w:eastAsia="Arial" w:cs="Arial"/>
+                <w:i w:val="false"/>
+                <w:b w:val="false"/>
+                <w:u w:val="none"/>
                 <w:sz w:val="21"/>
                 <w:szCs w:val="21"/>
                 <w:color w:val="000000"/>
@@ -1592,33 +1368,54 @@
                 <w:i w:val="false"/>
                 <w:b w:val="false"/>
                 <w:u w:val="none"/>
-                <w:strike w:val="false"/>
-                <w:sz w:val="21"/>
-                <w:szCs w:val="21"/>
-                <w:color w:val="000000"/>
-              </w:rPr>
-              <w:br/>
-            </w:r>
-            <w:r>
-              <w:rPr>
-                <w:rFonts w:ascii="Arial" w:hAnsi="Arial" w:eastAsia="Arial" w:cs="Arial"/>
-                <w:i w:val="false"/>
-                <w:b w:val="false"/>
-                <w:u w:val="none"/>
-                <w:strike w:val="false"/>
-                <w:sz w:val="21"/>
-                <w:szCs w:val="21"/>
-                <w:color w:val="000000"/>
-              </w:rPr>
-              <w:br/>
-            </w:r>
-            <w:r>
-              <w:rPr>
-                <w:rFonts w:ascii="Arial" w:hAnsi="Arial" w:eastAsia="Arial" w:cs="Arial"/>
-                <w:i w:val="false"/>
-                <w:b w:val="false"/>
-                <w:u w:val="none"/>
-                <w:strike w:val="false"/>
+                <w:sz w:val="21"/>
+                <w:szCs w:val="21"/>
+                <w:color w:val="000000"/>
+              </w:rPr>
+              <w:br/>
+            </w:r>
+            <w:r>
+              <w:rPr>
+                <w:rFonts w:ascii="Arial" w:hAnsi="Arial" w:eastAsia="Arial" w:cs="Arial"/>
+                <w:i w:val="false"/>
+                <w:b w:val="false"/>
+                <w:u w:val="none"/>
+                <w:sz w:val="21"/>
+                <w:szCs w:val="21"/>
+                <w:color w:val="000000"/>
+              </w:rPr>
+              <w:t xml:space="preserve">Then put this card on the wall at the ratio shown on screen.</w:t>
+            </w:r>
+            <w:r>
+              <w:rPr>
+                <w:rFonts w:ascii="Arial" w:hAnsi="Arial" w:eastAsia="Arial" w:cs="Arial"/>
+                <w:i w:val="false"/>
+                <w:b w:val="false"/>
+                <w:u w:val="none"/>
+                <w:sz w:val="21"/>
+                <w:szCs w:val="21"/>
+                <w:color w:val="000000"/>
+              </w:rPr>
+              <w:br/>
+            </w:r>
+            <w:r>
+              <w:rPr>
+                <w:rFonts w:ascii="Arial" w:hAnsi="Arial" w:eastAsia="Arial" w:cs="Arial"/>
+                <w:i w:val="false"/>
+                <w:b w:val="false"/>
+                <w:u w:val="none"/>
+                <w:sz w:val="21"/>
+                <w:szCs w:val="21"/>
+                <w:color w:val="000000"/>
+              </w:rPr>
+              <w:br/>
+            </w:r>
+            <w:r>
+              <w:rPr>
+                <w:rFonts w:ascii="Arial" w:hAnsi="Arial" w:eastAsia="Arial" w:cs="Arial"/>
+                <w:i w:val="false"/>
+                <w:b w:val="false"/>
+                <w:u w:val="none"/>
                 <w:sz w:val="21"/>
                 <w:szCs w:val="21"/>
                 <w:color w:val="000000"/>
@@ -1631,20 +1428,18 @@
                 <w:i w:val="false"/>
                 <w:b w:val="false"/>
                 <w:u w:val="none"/>
-                <w:strike w:val="false"/>
-                <w:sz w:val="21"/>
-                <w:szCs w:val="21"/>
-                <w:color w:val="000000"/>
-              </w:rPr>
-              <w:br/>
-            </w:r>
-            <w:r>
-              <w:rPr>
-                <w:rFonts w:ascii="Arial" w:hAnsi="Arial" w:eastAsia="Arial" w:cs="Arial"/>
-                <w:i w:val="false"/>
-                <w:b w:val="false"/>
-                <w:u w:val="none"/>
-                <w:strike w:val="false"/>
+                <w:sz w:val="21"/>
+                <w:szCs w:val="21"/>
+                <w:color w:val="000000"/>
+              </w:rPr>
+              <w:br/>
+            </w:r>
+            <w:r>
+              <w:rPr>
+                <w:rFonts w:ascii="Arial" w:hAnsi="Arial" w:eastAsia="Arial" w:cs="Arial"/>
+                <w:i w:val="false"/>
+                <w:b w:val="false"/>
+                <w:u w:val="none"/>
                 <w:sz w:val="21"/>
                 <w:szCs w:val="21"/>
                 <w:color w:val="000000"/>
@@ -1682,16 +1477,6 @@
               </w:pBdr>
               <w:spacing w:after="200" w:before="200" w:line="240"/>
               <w:ind w:left="200" w:right="200" w:firstLine="0" w:firstLineChars="0"/>
-              <w:rPr>
-                <w:rFonts w:ascii="Arial" w:hAnsi="Arial" w:eastAsia="Arial" w:cs="Arial"/>
-                <w:i w:val="false"/>
-                <w:b w:val="false"/>
-                <w:u w:val="none"/>
-                <w:strike w:val="false"/>
-                <w:sz w:val="21"/>
-                <w:szCs w:val="21"/>
-                <w:color w:val="000000"/>
-              </w:rPr>
             </w:pPr>
             <w:r>
               <w:rPr>
@@ -1699,7 +1484,6 @@
                 <w:i w:val="false"/>
                 <w:b w:val="true"/>
                 <w:u w:val="none"/>
-                <w:strike w:val="false"/>
                 <w:sz w:val="22"/>
                 <w:szCs w:val="22"/>
                 <w:color w:val="063360"/>
@@ -1712,20 +1496,18 @@
                 <w:i w:val="false"/>
                 <w:b w:val="false"/>
                 <w:u w:val="none"/>
-                <w:strike w:val="false"/>
-                <w:sz w:val="21"/>
-                <w:szCs w:val="21"/>
-                <w:color w:val="000000"/>
-              </w:rPr>
-              <w:br/>
-            </w:r>
-            <w:r>
-              <w:rPr>
-                <w:rFonts w:ascii="Arial" w:hAnsi="Arial" w:eastAsia="Arial" w:cs="Arial"/>
-                <w:i w:val="false"/>
-                <w:b w:val="false"/>
-                <w:u w:val="none"/>
-                <w:strike w:val="false"/>
+                <w:sz w:val="21"/>
+                <w:szCs w:val="21"/>
+                <w:color w:val="000000"/>
+              </w:rPr>
+              <w:br/>
+            </w:r>
+            <w:r>
+              <w:rPr>
+                <w:rFonts w:ascii="Arial" w:hAnsi="Arial" w:eastAsia="Arial" w:cs="Arial"/>
+                <w:i w:val="false"/>
+                <w:b w:val="false"/>
+                <w:u w:val="none"/>
                 <w:sz w:val="21"/>
                 <w:szCs w:val="21"/>
                 <w:color w:val="000000"/>
@@ -1738,33 +1520,54 @@
                 <w:i w:val="false"/>
                 <w:b w:val="false"/>
                 <w:u w:val="none"/>
-                <w:strike w:val="false"/>
-                <w:sz w:val="21"/>
-                <w:szCs w:val="21"/>
-                <w:color w:val="000000"/>
-              </w:rPr>
-              <w:br/>
-            </w:r>
-            <w:r>
-              <w:rPr>
-                <w:rFonts w:ascii="Arial" w:hAnsi="Arial" w:eastAsia="Arial" w:cs="Arial"/>
-                <w:i w:val="false"/>
-                <w:b w:val="false"/>
-                <w:u w:val="none"/>
-                <w:strike w:val="false"/>
-                <w:sz w:val="21"/>
-                <w:szCs w:val="21"/>
-                <w:color w:val="000000"/>
-              </w:rPr>
-              <w:br/>
-            </w:r>
-            <w:r>
-              <w:rPr>
-                <w:rFonts w:ascii="Arial" w:hAnsi="Arial" w:eastAsia="Arial" w:cs="Arial"/>
-                <w:i w:val="false"/>
-                <w:b w:val="false"/>
-                <w:u w:val="none"/>
-                <w:strike w:val="false"/>
+                <w:sz w:val="21"/>
+                <w:szCs w:val="21"/>
+                <w:color w:val="000000"/>
+              </w:rPr>
+              <w:br/>
+            </w:r>
+            <w:r>
+              <w:rPr>
+                <w:rFonts w:ascii="Arial" w:hAnsi="Arial" w:eastAsia="Arial" w:cs="Arial"/>
+                <w:i w:val="false"/>
+                <w:b w:val="false"/>
+                <w:u w:val="none"/>
+                <w:sz w:val="21"/>
+                <w:szCs w:val="21"/>
+                <w:color w:val="000000"/>
+              </w:rPr>
+              <w:br/>
+            </w:r>
+            <w:r>
+              <w:rPr>
+                <w:rFonts w:ascii="Arial" w:hAnsi="Arial" w:eastAsia="Arial" w:cs="Arial"/>
+                <w:i w:val="false"/>
+                <w:b w:val="false"/>
+                <w:u w:val="none"/>
+                <w:sz w:val="21"/>
+                <w:szCs w:val="21"/>
+                <w:color w:val="000000"/>
+              </w:rPr>
+              <w:t xml:space="preserve">Predict the ratio: ______  Post a sticky note with your card number and prediction on the ratio wall.</w:t>
+            </w:r>
+            <w:r>
+              <w:rPr>
+                <w:rFonts w:ascii="Arial" w:hAnsi="Arial" w:eastAsia="Arial" w:cs="Arial"/>
+                <w:i w:val="false"/>
+                <w:b w:val="false"/>
+                <w:u w:val="none"/>
+                <w:sz w:val="21"/>
+                <w:szCs w:val="21"/>
+                <w:color w:val="000000"/>
+              </w:rPr>
+              <w:br/>
+            </w:r>
+            <w:r>
+              <w:rPr>
+                <w:rFonts w:ascii="Arial" w:hAnsi="Arial" w:eastAsia="Arial" w:cs="Arial"/>
+                <w:i w:val="false"/>
+                <w:b w:val="false"/>
+                <w:u w:val="none"/>
                 <w:sz w:val="21"/>
                 <w:szCs w:val="21"/>
                 <w:color w:val="000000"/>
@@ -1777,33 +1580,54 @@
                 <w:i w:val="false"/>
                 <w:b w:val="false"/>
                 <w:u w:val="none"/>
-                <w:strike w:val="false"/>
-                <w:sz w:val="21"/>
-                <w:szCs w:val="21"/>
-                <w:color w:val="000000"/>
-              </w:rPr>
-              <w:br/>
-            </w:r>
-            <w:r>
-              <w:rPr>
-                <w:rFonts w:ascii="Arial" w:hAnsi="Arial" w:eastAsia="Arial" w:cs="Arial"/>
-                <w:i w:val="false"/>
-                <w:b w:val="false"/>
-                <w:u w:val="none"/>
-                <w:strike w:val="false"/>
-                <w:sz w:val="21"/>
-                <w:szCs w:val="21"/>
-                <w:color w:val="000000"/>
-              </w:rPr>
-              <w:br/>
-            </w:r>
-            <w:r>
-              <w:rPr>
-                <w:rFonts w:ascii="Arial" w:hAnsi="Arial" w:eastAsia="Arial" w:cs="Arial"/>
-                <w:i w:val="false"/>
-                <w:b w:val="false"/>
-                <w:u w:val="none"/>
-                <w:strike w:val="false"/>
+                <w:sz w:val="21"/>
+                <w:szCs w:val="21"/>
+                <w:color w:val="000000"/>
+              </w:rPr>
+              <w:br/>
+            </w:r>
+            <w:r>
+              <w:rPr>
+                <w:rFonts w:ascii="Arial" w:hAnsi="Arial" w:eastAsia="Arial" w:cs="Arial"/>
+                <w:i w:val="false"/>
+                <w:b w:val="false"/>
+                <w:u w:val="none"/>
+                <w:sz w:val="21"/>
+                <w:szCs w:val="21"/>
+                <w:color w:val="000000"/>
+              </w:rPr>
+              <w:t xml:space="preserve">Then put this card on the wall at the ratio shown on screen.</w:t>
+            </w:r>
+            <w:r>
+              <w:rPr>
+                <w:rFonts w:ascii="Arial" w:hAnsi="Arial" w:eastAsia="Arial" w:cs="Arial"/>
+                <w:i w:val="false"/>
+                <w:b w:val="false"/>
+                <w:u w:val="none"/>
+                <w:sz w:val="21"/>
+                <w:szCs w:val="21"/>
+                <w:color w:val="000000"/>
+              </w:rPr>
+              <w:br/>
+            </w:r>
+            <w:r>
+              <w:rPr>
+                <w:rFonts w:ascii="Arial" w:hAnsi="Arial" w:eastAsia="Arial" w:cs="Arial"/>
+                <w:i w:val="false"/>
+                <w:b w:val="false"/>
+                <w:u w:val="none"/>
+                <w:sz w:val="21"/>
+                <w:szCs w:val="21"/>
+                <w:color w:val="000000"/>
+              </w:rPr>
+              <w:br/>
+            </w:r>
+            <w:r>
+              <w:rPr>
+                <w:rFonts w:ascii="Arial" w:hAnsi="Arial" w:eastAsia="Arial" w:cs="Arial"/>
+                <w:i w:val="false"/>
+                <w:b w:val="false"/>
+                <w:u w:val="none"/>
                 <w:sz w:val="21"/>
                 <w:szCs w:val="21"/>
                 <w:color w:val="000000"/>
@@ -1816,20 +1640,18 @@
                 <w:i w:val="false"/>
                 <w:b w:val="false"/>
                 <w:u w:val="none"/>
-                <w:strike w:val="false"/>
-                <w:sz w:val="21"/>
-                <w:szCs w:val="21"/>
-                <w:color w:val="000000"/>
-              </w:rPr>
-              <w:br/>
-            </w:r>
-            <w:r>
-              <w:rPr>
-                <w:rFonts w:ascii="Arial" w:hAnsi="Arial" w:eastAsia="Arial" w:cs="Arial"/>
-                <w:i w:val="false"/>
-                <w:b w:val="false"/>
-                <w:u w:val="none"/>
-                <w:strike w:val="false"/>
+                <w:sz w:val="21"/>
+                <w:szCs w:val="21"/>
+                <w:color w:val="000000"/>
+              </w:rPr>
+              <w:br/>
+            </w:r>
+            <w:r>
+              <w:rPr>
+                <w:rFonts w:ascii="Arial" w:hAnsi="Arial" w:eastAsia="Arial" w:cs="Arial"/>
+                <w:i w:val="false"/>
+                <w:b w:val="false"/>
+                <w:u w:val="none"/>
                 <w:sz w:val="21"/>
                 <w:szCs w:val="21"/>
                 <w:color w:val="000000"/>
@@ -1841,8 +1663,9 @@
       </w:tr>
       <w:tr>
         <w:trPr>
-          <w:trHeight w:val="3168" w:hRule="atLeast"/>
+          <w:trHeight w:val="3456" w:hRule="atLeast"/>
         </w:trPr>
+        body2
         <w:tc>
           <w:tcPr>
             <w:tcBorders>
@@ -1872,16 +1695,6 @@
               </w:pBdr>
               <w:spacing w:after="200" w:before="200" w:line="240"/>
               <w:ind w:left="200" w:right="200" w:firstLine="0" w:firstLineChars="0"/>
-              <w:rPr>
-                <w:rFonts w:ascii="Arial" w:hAnsi="Arial" w:eastAsia="Arial" w:cs="Arial"/>
-                <w:i w:val="false"/>
-                <w:b w:val="false"/>
-                <w:u w:val="none"/>
-                <w:strike w:val="false"/>
-                <w:sz w:val="21"/>
-                <w:szCs w:val="21"/>
-                <w:color w:val="000000"/>
-              </w:rPr>
             </w:pPr>
             <w:r>
               <w:rPr>
@@ -1889,7 +1702,6 @@
                 <w:i w:val="false"/>
                 <w:b w:val="true"/>
                 <w:u w:val="none"/>
-                <w:strike w:val="false"/>
                 <w:sz w:val="22"/>
                 <w:szCs w:val="22"/>
                 <w:color w:val="063360"/>
@@ -1902,20 +1714,18 @@
                 <w:i w:val="false"/>
                 <w:b w:val="false"/>
                 <w:u w:val="none"/>
-                <w:strike w:val="false"/>
-                <w:sz w:val="21"/>
-                <w:szCs w:val="21"/>
-                <w:color w:val="000000"/>
-              </w:rPr>
-              <w:br/>
-            </w:r>
-            <w:r>
-              <w:rPr>
-                <w:rFonts w:ascii="Arial" w:hAnsi="Arial" w:eastAsia="Arial" w:cs="Arial"/>
-                <w:i w:val="false"/>
-                <w:b w:val="false"/>
-                <w:u w:val="none"/>
-                <w:strike w:val="false"/>
+                <w:sz w:val="21"/>
+                <w:szCs w:val="21"/>
+                <w:color w:val="000000"/>
+              </w:rPr>
+              <w:br/>
+            </w:r>
+            <w:r>
+              <w:rPr>
+                <w:rFonts w:ascii="Arial" w:hAnsi="Arial" w:eastAsia="Arial" w:cs="Arial"/>
+                <w:i w:val="false"/>
+                <w:b w:val="false"/>
+                <w:u w:val="none"/>
                 <w:sz w:val="21"/>
                 <w:szCs w:val="21"/>
                 <w:color w:val="000000"/>
@@ -1928,33 +1738,54 @@
                 <w:i w:val="false"/>
                 <w:b w:val="false"/>
                 <w:u w:val="none"/>
-                <w:strike w:val="false"/>
-                <w:sz w:val="21"/>
-                <w:szCs w:val="21"/>
-                <w:color w:val="000000"/>
-              </w:rPr>
-              <w:br/>
-            </w:r>
-            <w:r>
-              <w:rPr>
-                <w:rFonts w:ascii="Arial" w:hAnsi="Arial" w:eastAsia="Arial" w:cs="Arial"/>
-                <w:i w:val="false"/>
-                <w:b w:val="false"/>
-                <w:u w:val="none"/>
-                <w:strike w:val="false"/>
-                <w:sz w:val="21"/>
-                <w:szCs w:val="21"/>
-                <w:color w:val="000000"/>
-              </w:rPr>
-              <w:br/>
-            </w:r>
-            <w:r>
-              <w:rPr>
-                <w:rFonts w:ascii="Arial" w:hAnsi="Arial" w:eastAsia="Arial" w:cs="Arial"/>
-                <w:i w:val="false"/>
-                <w:b w:val="false"/>
-                <w:u w:val="none"/>
-                <w:strike w:val="false"/>
+                <w:sz w:val="21"/>
+                <w:szCs w:val="21"/>
+                <w:color w:val="000000"/>
+              </w:rPr>
+              <w:br/>
+            </w:r>
+            <w:r>
+              <w:rPr>
+                <w:rFonts w:ascii="Arial" w:hAnsi="Arial" w:eastAsia="Arial" w:cs="Arial"/>
+                <w:i w:val="false"/>
+                <w:b w:val="false"/>
+                <w:u w:val="none"/>
+                <w:sz w:val="21"/>
+                <w:szCs w:val="21"/>
+                <w:color w:val="000000"/>
+              </w:rPr>
+              <w:br/>
+            </w:r>
+            <w:r>
+              <w:rPr>
+                <w:rFonts w:ascii="Arial" w:hAnsi="Arial" w:eastAsia="Arial" w:cs="Arial"/>
+                <w:i w:val="false"/>
+                <w:b w:val="false"/>
+                <w:u w:val="none"/>
+                <w:sz w:val="21"/>
+                <w:szCs w:val="21"/>
+                <w:color w:val="000000"/>
+              </w:rPr>
+              <w:t xml:space="preserve">Predict the ratio: ______  Post a sticky note with your card number and prediction on the ratio wall.</w:t>
+            </w:r>
+            <w:r>
+              <w:rPr>
+                <w:rFonts w:ascii="Arial" w:hAnsi="Arial" w:eastAsia="Arial" w:cs="Arial"/>
+                <w:i w:val="false"/>
+                <w:b w:val="false"/>
+                <w:u w:val="none"/>
+                <w:sz w:val="21"/>
+                <w:szCs w:val="21"/>
+                <w:color w:val="000000"/>
+              </w:rPr>
+              <w:br/>
+            </w:r>
+            <w:r>
+              <w:rPr>
+                <w:rFonts w:ascii="Arial" w:hAnsi="Arial" w:eastAsia="Arial" w:cs="Arial"/>
+                <w:i w:val="false"/>
+                <w:b w:val="false"/>
+                <w:u w:val="none"/>
                 <w:sz w:val="21"/>
                 <w:szCs w:val="21"/>
                 <w:color w:val="000000"/>
@@ -1967,33 +1798,54 @@
                 <w:i w:val="false"/>
                 <w:b w:val="false"/>
                 <w:u w:val="none"/>
-                <w:strike w:val="false"/>
-                <w:sz w:val="21"/>
-                <w:szCs w:val="21"/>
-                <w:color w:val="000000"/>
-              </w:rPr>
-              <w:br/>
-            </w:r>
-            <w:r>
-              <w:rPr>
-                <w:rFonts w:ascii="Arial" w:hAnsi="Arial" w:eastAsia="Arial" w:cs="Arial"/>
-                <w:i w:val="false"/>
-                <w:b w:val="false"/>
-                <w:u w:val="none"/>
-                <w:strike w:val="false"/>
-                <w:sz w:val="21"/>
-                <w:szCs w:val="21"/>
-                <w:color w:val="000000"/>
-              </w:rPr>
-              <w:br/>
-            </w:r>
-            <w:r>
-              <w:rPr>
-                <w:rFonts w:ascii="Arial" w:hAnsi="Arial" w:eastAsia="Arial" w:cs="Arial"/>
-                <w:i w:val="false"/>
-                <w:b w:val="false"/>
-                <w:u w:val="none"/>
-                <w:strike w:val="false"/>
+                <w:sz w:val="21"/>
+                <w:szCs w:val="21"/>
+                <w:color w:val="000000"/>
+              </w:rPr>
+              <w:br/>
+            </w:r>
+            <w:r>
+              <w:rPr>
+                <w:rFonts w:ascii="Arial" w:hAnsi="Arial" w:eastAsia="Arial" w:cs="Arial"/>
+                <w:i w:val="false"/>
+                <w:b w:val="false"/>
+                <w:u w:val="none"/>
+                <w:sz w:val="21"/>
+                <w:szCs w:val="21"/>
+                <w:color w:val="000000"/>
+              </w:rPr>
+              <w:t xml:space="preserve">Then put this card on the wall at the ratio shown on screen.</w:t>
+            </w:r>
+            <w:r>
+              <w:rPr>
+                <w:rFonts w:ascii="Arial" w:hAnsi="Arial" w:eastAsia="Arial" w:cs="Arial"/>
+                <w:i w:val="false"/>
+                <w:b w:val="false"/>
+                <w:u w:val="none"/>
+                <w:sz w:val="21"/>
+                <w:szCs w:val="21"/>
+                <w:color w:val="000000"/>
+              </w:rPr>
+              <w:br/>
+            </w:r>
+            <w:r>
+              <w:rPr>
+                <w:rFonts w:ascii="Arial" w:hAnsi="Arial" w:eastAsia="Arial" w:cs="Arial"/>
+                <w:i w:val="false"/>
+                <w:b w:val="false"/>
+                <w:u w:val="none"/>
+                <w:sz w:val="21"/>
+                <w:szCs w:val="21"/>
+                <w:color w:val="000000"/>
+              </w:rPr>
+              <w:br/>
+            </w:r>
+            <w:r>
+              <w:rPr>
+                <w:rFonts w:ascii="Arial" w:hAnsi="Arial" w:eastAsia="Arial" w:cs="Arial"/>
+                <w:i w:val="false"/>
+                <w:b w:val="false"/>
+                <w:u w:val="none"/>
                 <w:sz w:val="21"/>
                 <w:szCs w:val="21"/>
                 <w:color w:val="000000"/>
@@ -2006,20 +1858,18 @@
                 <w:i w:val="false"/>
                 <w:b w:val="false"/>
                 <w:u w:val="none"/>
-                <w:strike w:val="false"/>
-                <w:sz w:val="21"/>
-                <w:szCs w:val="21"/>
-                <w:color w:val="000000"/>
-              </w:rPr>
-              <w:br/>
-            </w:r>
-            <w:r>
-              <w:rPr>
-                <w:rFonts w:ascii="Arial" w:hAnsi="Arial" w:eastAsia="Arial" w:cs="Arial"/>
-                <w:i w:val="false"/>
-                <w:b w:val="false"/>
-                <w:u w:val="none"/>
-                <w:strike w:val="false"/>
+                <w:sz w:val="21"/>
+                <w:szCs w:val="21"/>
+                <w:color w:val="000000"/>
+              </w:rPr>
+              <w:br/>
+            </w:r>
+            <w:r>
+              <w:rPr>
+                <w:rFonts w:ascii="Arial" w:hAnsi="Arial" w:eastAsia="Arial" w:cs="Arial"/>
+                <w:i w:val="false"/>
+                <w:b w:val="false"/>
+                <w:u w:val="none"/>
                 <w:sz w:val="21"/>
                 <w:szCs w:val="21"/>
                 <w:color w:val="000000"/>
@@ -2057,16 +1907,6 @@
               </w:pBdr>
               <w:spacing w:after="200" w:before="200" w:line="240"/>
               <w:ind w:left="200" w:right="200" w:firstLine="0" w:firstLineChars="0"/>
-              <w:rPr>
-                <w:rFonts w:ascii="Arial" w:hAnsi="Arial" w:eastAsia="Arial" w:cs="Arial"/>
-                <w:i w:val="false"/>
-                <w:b w:val="false"/>
-                <w:u w:val="none"/>
-                <w:strike w:val="false"/>
-                <w:sz w:val="21"/>
-                <w:szCs w:val="21"/>
-                <w:color w:val="000000"/>
-              </w:rPr>
             </w:pPr>
             <w:r>
               <w:rPr>
@@ -2074,7 +1914,6 @@
                 <w:i w:val="false"/>
                 <w:b w:val="true"/>
                 <w:u w:val="none"/>
-                <w:strike w:val="false"/>
                 <w:sz w:val="22"/>
                 <w:szCs w:val="22"/>
                 <w:color w:val="063360"/>
@@ -2087,20 +1926,18 @@
                 <w:i w:val="false"/>
                 <w:b w:val="false"/>
                 <w:u w:val="none"/>
-                <w:strike w:val="false"/>
-                <w:sz w:val="21"/>
-                <w:szCs w:val="21"/>
-                <w:color w:val="000000"/>
-              </w:rPr>
-              <w:br/>
-            </w:r>
-            <w:r>
-              <w:rPr>
-                <w:rFonts w:ascii="Arial" w:hAnsi="Arial" w:eastAsia="Arial" w:cs="Arial"/>
-                <w:i w:val="false"/>
-                <w:b w:val="false"/>
-                <w:u w:val="none"/>
-                <w:strike w:val="false"/>
+                <w:sz w:val="21"/>
+                <w:szCs w:val="21"/>
+                <w:color w:val="000000"/>
+              </w:rPr>
+              <w:br/>
+            </w:r>
+            <w:r>
+              <w:rPr>
+                <w:rFonts w:ascii="Arial" w:hAnsi="Arial" w:eastAsia="Arial" w:cs="Arial"/>
+                <w:i w:val="false"/>
+                <w:b w:val="false"/>
+                <w:u w:val="none"/>
                 <w:sz w:val="21"/>
                 <w:szCs w:val="21"/>
                 <w:color w:val="000000"/>
@@ -2113,33 +1950,54 @@
                 <w:i w:val="false"/>
                 <w:b w:val="false"/>
                 <w:u w:val="none"/>
-                <w:strike w:val="false"/>
-                <w:sz w:val="21"/>
-                <w:szCs w:val="21"/>
-                <w:color w:val="000000"/>
-              </w:rPr>
-              <w:br/>
-            </w:r>
-            <w:r>
-              <w:rPr>
-                <w:rFonts w:ascii="Arial" w:hAnsi="Arial" w:eastAsia="Arial" w:cs="Arial"/>
-                <w:i w:val="false"/>
-                <w:b w:val="false"/>
-                <w:u w:val="none"/>
-                <w:strike w:val="false"/>
-                <w:sz w:val="21"/>
-                <w:szCs w:val="21"/>
-                <w:color w:val="000000"/>
-              </w:rPr>
-              <w:br/>
-            </w:r>
-            <w:r>
-              <w:rPr>
-                <w:rFonts w:ascii="Arial" w:hAnsi="Arial" w:eastAsia="Arial" w:cs="Arial"/>
-                <w:i w:val="false"/>
-                <w:b w:val="false"/>
-                <w:u w:val="none"/>
-                <w:strike w:val="false"/>
+                <w:sz w:val="21"/>
+                <w:szCs w:val="21"/>
+                <w:color w:val="000000"/>
+              </w:rPr>
+              <w:br/>
+            </w:r>
+            <w:r>
+              <w:rPr>
+                <w:rFonts w:ascii="Arial" w:hAnsi="Arial" w:eastAsia="Arial" w:cs="Arial"/>
+                <w:i w:val="false"/>
+                <w:b w:val="false"/>
+                <w:u w:val="none"/>
+                <w:sz w:val="21"/>
+                <w:szCs w:val="21"/>
+                <w:color w:val="000000"/>
+              </w:rPr>
+              <w:br/>
+            </w:r>
+            <w:r>
+              <w:rPr>
+                <w:rFonts w:ascii="Arial" w:hAnsi="Arial" w:eastAsia="Arial" w:cs="Arial"/>
+                <w:i w:val="false"/>
+                <w:b w:val="false"/>
+                <w:u w:val="none"/>
+                <w:sz w:val="21"/>
+                <w:szCs w:val="21"/>
+                <w:color w:val="000000"/>
+              </w:rPr>
+              <w:t xml:space="preserve">Predict the ratio: ______  Post a sticky note with your card number and prediction on the ratio wall.</w:t>
+            </w:r>
+            <w:r>
+              <w:rPr>
+                <w:rFonts w:ascii="Arial" w:hAnsi="Arial" w:eastAsia="Arial" w:cs="Arial"/>
+                <w:i w:val="false"/>
+                <w:b w:val="false"/>
+                <w:u w:val="none"/>
+                <w:sz w:val="21"/>
+                <w:szCs w:val="21"/>
+                <w:color w:val="000000"/>
+              </w:rPr>
+              <w:br/>
+            </w:r>
+            <w:r>
+              <w:rPr>
+                <w:rFonts w:ascii="Arial" w:hAnsi="Arial" w:eastAsia="Arial" w:cs="Arial"/>
+                <w:i w:val="false"/>
+                <w:b w:val="false"/>
+                <w:u w:val="none"/>
                 <w:sz w:val="21"/>
                 <w:szCs w:val="21"/>
                 <w:color w:val="000000"/>
@@ -2152,33 +2010,54 @@
                 <w:i w:val="false"/>
                 <w:b w:val="false"/>
                 <w:u w:val="none"/>
-                <w:strike w:val="false"/>
-                <w:sz w:val="21"/>
-                <w:szCs w:val="21"/>
-                <w:color w:val="000000"/>
-              </w:rPr>
-              <w:br/>
-            </w:r>
-            <w:r>
-              <w:rPr>
-                <w:rFonts w:ascii="Arial" w:hAnsi="Arial" w:eastAsia="Arial" w:cs="Arial"/>
-                <w:i w:val="false"/>
-                <w:b w:val="false"/>
-                <w:u w:val="none"/>
-                <w:strike w:val="false"/>
-                <w:sz w:val="21"/>
-                <w:szCs w:val="21"/>
-                <w:color w:val="000000"/>
-              </w:rPr>
-              <w:br/>
-            </w:r>
-            <w:r>
-              <w:rPr>
-                <w:rFonts w:ascii="Arial" w:hAnsi="Arial" w:eastAsia="Arial" w:cs="Arial"/>
-                <w:i w:val="false"/>
-                <w:b w:val="false"/>
-                <w:u w:val="none"/>
-                <w:strike w:val="false"/>
+                <w:sz w:val="21"/>
+                <w:szCs w:val="21"/>
+                <w:color w:val="000000"/>
+              </w:rPr>
+              <w:br/>
+            </w:r>
+            <w:r>
+              <w:rPr>
+                <w:rFonts w:ascii="Arial" w:hAnsi="Arial" w:eastAsia="Arial" w:cs="Arial"/>
+                <w:i w:val="false"/>
+                <w:b w:val="false"/>
+                <w:u w:val="none"/>
+                <w:sz w:val="21"/>
+                <w:szCs w:val="21"/>
+                <w:color w:val="000000"/>
+              </w:rPr>
+              <w:t xml:space="preserve">Then put this card on the wall at the ratio shown on screen.</w:t>
+            </w:r>
+            <w:r>
+              <w:rPr>
+                <w:rFonts w:ascii="Arial" w:hAnsi="Arial" w:eastAsia="Arial" w:cs="Arial"/>
+                <w:i w:val="false"/>
+                <w:b w:val="false"/>
+                <w:u w:val="none"/>
+                <w:sz w:val="21"/>
+                <w:szCs w:val="21"/>
+                <w:color w:val="000000"/>
+              </w:rPr>
+              <w:br/>
+            </w:r>
+            <w:r>
+              <w:rPr>
+                <w:rFonts w:ascii="Arial" w:hAnsi="Arial" w:eastAsia="Arial" w:cs="Arial"/>
+                <w:i w:val="false"/>
+                <w:b w:val="false"/>
+                <w:u w:val="none"/>
+                <w:sz w:val="21"/>
+                <w:szCs w:val="21"/>
+                <w:color w:val="000000"/>
+              </w:rPr>
+              <w:br/>
+            </w:r>
+            <w:r>
+              <w:rPr>
+                <w:rFonts w:ascii="Arial" w:hAnsi="Arial" w:eastAsia="Arial" w:cs="Arial"/>
+                <w:i w:val="false"/>
+                <w:b w:val="false"/>
+                <w:u w:val="none"/>
                 <w:sz w:val="21"/>
                 <w:szCs w:val="21"/>
                 <w:color w:val="000000"/>
@@ -2191,20 +2070,18 @@
                 <w:i w:val="false"/>
                 <w:b w:val="false"/>
                 <w:u w:val="none"/>
-                <w:strike w:val="false"/>
-                <w:sz w:val="21"/>
-                <w:szCs w:val="21"/>
-                <w:color w:val="000000"/>
-              </w:rPr>
-              <w:br/>
-            </w:r>
-            <w:r>
-              <w:rPr>
-                <w:rFonts w:ascii="Arial" w:hAnsi="Arial" w:eastAsia="Arial" w:cs="Arial"/>
-                <w:i w:val="false"/>
-                <w:b w:val="false"/>
-                <w:u w:val="none"/>
-                <w:strike w:val="false"/>
+                <w:sz w:val="21"/>
+                <w:szCs w:val="21"/>
+                <w:color w:val="000000"/>
+              </w:rPr>
+              <w:br/>
+            </w:r>
+            <w:r>
+              <w:rPr>
+                <w:rFonts w:ascii="Arial" w:hAnsi="Arial" w:eastAsia="Arial" w:cs="Arial"/>
+                <w:i w:val="false"/>
+                <w:b w:val="false"/>
+                <w:u w:val="none"/>
                 <w:sz w:val="21"/>
                 <w:szCs w:val="21"/>
                 <w:color w:val="000000"/>
@@ -2216,8 +2093,9 @@
       </w:tr>
       <w:tr>
         <w:trPr>
-          <w:trHeight w:val="3168" w:hRule="atLeast"/>
+          <w:trHeight w:val="3456" w:hRule="atLeast"/>
         </w:trPr>
+        body3
         <w:tc>
           <w:tcPr>
             <w:tcBorders>
@@ -2247,16 +2125,6 @@
               </w:pBdr>
               <w:spacing w:after="200" w:before="200" w:line="240"/>
               <w:ind w:left="200" w:right="200" w:firstLine="0" w:firstLineChars="0"/>
-              <w:rPr>
-                <w:rFonts w:ascii="Arial" w:hAnsi="Arial" w:eastAsia="Arial" w:cs="Arial"/>
-                <w:i w:val="false"/>
-                <w:b w:val="false"/>
-                <w:u w:val="none"/>
-                <w:strike w:val="false"/>
-                <w:sz w:val="21"/>
-                <w:szCs w:val="21"/>
-                <w:color w:val="000000"/>
-              </w:rPr>
             </w:pPr>
             <w:r>
               <w:rPr>
@@ -2264,7 +2132,6 @@
                 <w:i w:val="false"/>
                 <w:b w:val="true"/>
                 <w:u w:val="none"/>
-                <w:strike w:val="false"/>
                 <w:sz w:val="22"/>
                 <w:szCs w:val="22"/>
                 <w:color w:val="063360"/>
@@ -2277,20 +2144,18 @@
                 <w:i w:val="false"/>
                 <w:b w:val="false"/>
                 <w:u w:val="none"/>
-                <w:strike w:val="false"/>
-                <w:sz w:val="21"/>
-                <w:szCs w:val="21"/>
-                <w:color w:val="000000"/>
-              </w:rPr>
-              <w:br/>
-            </w:r>
-            <w:r>
-              <w:rPr>
-                <w:rFonts w:ascii="Arial" w:hAnsi="Arial" w:eastAsia="Arial" w:cs="Arial"/>
-                <w:i w:val="false"/>
-                <w:b w:val="false"/>
-                <w:u w:val="none"/>
-                <w:strike w:val="false"/>
+                <w:sz w:val="21"/>
+                <w:szCs w:val="21"/>
+                <w:color w:val="000000"/>
+              </w:rPr>
+              <w:br/>
+            </w:r>
+            <w:r>
+              <w:rPr>
+                <w:rFonts w:ascii="Arial" w:hAnsi="Arial" w:eastAsia="Arial" w:cs="Arial"/>
+                <w:i w:val="false"/>
+                <w:b w:val="false"/>
+                <w:u w:val="none"/>
                 <w:sz w:val="21"/>
                 <w:szCs w:val="21"/>
                 <w:color w:val="000000"/>
@@ -2303,33 +2168,54 @@
                 <w:i w:val="false"/>
                 <w:b w:val="false"/>
                 <w:u w:val="none"/>
-                <w:strike w:val="false"/>
-                <w:sz w:val="21"/>
-                <w:szCs w:val="21"/>
-                <w:color w:val="000000"/>
-              </w:rPr>
-              <w:br/>
-            </w:r>
-            <w:r>
-              <w:rPr>
-                <w:rFonts w:ascii="Arial" w:hAnsi="Arial" w:eastAsia="Arial" w:cs="Arial"/>
-                <w:i w:val="false"/>
-                <w:b w:val="false"/>
-                <w:u w:val="none"/>
-                <w:strike w:val="false"/>
-                <w:sz w:val="21"/>
-                <w:szCs w:val="21"/>
-                <w:color w:val="000000"/>
-              </w:rPr>
-              <w:br/>
-            </w:r>
-            <w:r>
-              <w:rPr>
-                <w:rFonts w:ascii="Arial" w:hAnsi="Arial" w:eastAsia="Arial" w:cs="Arial"/>
-                <w:i w:val="false"/>
-                <w:b w:val="false"/>
-                <w:u w:val="none"/>
-                <w:strike w:val="false"/>
+                <w:sz w:val="21"/>
+                <w:szCs w:val="21"/>
+                <w:color w:val="000000"/>
+              </w:rPr>
+              <w:br/>
+            </w:r>
+            <w:r>
+              <w:rPr>
+                <w:rFonts w:ascii="Arial" w:hAnsi="Arial" w:eastAsia="Arial" w:cs="Arial"/>
+                <w:i w:val="false"/>
+                <w:b w:val="false"/>
+                <w:u w:val="none"/>
+                <w:sz w:val="21"/>
+                <w:szCs w:val="21"/>
+                <w:color w:val="000000"/>
+              </w:rPr>
+              <w:br/>
+            </w:r>
+            <w:r>
+              <w:rPr>
+                <w:rFonts w:ascii="Arial" w:hAnsi="Arial" w:eastAsia="Arial" w:cs="Arial"/>
+                <w:i w:val="false"/>
+                <w:b w:val="false"/>
+                <w:u w:val="none"/>
+                <w:sz w:val="21"/>
+                <w:szCs w:val="21"/>
+                <w:color w:val="000000"/>
+              </w:rPr>
+              <w:t xml:space="preserve">Predict the ratio: ______  Post a sticky note with your card number and prediction on the ratio wall.</w:t>
+            </w:r>
+            <w:r>
+              <w:rPr>
+                <w:rFonts w:ascii="Arial" w:hAnsi="Arial" w:eastAsia="Arial" w:cs="Arial"/>
+                <w:i w:val="false"/>
+                <w:b w:val="false"/>
+                <w:u w:val="none"/>
+                <w:sz w:val="21"/>
+                <w:szCs w:val="21"/>
+                <w:color w:val="000000"/>
+              </w:rPr>
+              <w:br/>
+            </w:r>
+            <w:r>
+              <w:rPr>
+                <w:rFonts w:ascii="Arial" w:hAnsi="Arial" w:eastAsia="Arial" w:cs="Arial"/>
+                <w:i w:val="false"/>
+                <w:b w:val="false"/>
+                <w:u w:val="none"/>
                 <w:sz w:val="21"/>
                 <w:szCs w:val="21"/>
                 <w:color w:val="000000"/>
@@ -2342,33 +2228,54 @@
                 <w:i w:val="false"/>
                 <w:b w:val="false"/>
                 <w:u w:val="none"/>
-                <w:strike w:val="false"/>
-                <w:sz w:val="21"/>
-                <w:szCs w:val="21"/>
-                <w:color w:val="000000"/>
-              </w:rPr>
-              <w:br/>
-            </w:r>
-            <w:r>
-              <w:rPr>
-                <w:rFonts w:ascii="Arial" w:hAnsi="Arial" w:eastAsia="Arial" w:cs="Arial"/>
-                <w:i w:val="false"/>
-                <w:b w:val="false"/>
-                <w:u w:val="none"/>
-                <w:strike w:val="false"/>
-                <w:sz w:val="21"/>
-                <w:szCs w:val="21"/>
-                <w:color w:val="000000"/>
-              </w:rPr>
-              <w:br/>
-            </w:r>
-            <w:r>
-              <w:rPr>
-                <w:rFonts w:ascii="Arial" w:hAnsi="Arial" w:eastAsia="Arial" w:cs="Arial"/>
-                <w:i w:val="false"/>
-                <w:b w:val="false"/>
-                <w:u w:val="none"/>
-                <w:strike w:val="false"/>
+                <w:sz w:val="21"/>
+                <w:szCs w:val="21"/>
+                <w:color w:val="000000"/>
+              </w:rPr>
+              <w:br/>
+            </w:r>
+            <w:r>
+              <w:rPr>
+                <w:rFonts w:ascii="Arial" w:hAnsi="Arial" w:eastAsia="Arial" w:cs="Arial"/>
+                <w:i w:val="false"/>
+                <w:b w:val="false"/>
+                <w:u w:val="none"/>
+                <w:sz w:val="21"/>
+                <w:szCs w:val="21"/>
+                <w:color w:val="000000"/>
+              </w:rPr>
+              <w:t xml:space="preserve">Then put this card on the wall at the ratio shown on screen.</w:t>
+            </w:r>
+            <w:r>
+              <w:rPr>
+                <w:rFonts w:ascii="Arial" w:hAnsi="Arial" w:eastAsia="Arial" w:cs="Arial"/>
+                <w:i w:val="false"/>
+                <w:b w:val="false"/>
+                <w:u w:val="none"/>
+                <w:sz w:val="21"/>
+                <w:szCs w:val="21"/>
+                <w:color w:val="000000"/>
+              </w:rPr>
+              <w:br/>
+            </w:r>
+            <w:r>
+              <w:rPr>
+                <w:rFonts w:ascii="Arial" w:hAnsi="Arial" w:eastAsia="Arial" w:cs="Arial"/>
+                <w:i w:val="false"/>
+                <w:b w:val="false"/>
+                <w:u w:val="none"/>
+                <w:sz w:val="21"/>
+                <w:szCs w:val="21"/>
+                <w:color w:val="000000"/>
+              </w:rPr>
+              <w:br/>
+            </w:r>
+            <w:r>
+              <w:rPr>
+                <w:rFonts w:ascii="Arial" w:hAnsi="Arial" w:eastAsia="Arial" w:cs="Arial"/>
+                <w:i w:val="false"/>
+                <w:b w:val="false"/>
+                <w:u w:val="none"/>
                 <w:sz w:val="21"/>
                 <w:szCs w:val="21"/>
                 <w:color w:val="000000"/>
@@ -2381,20 +2288,18 @@
                 <w:i w:val="false"/>
                 <w:b w:val="false"/>
                 <w:u w:val="none"/>
-                <w:strike w:val="false"/>
-                <w:sz w:val="21"/>
-                <w:szCs w:val="21"/>
-                <w:color w:val="000000"/>
-              </w:rPr>
-              <w:br/>
-            </w:r>
-            <w:r>
-              <w:rPr>
-                <w:rFonts w:ascii="Arial" w:hAnsi="Arial" w:eastAsia="Arial" w:cs="Arial"/>
-                <w:i w:val="false"/>
-                <w:b w:val="false"/>
-                <w:u w:val="none"/>
-                <w:strike w:val="false"/>
+                <w:sz w:val="21"/>
+                <w:szCs w:val="21"/>
+                <w:color w:val="000000"/>
+              </w:rPr>
+              <w:br/>
+            </w:r>
+            <w:r>
+              <w:rPr>
+                <w:rFonts w:ascii="Arial" w:hAnsi="Arial" w:eastAsia="Arial" w:cs="Arial"/>
+                <w:i w:val="false"/>
+                <w:b w:val="false"/>
+                <w:u w:val="none"/>
                 <w:sz w:val="21"/>
                 <w:szCs w:val="21"/>
                 <w:color w:val="000000"/>
@@ -2432,24 +2337,13 @@
               </w:pBdr>
               <w:spacing w:after="200" w:before="200" w:line="240"/>
               <w:ind w:left="200" w:right="200" w:firstLine="0" w:firstLineChars="0"/>
-              <w:rPr>
-                <w:rFonts w:ascii="Arial" w:hAnsi="Arial" w:eastAsia="Arial" w:cs="Arial"/>
-                <w:i w:val="false"/>
-                <w:b w:val="false"/>
-                <w:u w:val="none"/>
-                <w:strike w:val="false"/>
-                <w:sz w:val="21"/>
-                <w:szCs w:val="21"/>
-                <w:color w:val="000000"/>
-              </w:rPr>
             </w:pPr>
             <w:r>
               <w:rPr>
-                <w:rFonts w:ascii="Arial" w:hAnsi="Arial" w:eastAsia="Arial" w:cs="Arial"/>
-                <w:i w:val="false"/>
-                <w:b w:val="false"/>
-                <w:u w:val="none"/>
-                <w:strike w:val="false"/>
+                <w:rFonts w:ascii="Arial" w:hAnsi="DejaVu Sans" w:eastAsia="DejaVu Sans" w:cs="DejaVu Sans"/>
+                <w:i w:val="false"/>
+                <w:b w:val="false"/>
+                <w:u w:val="none"/>
                 <w:sz w:val="21"/>
                 <w:szCs w:val="21"/>
                 <w:color w:val="000000"/>
@@ -2485,7 +2379,6 @@
           <w:i w:val="false"/>
           <w:b w:val="false"/>
           <w:u w:val="none"/>
-          <w:strike w:val="false"/>
           <w:sz w:val="18"/>
           <w:szCs w:val="18"/>
           <w:color w:val="545860"/>
@@ -2512,7 +2405,6 @@
           <w:i w:val="false"/>
           <w:b w:val="true"/>
           <w:u w:val="none"/>
-          <w:strike w:val="false"/>
           <w:sz w:val="36"/>
           <w:szCs w:val="36"/>
           <w:color w:val="063360"/>
@@ -2535,6 +2427,7 @@
           <w:trHeight w:val="360" w:hRule="auto"/>
           <w:tblHeader/>
         </w:trPr>
+        header1
         <w:tc>
           <w:tcPr>
             <w:tcBorders>
@@ -2564,24 +2457,13 @@
               </w:pBdr>
               <w:spacing w:after="80" w:before="80" w:line="240"/>
               <w:ind w:left="80" w:right="80" w:firstLine="0" w:firstLineChars="0"/>
-              <w:rPr>
-                <w:rFonts w:ascii="Arial" w:hAnsi="Arial" w:eastAsia="Arial" w:cs="Arial"/>
+            </w:pPr>
+            <w:r>
+              <w:rPr>
+                <w:rFonts w:ascii="Arial" w:hAnsi="DejaVu Sans" w:eastAsia="DejaVu Sans" w:cs="DejaVu Sans"/>
                 <w:i w:val="false"/>
                 <w:b w:val="true"/>
                 <w:u w:val="none"/>
-                <w:strike w:val="false"/>
-                <w:sz w:val="21"/>
-                <w:szCs w:val="21"/>
-                <w:color w:val="063360"/>
-              </w:rPr>
-            </w:pPr>
-            <w:r>
-              <w:rPr>
-                <w:rFonts w:ascii="Arial" w:hAnsi="Arial" w:eastAsia="Arial" w:cs="Arial"/>
-                <w:i w:val="false"/>
-                <w:b w:val="true"/>
-                <w:u w:val="none"/>
-                <w:strike w:val="false"/>
                 <w:sz w:val="21"/>
                 <w:szCs w:val="21"/>
                 <w:color w:val="063360"/>
@@ -2619,24 +2501,13 @@
               </w:pBdr>
               <w:spacing w:after="80" w:before="80" w:line="240"/>
               <w:ind w:left="80" w:right="80" w:firstLine="0" w:firstLineChars="0"/>
-              <w:rPr>
-                <w:rFonts w:ascii="Arial" w:hAnsi="Arial" w:eastAsia="Arial" w:cs="Arial"/>
+            </w:pPr>
+            <w:r>
+              <w:rPr>
+                <w:rFonts w:ascii="Arial" w:hAnsi="DejaVu Sans" w:eastAsia="DejaVu Sans" w:cs="DejaVu Sans"/>
                 <w:i w:val="false"/>
                 <w:b w:val="true"/>
                 <w:u w:val="none"/>
-                <w:strike w:val="false"/>
-                <w:sz w:val="21"/>
-                <w:szCs w:val="21"/>
-                <w:color w:val="063360"/>
-              </w:rPr>
-            </w:pPr>
-            <w:r>
-              <w:rPr>
-                <w:rFonts w:ascii="Arial" w:hAnsi="Arial" w:eastAsia="Arial" w:cs="Arial"/>
-                <w:i w:val="false"/>
-                <w:b w:val="true"/>
-                <w:u w:val="none"/>
-                <w:strike w:val="false"/>
                 <w:sz w:val="21"/>
                 <w:szCs w:val="21"/>
                 <w:color w:val="063360"/>
@@ -2648,8 +2519,9 @@
       </w:tr>
       <w:tr>
         <w:trPr>
-          <w:trHeight w:val="1008" w:hRule="atLeast"/>
+          <w:trHeight w:val="864" w:hRule="atLeast"/>
         </w:trPr>
+        body1
         <w:tc>
           <w:tcPr>
             <w:tcBorders>
@@ -2679,24 +2551,13 @@
               </w:pBdr>
               <w:spacing w:after="80" w:before="80" w:line="240"/>
               <w:ind w:left="80" w:right="80" w:firstLine="0" w:firstLineChars="0"/>
-              <w:rPr>
-                <w:rFonts w:ascii="Arial" w:hAnsi="Arial" w:eastAsia="Arial" w:cs="Arial"/>
-                <w:i w:val="false"/>
-                <w:b w:val="false"/>
-                <w:u w:val="none"/>
-                <w:strike w:val="false"/>
-                <w:sz w:val="21"/>
-                <w:szCs w:val="21"/>
-                <w:color w:val="000000"/>
-              </w:rPr>
             </w:pPr>
             <w:r>
               <w:rPr>
-                <w:rFonts w:ascii="Arial" w:hAnsi="Arial" w:eastAsia="Arial" w:cs="Arial"/>
-                <w:i w:val="false"/>
-                <w:b w:val="false"/>
-                <w:u w:val="none"/>
-                <w:strike w:val="false"/>
+                <w:rFonts w:ascii="Arial" w:hAnsi="DejaVu Sans" w:eastAsia="DejaVu Sans" w:cs="DejaVu Sans"/>
+                <w:i w:val="false"/>
+                <w:b w:val="false"/>
+                <w:u w:val="none"/>
                 <w:sz w:val="21"/>
                 <w:szCs w:val="21"/>
                 <w:color w:val="000000"/>
@@ -2734,24 +2595,13 @@
               </w:pBdr>
               <w:spacing w:after="80" w:before="80" w:line="240"/>
               <w:ind w:left="80" w:right="80" w:firstLine="0" w:firstLineChars="0"/>
-              <w:rPr>
-                <w:rFonts w:ascii="Arial" w:hAnsi="Arial" w:eastAsia="Arial" w:cs="Arial"/>
-                <w:i w:val="false"/>
-                <w:b w:val="false"/>
-                <w:u w:val="none"/>
-                <w:strike w:val="false"/>
-                <w:sz w:val="21"/>
-                <w:szCs w:val="21"/>
-                <w:color w:val="000000"/>
-              </w:rPr>
             </w:pPr>
             <w:r>
               <w:rPr>
-                <w:rFonts w:ascii="Arial" w:hAnsi="Arial" w:eastAsia="Arial" w:cs="Arial"/>
-                <w:i w:val="false"/>
-                <w:b w:val="false"/>
-                <w:u w:val="none"/>
-                <w:strike w:val="false"/>
+                <w:rFonts w:ascii="Arial" w:hAnsi="DejaVu Sans" w:eastAsia="DejaVu Sans" w:cs="DejaVu Sans"/>
+                <w:i w:val="false"/>
+                <w:b w:val="false"/>
+                <w:u w:val="none"/>
                 <w:sz w:val="21"/>
                 <w:szCs w:val="21"/>
                 <w:color w:val="000000"/>
@@ -2763,8 +2613,9 @@
       </w:tr>
       <w:tr>
         <w:trPr>
-          <w:trHeight w:val="1008" w:hRule="atLeast"/>
+          <w:trHeight w:val="864" w:hRule="atLeast"/>
         </w:trPr>
+        body2
         <w:tc>
           <w:tcPr>
             <w:tcBorders>
@@ -2794,24 +2645,13 @@
               </w:pBdr>
               <w:spacing w:after="80" w:before="80" w:line="240"/>
               <w:ind w:left="80" w:right="80" w:firstLine="0" w:firstLineChars="0"/>
-              <w:rPr>
-                <w:rFonts w:ascii="Arial" w:hAnsi="Arial" w:eastAsia="Arial" w:cs="Arial"/>
-                <w:i w:val="false"/>
-                <w:b w:val="false"/>
-                <w:u w:val="none"/>
-                <w:strike w:val="false"/>
-                <w:sz w:val="21"/>
-                <w:szCs w:val="21"/>
-                <w:color w:val="000000"/>
-              </w:rPr>
             </w:pPr>
             <w:r>
               <w:rPr>
-                <w:rFonts w:ascii="Arial" w:hAnsi="Arial" w:eastAsia="Arial" w:cs="Arial"/>
-                <w:i w:val="false"/>
-                <w:b w:val="false"/>
-                <w:u w:val="none"/>
-                <w:strike w:val="false"/>
+                <w:rFonts w:ascii="Arial" w:hAnsi="DejaVu Sans" w:eastAsia="DejaVu Sans" w:cs="DejaVu Sans"/>
+                <w:i w:val="false"/>
+                <w:b w:val="false"/>
+                <w:u w:val="none"/>
                 <w:sz w:val="21"/>
                 <w:szCs w:val="21"/>
                 <w:color w:val="000000"/>
@@ -2849,24 +2689,13 @@
               </w:pBdr>
               <w:spacing w:after="80" w:before="80" w:line="240"/>
               <w:ind w:left="80" w:right="80" w:firstLine="0" w:firstLineChars="0"/>
-              <w:rPr>
-                <w:rFonts w:ascii="Arial" w:hAnsi="Arial" w:eastAsia="Arial" w:cs="Arial"/>
-                <w:i w:val="false"/>
-                <w:b w:val="false"/>
-                <w:u w:val="none"/>
-                <w:strike w:val="false"/>
-                <w:sz w:val="21"/>
-                <w:szCs w:val="21"/>
-                <w:color w:val="000000"/>
-              </w:rPr>
             </w:pPr>
             <w:r>
               <w:rPr>
-                <w:rFonts w:ascii="Arial" w:hAnsi="Arial" w:eastAsia="Arial" w:cs="Arial"/>
-                <w:i w:val="false"/>
-                <w:b w:val="false"/>
-                <w:u w:val="none"/>
-                <w:strike w:val="false"/>
+                <w:rFonts w:ascii="Arial" w:hAnsi="DejaVu Sans" w:eastAsia="DejaVu Sans" w:cs="DejaVu Sans"/>
+                <w:i w:val="false"/>
+                <w:b w:val="false"/>
+                <w:u w:val="none"/>
                 <w:sz w:val="21"/>
                 <w:szCs w:val="21"/>
                 <w:color w:val="000000"/>
@@ -2878,8 +2707,9 @@
       </w:tr>
       <w:tr>
         <w:trPr>
-          <w:trHeight w:val="1008" w:hRule="atLeast"/>
+          <w:trHeight w:val="864" w:hRule="atLeast"/>
         </w:trPr>
+        body3
         <w:tc>
           <w:tcPr>
             <w:tcBorders>
@@ -2909,29 +2739,18 @@
               </w:pBdr>
               <w:spacing w:after="80" w:before="80" w:line="240"/>
               <w:ind w:left="80" w:right="80" w:firstLine="0" w:firstLineChars="0"/>
-              <w:rPr>
-                <w:rFonts w:ascii="Arial" w:hAnsi="Arial" w:eastAsia="Arial" w:cs="Arial"/>
-                <w:i w:val="false"/>
-                <w:b w:val="false"/>
-                <w:u w:val="none"/>
-                <w:strike w:val="false"/>
-                <w:sz w:val="21"/>
-                <w:szCs w:val="21"/>
-                <w:color w:val="000000"/>
-              </w:rPr>
             </w:pPr>
             <w:r>
               <w:rPr>
-                <w:rFonts w:ascii="Arial" w:hAnsi="Arial" w:eastAsia="Arial" w:cs="Arial"/>
-                <w:i w:val="false"/>
-                <w:b w:val="false"/>
-                <w:u w:val="none"/>
-                <w:strike w:val="false"/>
-                <w:sz w:val="21"/>
-                <w:szCs w:val="21"/>
-                <w:color w:val="000000"/>
-              </w:rPr>
-              <w:t xml:space="preserve">Benefit-cost ratio shown on screen</w:t>
+                <w:rFonts w:ascii="Arial" w:hAnsi="DejaVu Sans" w:eastAsia="DejaVu Sans" w:cs="DejaVu Sans"/>
+                <w:i w:val="false"/>
+                <w:b w:val="false"/>
+                <w:u w:val="none"/>
+                <w:sz w:val="21"/>
+                <w:szCs w:val="21"/>
+                <w:color w:val="000000"/>
+              </w:rPr>
+              <w:t xml:space="preserve">Our prediction (before the trainer ran it)</w:t>
             </w:r>
           </w:p>
         </w:tc>
@@ -2964,24 +2783,13 @@
               </w:pBdr>
               <w:spacing w:after="80" w:before="80" w:line="240"/>
               <w:ind w:left="80" w:right="80" w:firstLine="0" w:firstLineChars="0"/>
-              <w:rPr>
-                <w:rFonts w:ascii="Arial" w:hAnsi="Arial" w:eastAsia="Arial" w:cs="Arial"/>
-                <w:i w:val="false"/>
-                <w:b w:val="false"/>
-                <w:u w:val="none"/>
-                <w:strike w:val="false"/>
-                <w:sz w:val="21"/>
-                <w:szCs w:val="21"/>
-                <w:color w:val="000000"/>
-              </w:rPr>
             </w:pPr>
             <w:r>
               <w:rPr>
-                <w:rFonts w:ascii="Arial" w:hAnsi="Arial" w:eastAsia="Arial" w:cs="Arial"/>
-                <w:i w:val="false"/>
-                <w:b w:val="false"/>
-                <w:u w:val="none"/>
-                <w:strike w:val="false"/>
+                <w:rFonts w:ascii="Arial" w:hAnsi="DejaVu Sans" w:eastAsia="DejaVu Sans" w:cs="DejaVu Sans"/>
+                <w:i w:val="false"/>
+                <w:b w:val="false"/>
+                <w:u w:val="none"/>
                 <w:sz w:val="21"/>
                 <w:szCs w:val="21"/>
                 <w:color w:val="000000"/>
@@ -2993,8 +2801,9 @@
       </w:tr>
       <w:tr>
         <w:trPr>
-          <w:trHeight w:val="1008" w:hRule="atLeast"/>
+          <w:trHeight w:val="864" w:hRule="atLeast"/>
         </w:trPr>
+        body4
         <w:tc>
           <w:tcPr>
             <w:tcBorders>
@@ -3024,29 +2833,18 @@
               </w:pBdr>
               <w:spacing w:after="80" w:before="80" w:line="240"/>
               <w:ind w:left="80" w:right="80" w:firstLine="0" w:firstLineChars="0"/>
-              <w:rPr>
-                <w:rFonts w:ascii="Arial" w:hAnsi="Arial" w:eastAsia="Arial" w:cs="Arial"/>
-                <w:i w:val="false"/>
-                <w:b w:val="false"/>
-                <w:u w:val="none"/>
-                <w:strike w:val="false"/>
-                <w:sz w:val="21"/>
-                <w:szCs w:val="21"/>
-                <w:color w:val="000000"/>
-              </w:rPr>
             </w:pPr>
             <w:r>
               <w:rPr>
-                <w:rFonts w:ascii="Arial" w:hAnsi="Arial" w:eastAsia="Arial" w:cs="Arial"/>
-                <w:i w:val="false"/>
-                <w:b w:val="false"/>
-                <w:u w:val="none"/>
-                <w:strike w:val="false"/>
-                <w:sz w:val="21"/>
-                <w:szCs w:val="21"/>
-                <w:color w:val="000000"/>
-              </w:rPr>
-              <w:t xml:space="preserve">Realistic? Why or why not?</w:t>
+                <w:rFonts w:ascii="Arial" w:hAnsi="DejaVu Sans" w:eastAsia="DejaVu Sans" w:cs="DejaVu Sans"/>
+                <w:i w:val="false"/>
+                <w:b w:val="false"/>
+                <w:u w:val="none"/>
+                <w:sz w:val="21"/>
+                <w:szCs w:val="21"/>
+                <w:color w:val="000000"/>
+              </w:rPr>
+              <w:t xml:space="preserve">Benefit-cost ratio shown on screen</w:t>
             </w:r>
           </w:p>
         </w:tc>
@@ -3079,24 +2877,13 @@
               </w:pBdr>
               <w:spacing w:after="80" w:before="80" w:line="240"/>
               <w:ind w:left="80" w:right="80" w:firstLine="0" w:firstLineChars="0"/>
-              <w:rPr>
-                <w:rFonts w:ascii="Arial" w:hAnsi="Arial" w:eastAsia="Arial" w:cs="Arial"/>
-                <w:i w:val="false"/>
-                <w:b w:val="false"/>
-                <w:u w:val="none"/>
-                <w:strike w:val="false"/>
-                <w:sz w:val="21"/>
-                <w:szCs w:val="21"/>
-                <w:color w:val="000000"/>
-              </w:rPr>
             </w:pPr>
             <w:r>
               <w:rPr>
-                <w:rFonts w:ascii="Arial" w:hAnsi="Arial" w:eastAsia="Arial" w:cs="Arial"/>
-                <w:i w:val="false"/>
-                <w:b w:val="false"/>
-                <w:u w:val="none"/>
-                <w:strike w:val="false"/>
+                <w:rFonts w:ascii="Arial" w:hAnsi="DejaVu Sans" w:eastAsia="DejaVu Sans" w:cs="DejaVu Sans"/>
+                <w:i w:val="false"/>
+                <w:b w:val="false"/>
+                <w:u w:val="none"/>
                 <w:sz w:val="21"/>
                 <w:szCs w:val="21"/>
                 <w:color w:val="000000"/>
@@ -3108,8 +2895,9 @@
       </w:tr>
       <w:tr>
         <w:trPr>
-          <w:trHeight w:val="1008" w:hRule="atLeast"/>
+          <w:trHeight w:val="864" w:hRule="atLeast"/>
         </w:trPr>
+        body5
         <w:tc>
           <w:tcPr>
             <w:tcBorders>
@@ -3139,29 +2927,18 @@
               </w:pBdr>
               <w:spacing w:after="80" w:before="80" w:line="240"/>
               <w:ind w:left="80" w:right="80" w:firstLine="0" w:firstLineChars="0"/>
-              <w:rPr>
-                <w:rFonts w:ascii="Arial" w:hAnsi="Arial" w:eastAsia="Arial" w:cs="Arial"/>
-                <w:i w:val="false"/>
-                <w:b w:val="false"/>
-                <w:u w:val="none"/>
-                <w:strike w:val="false"/>
-                <w:sz w:val="21"/>
-                <w:szCs w:val="21"/>
-                <w:color w:val="000000"/>
-              </w:rPr>
             </w:pPr>
             <w:r>
               <w:rPr>
-                <w:rFonts w:ascii="Arial" w:hAnsi="Arial" w:eastAsia="Arial" w:cs="Arial"/>
-                <w:i w:val="false"/>
-                <w:b w:val="false"/>
-                <w:u w:val="none"/>
-                <w:strike w:val="false"/>
-                <w:sz w:val="21"/>
-                <w:szCs w:val="21"/>
-                <w:color w:val="000000"/>
-              </w:rPr>
-              <w:t xml:space="preserve">Does the programme still pay for itself (ratio above 1)?</w:t>
+                <w:rFonts w:ascii="Arial" w:hAnsi="DejaVu Sans" w:eastAsia="DejaVu Sans" w:cs="DejaVu Sans"/>
+                <w:i w:val="false"/>
+                <w:b w:val="false"/>
+                <w:u w:val="none"/>
+                <w:sz w:val="21"/>
+                <w:szCs w:val="21"/>
+                <w:color w:val="000000"/>
+              </w:rPr>
+              <w:t xml:space="preserve">Realistic? Why or why not?</w:t>
             </w:r>
           </w:p>
         </w:tc>
@@ -3194,24 +2971,13 @@
               </w:pBdr>
               <w:spacing w:after="80" w:before="80" w:line="240"/>
               <w:ind w:left="80" w:right="80" w:firstLine="0" w:firstLineChars="0"/>
-              <w:rPr>
-                <w:rFonts w:ascii="Arial" w:hAnsi="Arial" w:eastAsia="Arial" w:cs="Arial"/>
-                <w:i w:val="false"/>
-                <w:b w:val="false"/>
-                <w:u w:val="none"/>
-                <w:strike w:val="false"/>
-                <w:sz w:val="21"/>
-                <w:szCs w:val="21"/>
-                <w:color w:val="000000"/>
-              </w:rPr>
             </w:pPr>
             <w:r>
               <w:rPr>
-                <w:rFonts w:ascii="Arial" w:hAnsi="Arial" w:eastAsia="Arial" w:cs="Arial"/>
-                <w:i w:val="false"/>
-                <w:b w:val="false"/>
-                <w:u w:val="none"/>
-                <w:strike w:val="false"/>
+                <w:rFonts w:ascii="Arial" w:hAnsi="DejaVu Sans" w:eastAsia="DejaVu Sans" w:cs="DejaVu Sans"/>
+                <w:i w:val="false"/>
+                <w:b w:val="false"/>
+                <w:u w:val="none"/>
                 <w:sz w:val="21"/>
                 <w:szCs w:val="21"/>
                 <w:color w:val="000000"/>
@@ -3223,8 +2989,9 @@
       </w:tr>
       <w:tr>
         <w:trPr>
-          <w:trHeight w:val="1008" w:hRule="atLeast"/>
+          <w:trHeight w:val="864" w:hRule="atLeast"/>
         </w:trPr>
+        body6
         <w:tc>
           <w:tcPr>
             <w:tcBorders>
@@ -3254,29 +3021,18 @@
               </w:pBdr>
               <w:spacing w:after="80" w:before="80" w:line="240"/>
               <w:ind w:left="80" w:right="80" w:firstLine="0" w:firstLineChars="0"/>
-              <w:rPr>
-                <w:rFonts w:ascii="Arial" w:hAnsi="Arial" w:eastAsia="Arial" w:cs="Arial"/>
-                <w:i w:val="false"/>
-                <w:b w:val="false"/>
-                <w:u w:val="none"/>
-                <w:strike w:val="false"/>
-                <w:sz w:val="21"/>
-                <w:szCs w:val="21"/>
-                <w:color w:val="000000"/>
-              </w:rPr>
             </w:pPr>
             <w:r>
               <w:rPr>
-                <w:rFonts w:ascii="Arial" w:hAnsi="Arial" w:eastAsia="Arial" w:cs="Arial"/>
-                <w:i w:val="false"/>
-                <w:b w:val="false"/>
-                <w:u w:val="none"/>
-                <w:strike w:val="false"/>
-                <w:sz w:val="21"/>
-                <w:szCs w:val="21"/>
-                <w:color w:val="000000"/>
-              </w:rPr>
-              <w:t xml:space="preserve">One question for the evaluator</w:t>
+                <w:rFonts w:ascii="Arial" w:hAnsi="DejaVu Sans" w:eastAsia="DejaVu Sans" w:cs="DejaVu Sans"/>
+                <w:i w:val="false"/>
+                <w:b w:val="false"/>
+                <w:u w:val="none"/>
+                <w:sz w:val="21"/>
+                <w:szCs w:val="21"/>
+                <w:color w:val="000000"/>
+              </w:rPr>
+              <w:t xml:space="preserve">Does the programme still pay for itself (ratio above 1)?</w:t>
             </w:r>
           </w:p>
         </w:tc>
@@ -3309,24 +3065,107 @@
               </w:pBdr>
               <w:spacing w:after="80" w:before="80" w:line="240"/>
               <w:ind w:left="80" w:right="80" w:firstLine="0" w:firstLineChars="0"/>
-              <w:rPr>
-                <w:rFonts w:ascii="Arial" w:hAnsi="Arial" w:eastAsia="Arial" w:cs="Arial"/>
-                <w:i w:val="false"/>
-                <w:b w:val="false"/>
-                <w:u w:val="none"/>
-                <w:strike w:val="false"/>
-                <w:sz w:val="21"/>
-                <w:szCs w:val="21"/>
-                <w:color w:val="000000"/>
-              </w:rPr>
             </w:pPr>
             <w:r>
               <w:rPr>
-                <w:rFonts w:ascii="Arial" w:hAnsi="Arial" w:eastAsia="Arial" w:cs="Arial"/>
-                <w:i w:val="false"/>
-                <w:b w:val="false"/>
-                <w:u w:val="none"/>
-                <w:strike w:val="false"/>
+                <w:rFonts w:ascii="Arial" w:hAnsi="DejaVu Sans" w:eastAsia="DejaVu Sans" w:cs="DejaVu Sans"/>
+                <w:i w:val="false"/>
+                <w:b w:val="false"/>
+                <w:u w:val="none"/>
+                <w:sz w:val="21"/>
+                <w:szCs w:val="21"/>
+                <w:color w:val="000000"/>
+              </w:rPr>
+              <w:t xml:space="preserve"/>
+            </w:r>
+          </w:p>
+        </w:tc>
+      </w:tr>
+      <w:tr>
+        <w:trPr>
+          <w:trHeight w:val="864" w:hRule="atLeast"/>
+        </w:trPr>
+        body7
+        <w:tc>
+          <w:tcPr>
+            <w:tcBorders>
+              <w:bottom w:val="single" w:sz="6" w:space="0" w:color="9AA8B8"/>
+              <w:top w:val="single" w:sz="6" w:space="0" w:color="9AA8B8"/>
+              <w:left w:val="none" w:sz="0" w:space="0" w:color="000000"/>
+              <w:right w:val="none" w:sz="0" w:space="0" w:color="000000"/>
+            </w:tcBorders>
+            <w:shd w:val="clear" w:color="auto" w:fill="FFFFFF"/>
+            <w:tcMar>
+              <w:top w:w="0" w:type="dxa"/>
+              <w:bottom w:w="0" w:type="dxa"/>
+              <w:left w:w="0" w:type="dxa"/>
+              <w:right w:w="0" w:type="dxa"/>
+            </w:tcMar>
+            <w:vAlign w:val="center"/>
+          </w:tcPr>
+          <w:p>
+            <w:pPr>
+              <w:pStyle w:val="Normal"/>
+              <w:jc w:val="left"/>
+              <w:pBdr>
+                <w:bottom w:val="none" w:sz="0" w:space="0" w:color="000000"/>
+                <w:top w:val="none" w:sz="0" w:space="0" w:color="000000"/>
+                <w:left w:val="none" w:sz="0" w:space="0" w:color="000000"/>
+                <w:right w:val="none" w:sz="0" w:space="0" w:color="000000"/>
+              </w:pBdr>
+              <w:spacing w:after="80" w:before="80" w:line="240"/>
+              <w:ind w:left="80" w:right="80" w:firstLine="0" w:firstLineChars="0"/>
+            </w:pPr>
+            <w:r>
+              <w:rPr>
+                <w:rFonts w:ascii="Arial" w:hAnsi="DejaVu Sans" w:eastAsia="DejaVu Sans" w:cs="DejaVu Sans"/>
+                <w:i w:val="false"/>
+                <w:b w:val="false"/>
+                <w:u w:val="none"/>
+                <w:sz w:val="21"/>
+                <w:szCs w:val="21"/>
+                <w:color w:val="000000"/>
+              </w:rPr>
+              <w:t xml:space="preserve">One question for the evaluator</w:t>
+            </w:r>
+          </w:p>
+        </w:tc>
+        <w:tc>
+          <w:tcPr>
+            <w:tcBorders>
+              <w:bottom w:val="single" w:sz="6" w:space="0" w:color="9AA8B8"/>
+              <w:top w:val="single" w:sz="6" w:space="0" w:color="9AA8B8"/>
+              <w:left w:val="none" w:sz="0" w:space="0" w:color="000000"/>
+              <w:right w:val="none" w:sz="0" w:space="0" w:color="000000"/>
+            </w:tcBorders>
+            <w:shd w:val="clear" w:color="auto" w:fill="FFFFFF"/>
+            <w:tcMar>
+              <w:top w:w="0" w:type="dxa"/>
+              <w:bottom w:w="0" w:type="dxa"/>
+              <w:left w:w="0" w:type="dxa"/>
+              <w:right w:w="0" w:type="dxa"/>
+            </w:tcMar>
+            <w:vAlign w:val="center"/>
+          </w:tcPr>
+          <w:p>
+            <w:pPr>
+              <w:pStyle w:val="Normal"/>
+              <w:jc w:val="left"/>
+              <w:pBdr>
+                <w:bottom w:val="none" w:sz="0" w:space="0" w:color="000000"/>
+                <w:top w:val="none" w:sz="0" w:space="0" w:color="000000"/>
+                <w:left w:val="none" w:sz="0" w:space="0" w:color="000000"/>
+                <w:right w:val="none" w:sz="0" w:space="0" w:color="000000"/>
+              </w:pBdr>
+              <w:spacing w:after="80" w:before="80" w:line="240"/>
+              <w:ind w:left="80" w:right="80" w:firstLine="0" w:firstLineChars="0"/>
+            </w:pPr>
+            <w:r>
+              <w:rPr>
+                <w:rFonts w:ascii="Arial" w:hAnsi="DejaVu Sans" w:eastAsia="DejaVu Sans" w:cs="DejaVu Sans"/>
+                <w:i w:val="false"/>
+                <w:b w:val="false"/>
+                <w:u w:val="none"/>
                 <w:sz w:val="21"/>
                 <w:szCs w:val="21"/>
                 <w:color w:val="000000"/>
@@ -3356,7 +3195,6 @@
           <w:i w:val="false"/>
           <w:b w:val="true"/>
           <w:u w:val="none"/>
-          <w:strike w:val="false"/>
           <w:sz w:val="26"/>
           <w:szCs w:val="26"/>
           <w:color w:val="215A9E"/>
@@ -3383,7 +3221,6 @@
           <w:i w:val="false"/>
           <w:b w:val="false"/>
           <w:u w:val="none"/>
-          <w:strike w:val="false"/>
           <w:sz w:val="22"/>
           <w:szCs w:val="22"/>
           <w:color w:val="000000"/>
@@ -3410,7 +3247,6 @@
           <w:i w:val="false"/>
           <w:b w:val="false"/>
           <w:u w:val="none"/>
-          <w:strike w:val="false"/>
           <w:sz w:val="22"/>
           <w:szCs w:val="22"/>
           <w:color w:val="000000"/>
@@ -3437,7 +3273,6 @@
           <w:i w:val="false"/>
           <w:b w:val="false"/>
           <w:u w:val="none"/>
-          <w:strike w:val="false"/>
           <w:sz w:val="22"/>
           <w:szCs w:val="22"/>
           <w:color w:val="B5BEC9"/>
@@ -3464,7 +3299,6 @@
           <w:i w:val="false"/>
           <w:b w:val="false"/>
           <w:u w:val="none"/>
-          <w:strike w:val="false"/>
           <w:sz w:val="22"/>
           <w:szCs w:val="22"/>
           <w:color w:val="000000"/>
@@ -3491,7 +3325,6 @@
           <w:i w:val="false"/>
           <w:b w:val="false"/>
           <w:u w:val="none"/>
-          <w:strike w:val="false"/>
           <w:sz w:val="22"/>
           <w:szCs w:val="22"/>
           <w:color w:val="B5BEC9"/>
@@ -3524,7 +3357,6 @@
           <w:i w:val="false"/>
           <w:b w:val="false"/>
           <w:u w:val="none"/>
-          <w:strike w:val="false"/>
           <w:sz w:val="18"/>
           <w:szCs w:val="18"/>
           <w:color w:val="545860"/>
@@ -3551,7 +3383,6 @@
           <w:i w:val="false"/>
           <w:b w:val="true"/>
           <w:u w:val="none"/>
-          <w:strike w:val="false"/>
           <w:sz w:val="36"/>
           <w:szCs w:val="36"/>
           <w:color w:val="063360"/>
@@ -3573,6 +3404,7 @@
         <w:trPr>
           <w:trHeight w:val="3600" w:hRule="atLeast"/>
         </w:trPr>
+        body1
         <w:tc>
           <w:tcPr>
             <w:tcBorders>
@@ -3602,16 +3434,6 @@
               </w:pBdr>
               <w:spacing w:after="200" w:before="200" w:line="240"/>
               <w:ind w:left="200" w:right="200" w:firstLine="0" w:firstLineChars="0"/>
-              <w:rPr>
-                <w:rFonts w:ascii="Arial" w:hAnsi="Arial" w:eastAsia="Arial" w:cs="Arial"/>
-                <w:i w:val="false"/>
-                <w:b w:val="false"/>
-                <w:u w:val="none"/>
-                <w:strike w:val="false"/>
-                <w:sz w:val="21"/>
-                <w:szCs w:val="21"/>
-                <w:color w:val="000000"/>
-              </w:rPr>
             </w:pPr>
             <w:r>
               <w:rPr>
@@ -3619,7 +3441,6 @@
                 <w:i w:val="false"/>
                 <w:b w:val="true"/>
                 <w:u w:val="none"/>
-                <w:strike w:val="false"/>
                 <w:sz w:val="22"/>
                 <w:szCs w:val="22"/>
                 <w:color w:val="063360"/>
@@ -3632,20 +3453,18 @@
                 <w:i w:val="false"/>
                 <w:b w:val="false"/>
                 <w:u w:val="none"/>
-                <w:strike w:val="false"/>
-                <w:sz w:val="21"/>
-                <w:szCs w:val="21"/>
-                <w:color w:val="000000"/>
-              </w:rPr>
-              <w:br/>
-            </w:r>
-            <w:r>
-              <w:rPr>
-                <w:rFonts w:ascii="Arial" w:hAnsi="Arial" w:eastAsia="Arial" w:cs="Arial"/>
-                <w:i w:val="false"/>
-                <w:b w:val="false"/>
-                <w:u w:val="none"/>
-                <w:strike w:val="false"/>
+                <w:sz w:val="21"/>
+                <w:szCs w:val="21"/>
+                <w:color w:val="000000"/>
+              </w:rPr>
+              <w:br/>
+            </w:r>
+            <w:r>
+              <w:rPr>
+                <w:rFonts w:ascii="Arial" w:hAnsi="Arial" w:eastAsia="Arial" w:cs="Arial"/>
+                <w:i w:val="false"/>
+                <w:b w:val="false"/>
+                <w:u w:val="none"/>
                 <w:sz w:val="21"/>
                 <w:szCs w:val="21"/>
                 <w:color w:val="000000"/>
@@ -3658,20 +3477,18 @@
                 <w:i w:val="false"/>
                 <w:b w:val="false"/>
                 <w:u w:val="none"/>
-                <w:strike w:val="false"/>
-                <w:sz w:val="21"/>
-                <w:szCs w:val="21"/>
-                <w:color w:val="000000"/>
-              </w:rPr>
-              <w:br/>
-            </w:r>
-            <w:r>
-              <w:rPr>
-                <w:rFonts w:ascii="Arial" w:hAnsi="Arial" w:eastAsia="Arial" w:cs="Arial"/>
-                <w:i w:val="false"/>
-                <w:b w:val="false"/>
-                <w:u w:val="none"/>
-                <w:strike w:val="false"/>
+                <w:sz w:val="21"/>
+                <w:szCs w:val="21"/>
+                <w:color w:val="000000"/>
+              </w:rPr>
+              <w:br/>
+            </w:r>
+            <w:r>
+              <w:rPr>
+                <w:rFonts w:ascii="Arial" w:hAnsi="Arial" w:eastAsia="Arial" w:cs="Arial"/>
+                <w:i w:val="false"/>
+                <w:b w:val="false"/>
+                <w:u w:val="none"/>
                 <w:sz w:val="21"/>
                 <w:szCs w:val="21"/>
                 <w:color w:val="000000"/>
@@ -3684,20 +3501,18 @@
                 <w:i w:val="false"/>
                 <w:b w:val="false"/>
                 <w:u w:val="none"/>
-                <w:strike w:val="false"/>
-                <w:sz w:val="21"/>
-                <w:szCs w:val="21"/>
-                <w:color w:val="000000"/>
-              </w:rPr>
-              <w:br/>
-            </w:r>
-            <w:r>
-              <w:rPr>
-                <w:rFonts w:ascii="Arial" w:hAnsi="Arial" w:eastAsia="Arial" w:cs="Arial"/>
-                <w:i w:val="false"/>
-                <w:b w:val="false"/>
-                <w:u w:val="none"/>
-                <w:strike w:val="false"/>
+                <w:sz w:val="21"/>
+                <w:szCs w:val="21"/>
+                <w:color w:val="000000"/>
+              </w:rPr>
+              <w:br/>
+            </w:r>
+            <w:r>
+              <w:rPr>
+                <w:rFonts w:ascii="Arial" w:hAnsi="Arial" w:eastAsia="Arial" w:cs="Arial"/>
+                <w:i w:val="false"/>
+                <w:b w:val="false"/>
+                <w:u w:val="none"/>
                 <w:sz w:val="21"/>
                 <w:szCs w:val="21"/>
                 <w:color w:val="000000"/>
@@ -3710,33 +3525,30 @@
                 <w:i w:val="false"/>
                 <w:b w:val="false"/>
                 <w:u w:val="none"/>
-                <w:strike w:val="false"/>
-                <w:sz w:val="21"/>
-                <w:szCs w:val="21"/>
-                <w:color w:val="000000"/>
-              </w:rPr>
-              <w:br/>
-            </w:r>
-            <w:r>
-              <w:rPr>
-                <w:rFonts w:ascii="Arial" w:hAnsi="Arial" w:eastAsia="Arial" w:cs="Arial"/>
-                <w:i w:val="false"/>
-                <w:b w:val="false"/>
-                <w:u w:val="none"/>
-                <w:strike w:val="false"/>
-                <w:sz w:val="21"/>
-                <w:szCs w:val="21"/>
-                <w:color w:val="000000"/>
-              </w:rPr>
-              <w:br/>
-            </w:r>
-            <w:r>
-              <w:rPr>
-                <w:rFonts w:ascii="Arial" w:hAnsi="Arial" w:eastAsia="Arial" w:cs="Arial"/>
-                <w:i w:val="false"/>
-                <w:b w:val="false"/>
-                <w:u w:val="none"/>
-                <w:strike w:val="false"/>
+                <w:sz w:val="21"/>
+                <w:szCs w:val="21"/>
+                <w:color w:val="000000"/>
+              </w:rPr>
+              <w:br/>
+            </w:r>
+            <w:r>
+              <w:rPr>
+                <w:rFonts w:ascii="Arial" w:hAnsi="Arial" w:eastAsia="Arial" w:cs="Arial"/>
+                <w:i w:val="false"/>
+                <w:b w:val="false"/>
+                <w:u w:val="none"/>
+                <w:sz w:val="21"/>
+                <w:szCs w:val="21"/>
+                <w:color w:val="000000"/>
+              </w:rPr>
+              <w:br/>
+            </w:r>
+            <w:r>
+              <w:rPr>
+                <w:rFonts w:ascii="Arial" w:hAnsi="Arial" w:eastAsia="Arial" w:cs="Arial"/>
+                <w:i w:val="false"/>
+                <w:b w:val="false"/>
+                <w:u w:val="none"/>
                 <w:sz w:val="21"/>
                 <w:szCs w:val="21"/>
                 <w:color w:val="000000"/>
@@ -3749,33 +3561,30 @@
                 <w:i w:val="false"/>
                 <w:b w:val="false"/>
                 <w:u w:val="none"/>
-                <w:strike w:val="false"/>
-                <w:sz w:val="21"/>
-                <w:szCs w:val="21"/>
-                <w:color w:val="000000"/>
-              </w:rPr>
-              <w:br/>
-            </w:r>
-            <w:r>
-              <w:rPr>
-                <w:rFonts w:ascii="Arial" w:hAnsi="Arial" w:eastAsia="Arial" w:cs="Arial"/>
-                <w:i w:val="false"/>
-                <w:b w:val="false"/>
-                <w:u w:val="none"/>
-                <w:strike w:val="false"/>
-                <w:sz w:val="21"/>
-                <w:szCs w:val="21"/>
-                <w:color w:val="000000"/>
-              </w:rPr>
-              <w:br/>
-            </w:r>
-            <w:r>
-              <w:rPr>
-                <w:rFonts w:ascii="Arial" w:hAnsi="Arial" w:eastAsia="Arial" w:cs="Arial"/>
-                <w:i w:val="false"/>
-                <w:b w:val="false"/>
-                <w:u w:val="none"/>
-                <w:strike w:val="false"/>
+                <w:sz w:val="21"/>
+                <w:szCs w:val="21"/>
+                <w:color w:val="000000"/>
+              </w:rPr>
+              <w:br/>
+            </w:r>
+            <w:r>
+              <w:rPr>
+                <w:rFonts w:ascii="Arial" w:hAnsi="Arial" w:eastAsia="Arial" w:cs="Arial"/>
+                <w:i w:val="false"/>
+                <w:b w:val="false"/>
+                <w:u w:val="none"/>
+                <w:sz w:val="21"/>
+                <w:szCs w:val="21"/>
+                <w:color w:val="000000"/>
+              </w:rPr>
+              <w:br/>
+            </w:r>
+            <w:r>
+              <w:rPr>
+                <w:rFonts w:ascii="Arial" w:hAnsi="Arial" w:eastAsia="Arial" w:cs="Arial"/>
+                <w:i w:val="false"/>
+                <w:b w:val="false"/>
+                <w:u w:val="none"/>
                 <w:sz w:val="21"/>
                 <w:szCs w:val="21"/>
                 <w:color w:val="000000"/>
@@ -3788,20 +3597,18 @@
                 <w:i w:val="false"/>
                 <w:b w:val="false"/>
                 <w:u w:val="none"/>
-                <w:strike w:val="false"/>
-                <w:sz w:val="21"/>
-                <w:szCs w:val="21"/>
-                <w:color w:val="000000"/>
-              </w:rPr>
-              <w:br/>
-            </w:r>
-            <w:r>
-              <w:rPr>
-                <w:rFonts w:ascii="Arial" w:hAnsi="Arial" w:eastAsia="Arial" w:cs="Arial"/>
-                <w:i w:val="false"/>
-                <w:b w:val="false"/>
-                <w:u w:val="none"/>
-                <w:strike w:val="false"/>
+                <w:sz w:val="21"/>
+                <w:szCs w:val="21"/>
+                <w:color w:val="000000"/>
+              </w:rPr>
+              <w:br/>
+            </w:r>
+            <w:r>
+              <w:rPr>
+                <w:rFonts w:ascii="Arial" w:hAnsi="Arial" w:eastAsia="Arial" w:cs="Arial"/>
+                <w:i w:val="false"/>
+                <w:b w:val="false"/>
+                <w:u w:val="none"/>
                 <w:sz w:val="21"/>
                 <w:szCs w:val="21"/>
                 <w:color w:val="000000"/>
@@ -3839,16 +3646,6 @@
               </w:pBdr>
               <w:spacing w:after="200" w:before="200" w:line="240"/>
               <w:ind w:left="200" w:right="200" w:firstLine="0" w:firstLineChars="0"/>
-              <w:rPr>
-                <w:rFonts w:ascii="Arial" w:hAnsi="Arial" w:eastAsia="Arial" w:cs="Arial"/>
-                <w:i w:val="false"/>
-                <w:b w:val="false"/>
-                <w:u w:val="none"/>
-                <w:strike w:val="false"/>
-                <w:sz w:val="21"/>
-                <w:szCs w:val="21"/>
-                <w:color w:val="000000"/>
-              </w:rPr>
             </w:pPr>
             <w:r>
               <w:rPr>
@@ -3856,7 +3653,6 @@
                 <w:i w:val="false"/>
                 <w:b w:val="true"/>
                 <w:u w:val="none"/>
-                <w:strike w:val="false"/>
                 <w:sz w:val="22"/>
                 <w:szCs w:val="22"/>
                 <w:color w:val="063360"/>
@@ -3869,20 +3665,18 @@
                 <w:i w:val="false"/>
                 <w:b w:val="false"/>
                 <w:u w:val="none"/>
-                <w:strike w:val="false"/>
-                <w:sz w:val="21"/>
-                <w:szCs w:val="21"/>
-                <w:color w:val="000000"/>
-              </w:rPr>
-              <w:br/>
-            </w:r>
-            <w:r>
-              <w:rPr>
-                <w:rFonts w:ascii="Arial" w:hAnsi="Arial" w:eastAsia="Arial" w:cs="Arial"/>
-                <w:i w:val="false"/>
-                <w:b w:val="false"/>
-                <w:u w:val="none"/>
-                <w:strike w:val="false"/>
+                <w:sz w:val="21"/>
+                <w:szCs w:val="21"/>
+                <w:color w:val="000000"/>
+              </w:rPr>
+              <w:br/>
+            </w:r>
+            <w:r>
+              <w:rPr>
+                <w:rFonts w:ascii="Arial" w:hAnsi="Arial" w:eastAsia="Arial" w:cs="Arial"/>
+                <w:i w:val="false"/>
+                <w:b w:val="false"/>
+                <w:u w:val="none"/>
                 <w:sz w:val="21"/>
                 <w:szCs w:val="21"/>
                 <w:color w:val="000000"/>
@@ -3895,20 +3689,18 @@
                 <w:i w:val="false"/>
                 <w:b w:val="false"/>
                 <w:u w:val="none"/>
-                <w:strike w:val="false"/>
-                <w:sz w:val="21"/>
-                <w:szCs w:val="21"/>
-                <w:color w:val="000000"/>
-              </w:rPr>
-              <w:br/>
-            </w:r>
-            <w:r>
-              <w:rPr>
-                <w:rFonts w:ascii="Arial" w:hAnsi="Arial" w:eastAsia="Arial" w:cs="Arial"/>
-                <w:i w:val="false"/>
-                <w:b w:val="false"/>
-                <w:u w:val="none"/>
-                <w:strike w:val="false"/>
+                <w:sz w:val="21"/>
+                <w:szCs w:val="21"/>
+                <w:color w:val="000000"/>
+              </w:rPr>
+              <w:br/>
+            </w:r>
+            <w:r>
+              <w:rPr>
+                <w:rFonts w:ascii="Arial" w:hAnsi="Arial" w:eastAsia="Arial" w:cs="Arial"/>
+                <w:i w:val="false"/>
+                <w:b w:val="false"/>
+                <w:u w:val="none"/>
                 <w:sz w:val="21"/>
                 <w:szCs w:val="21"/>
                 <w:color w:val="000000"/>
@@ -3921,20 +3713,18 @@
                 <w:i w:val="false"/>
                 <w:b w:val="false"/>
                 <w:u w:val="none"/>
-                <w:strike w:val="false"/>
-                <w:sz w:val="21"/>
-                <w:szCs w:val="21"/>
-                <w:color w:val="000000"/>
-              </w:rPr>
-              <w:br/>
-            </w:r>
-            <w:r>
-              <w:rPr>
-                <w:rFonts w:ascii="Arial" w:hAnsi="Arial" w:eastAsia="Arial" w:cs="Arial"/>
-                <w:i w:val="false"/>
-                <w:b w:val="false"/>
-                <w:u w:val="none"/>
-                <w:strike w:val="false"/>
+                <w:sz w:val="21"/>
+                <w:szCs w:val="21"/>
+                <w:color w:val="000000"/>
+              </w:rPr>
+              <w:br/>
+            </w:r>
+            <w:r>
+              <w:rPr>
+                <w:rFonts w:ascii="Arial" w:hAnsi="Arial" w:eastAsia="Arial" w:cs="Arial"/>
+                <w:i w:val="false"/>
+                <w:b w:val="false"/>
+                <w:u w:val="none"/>
                 <w:sz w:val="21"/>
                 <w:szCs w:val="21"/>
                 <w:color w:val="000000"/>
@@ -3947,33 +3737,30 @@
                 <w:i w:val="false"/>
                 <w:b w:val="false"/>
                 <w:u w:val="none"/>
-                <w:strike w:val="false"/>
-                <w:sz w:val="21"/>
-                <w:szCs w:val="21"/>
-                <w:color w:val="000000"/>
-              </w:rPr>
-              <w:br/>
-            </w:r>
-            <w:r>
-              <w:rPr>
-                <w:rFonts w:ascii="Arial" w:hAnsi="Arial" w:eastAsia="Arial" w:cs="Arial"/>
-                <w:i w:val="false"/>
-                <w:b w:val="false"/>
-                <w:u w:val="none"/>
-                <w:strike w:val="false"/>
-                <w:sz w:val="21"/>
-                <w:szCs w:val="21"/>
-                <w:color w:val="000000"/>
-              </w:rPr>
-              <w:br/>
-            </w:r>
-            <w:r>
-              <w:rPr>
-                <w:rFonts w:ascii="Arial" w:hAnsi="Arial" w:eastAsia="Arial" w:cs="Arial"/>
-                <w:i w:val="false"/>
-                <w:b w:val="false"/>
-                <w:u w:val="none"/>
-                <w:strike w:val="false"/>
+                <w:sz w:val="21"/>
+                <w:szCs w:val="21"/>
+                <w:color w:val="000000"/>
+              </w:rPr>
+              <w:br/>
+            </w:r>
+            <w:r>
+              <w:rPr>
+                <w:rFonts w:ascii="Arial" w:hAnsi="Arial" w:eastAsia="Arial" w:cs="Arial"/>
+                <w:i w:val="false"/>
+                <w:b w:val="false"/>
+                <w:u w:val="none"/>
+                <w:sz w:val="21"/>
+                <w:szCs w:val="21"/>
+                <w:color w:val="000000"/>
+              </w:rPr>
+              <w:br/>
+            </w:r>
+            <w:r>
+              <w:rPr>
+                <w:rFonts w:ascii="Arial" w:hAnsi="Arial" w:eastAsia="Arial" w:cs="Arial"/>
+                <w:i w:val="false"/>
+                <w:b w:val="false"/>
+                <w:u w:val="none"/>
                 <w:sz w:val="21"/>
                 <w:szCs w:val="21"/>
                 <w:color w:val="000000"/>
@@ -3986,33 +3773,30 @@
                 <w:i w:val="false"/>
                 <w:b w:val="false"/>
                 <w:u w:val="none"/>
-                <w:strike w:val="false"/>
-                <w:sz w:val="21"/>
-                <w:szCs w:val="21"/>
-                <w:color w:val="000000"/>
-              </w:rPr>
-              <w:br/>
-            </w:r>
-            <w:r>
-              <w:rPr>
-                <w:rFonts w:ascii="Arial" w:hAnsi="Arial" w:eastAsia="Arial" w:cs="Arial"/>
-                <w:i w:val="false"/>
-                <w:b w:val="false"/>
-                <w:u w:val="none"/>
-                <w:strike w:val="false"/>
-                <w:sz w:val="21"/>
-                <w:szCs w:val="21"/>
-                <w:color w:val="000000"/>
-              </w:rPr>
-              <w:br/>
-            </w:r>
-            <w:r>
-              <w:rPr>
-                <w:rFonts w:ascii="Arial" w:hAnsi="Arial" w:eastAsia="Arial" w:cs="Arial"/>
-                <w:i w:val="false"/>
-                <w:b w:val="false"/>
-                <w:u w:val="none"/>
-                <w:strike w:val="false"/>
+                <w:sz w:val="21"/>
+                <w:szCs w:val="21"/>
+                <w:color w:val="000000"/>
+              </w:rPr>
+              <w:br/>
+            </w:r>
+            <w:r>
+              <w:rPr>
+                <w:rFonts w:ascii="Arial" w:hAnsi="Arial" w:eastAsia="Arial" w:cs="Arial"/>
+                <w:i w:val="false"/>
+                <w:b w:val="false"/>
+                <w:u w:val="none"/>
+                <w:sz w:val="21"/>
+                <w:szCs w:val="21"/>
+                <w:color w:val="000000"/>
+              </w:rPr>
+              <w:br/>
+            </w:r>
+            <w:r>
+              <w:rPr>
+                <w:rFonts w:ascii="Arial" w:hAnsi="Arial" w:eastAsia="Arial" w:cs="Arial"/>
+                <w:i w:val="false"/>
+                <w:b w:val="false"/>
+                <w:u w:val="none"/>
                 <w:sz w:val="21"/>
                 <w:szCs w:val="21"/>
                 <w:color w:val="000000"/>
@@ -4025,20 +3809,18 @@
                 <w:i w:val="false"/>
                 <w:b w:val="false"/>
                 <w:u w:val="none"/>
-                <w:strike w:val="false"/>
-                <w:sz w:val="21"/>
-                <w:szCs w:val="21"/>
-                <w:color w:val="000000"/>
-              </w:rPr>
-              <w:br/>
-            </w:r>
-            <w:r>
-              <w:rPr>
-                <w:rFonts w:ascii="Arial" w:hAnsi="Arial" w:eastAsia="Arial" w:cs="Arial"/>
-                <w:i w:val="false"/>
-                <w:b w:val="false"/>
-                <w:u w:val="none"/>
-                <w:strike w:val="false"/>
+                <w:sz w:val="21"/>
+                <w:szCs w:val="21"/>
+                <w:color w:val="000000"/>
+              </w:rPr>
+              <w:br/>
+            </w:r>
+            <w:r>
+              <w:rPr>
+                <w:rFonts w:ascii="Arial" w:hAnsi="Arial" w:eastAsia="Arial" w:cs="Arial"/>
+                <w:i w:val="false"/>
+                <w:b w:val="false"/>
+                <w:u w:val="none"/>
                 <w:sz w:val="21"/>
                 <w:szCs w:val="21"/>
                 <w:color w:val="000000"/>
@@ -4052,6 +3834,7 @@
         <w:trPr>
           <w:trHeight w:val="3600" w:hRule="atLeast"/>
         </w:trPr>
+        body2
         <w:tc>
           <w:tcPr>
             <w:tcBorders>
@@ -4081,16 +3864,6 @@
               </w:pBdr>
               <w:spacing w:after="200" w:before="200" w:line="240"/>
               <w:ind w:left="200" w:right="200" w:firstLine="0" w:firstLineChars="0"/>
-              <w:rPr>
-                <w:rFonts w:ascii="Arial" w:hAnsi="Arial" w:eastAsia="Arial" w:cs="Arial"/>
-                <w:i w:val="false"/>
-                <w:b w:val="false"/>
-                <w:u w:val="none"/>
-                <w:strike w:val="false"/>
-                <w:sz w:val="21"/>
-                <w:szCs w:val="21"/>
-                <w:color w:val="000000"/>
-              </w:rPr>
             </w:pPr>
             <w:r>
               <w:rPr>
@@ -4098,7 +3871,6 @@
                 <w:i w:val="false"/>
                 <w:b w:val="true"/>
                 <w:u w:val="none"/>
-                <w:strike w:val="false"/>
                 <w:sz w:val="22"/>
                 <w:szCs w:val="22"/>
                 <w:color w:val="063360"/>
@@ -4111,20 +3883,18 @@
                 <w:i w:val="false"/>
                 <w:b w:val="false"/>
                 <w:u w:val="none"/>
-                <w:strike w:val="false"/>
-                <w:sz w:val="21"/>
-                <w:szCs w:val="21"/>
-                <w:color w:val="000000"/>
-              </w:rPr>
-              <w:br/>
-            </w:r>
-            <w:r>
-              <w:rPr>
-                <w:rFonts w:ascii="Arial" w:hAnsi="Arial" w:eastAsia="Arial" w:cs="Arial"/>
-                <w:i w:val="false"/>
-                <w:b w:val="false"/>
-                <w:u w:val="none"/>
-                <w:strike w:val="false"/>
+                <w:sz w:val="21"/>
+                <w:szCs w:val="21"/>
+                <w:color w:val="000000"/>
+              </w:rPr>
+              <w:br/>
+            </w:r>
+            <w:r>
+              <w:rPr>
+                <w:rFonts w:ascii="Arial" w:hAnsi="Arial" w:eastAsia="Arial" w:cs="Arial"/>
+                <w:i w:val="false"/>
+                <w:b w:val="false"/>
+                <w:u w:val="none"/>
                 <w:sz w:val="21"/>
                 <w:szCs w:val="21"/>
                 <w:color w:val="000000"/>
@@ -4137,20 +3907,18 @@
                 <w:i w:val="false"/>
                 <w:b w:val="false"/>
                 <w:u w:val="none"/>
-                <w:strike w:val="false"/>
-                <w:sz w:val="21"/>
-                <w:szCs w:val="21"/>
-                <w:color w:val="000000"/>
-              </w:rPr>
-              <w:br/>
-            </w:r>
-            <w:r>
-              <w:rPr>
-                <w:rFonts w:ascii="Arial" w:hAnsi="Arial" w:eastAsia="Arial" w:cs="Arial"/>
-                <w:i w:val="false"/>
-                <w:b w:val="false"/>
-                <w:u w:val="none"/>
-                <w:strike w:val="false"/>
+                <w:sz w:val="21"/>
+                <w:szCs w:val="21"/>
+                <w:color w:val="000000"/>
+              </w:rPr>
+              <w:br/>
+            </w:r>
+            <w:r>
+              <w:rPr>
+                <w:rFonts w:ascii="Arial" w:hAnsi="Arial" w:eastAsia="Arial" w:cs="Arial"/>
+                <w:i w:val="false"/>
+                <w:b w:val="false"/>
+                <w:u w:val="none"/>
                 <w:sz w:val="21"/>
                 <w:szCs w:val="21"/>
                 <w:color w:val="000000"/>
@@ -4163,20 +3931,18 @@
                 <w:i w:val="false"/>
                 <w:b w:val="false"/>
                 <w:u w:val="none"/>
-                <w:strike w:val="false"/>
-                <w:sz w:val="21"/>
-                <w:szCs w:val="21"/>
-                <w:color w:val="000000"/>
-              </w:rPr>
-              <w:br/>
-            </w:r>
-            <w:r>
-              <w:rPr>
-                <w:rFonts w:ascii="Arial" w:hAnsi="Arial" w:eastAsia="Arial" w:cs="Arial"/>
-                <w:i w:val="false"/>
-                <w:b w:val="false"/>
-                <w:u w:val="none"/>
-                <w:strike w:val="false"/>
+                <w:sz w:val="21"/>
+                <w:szCs w:val="21"/>
+                <w:color w:val="000000"/>
+              </w:rPr>
+              <w:br/>
+            </w:r>
+            <w:r>
+              <w:rPr>
+                <w:rFonts w:ascii="Arial" w:hAnsi="Arial" w:eastAsia="Arial" w:cs="Arial"/>
+                <w:i w:val="false"/>
+                <w:b w:val="false"/>
+                <w:u w:val="none"/>
                 <w:sz w:val="21"/>
                 <w:szCs w:val="21"/>
                 <w:color w:val="000000"/>
@@ -4189,33 +3955,30 @@
                 <w:i w:val="false"/>
                 <w:b w:val="false"/>
                 <w:u w:val="none"/>
-                <w:strike w:val="false"/>
-                <w:sz w:val="21"/>
-                <w:szCs w:val="21"/>
-                <w:color w:val="000000"/>
-              </w:rPr>
-              <w:br/>
-            </w:r>
-            <w:r>
-              <w:rPr>
-                <w:rFonts w:ascii="Arial" w:hAnsi="Arial" w:eastAsia="Arial" w:cs="Arial"/>
-                <w:i w:val="false"/>
-                <w:b w:val="false"/>
-                <w:u w:val="none"/>
-                <w:strike w:val="false"/>
-                <w:sz w:val="21"/>
-                <w:szCs w:val="21"/>
-                <w:color w:val="000000"/>
-              </w:rPr>
-              <w:br/>
-            </w:r>
-            <w:r>
-              <w:rPr>
-                <w:rFonts w:ascii="Arial" w:hAnsi="Arial" w:eastAsia="Arial" w:cs="Arial"/>
-                <w:i w:val="false"/>
-                <w:b w:val="false"/>
-                <w:u w:val="none"/>
-                <w:strike w:val="false"/>
+                <w:sz w:val="21"/>
+                <w:szCs w:val="21"/>
+                <w:color w:val="000000"/>
+              </w:rPr>
+              <w:br/>
+            </w:r>
+            <w:r>
+              <w:rPr>
+                <w:rFonts w:ascii="Arial" w:hAnsi="Arial" w:eastAsia="Arial" w:cs="Arial"/>
+                <w:i w:val="false"/>
+                <w:b w:val="false"/>
+                <w:u w:val="none"/>
+                <w:sz w:val="21"/>
+                <w:szCs w:val="21"/>
+                <w:color w:val="000000"/>
+              </w:rPr>
+              <w:br/>
+            </w:r>
+            <w:r>
+              <w:rPr>
+                <w:rFonts w:ascii="Arial" w:hAnsi="Arial" w:eastAsia="Arial" w:cs="Arial"/>
+                <w:i w:val="false"/>
+                <w:b w:val="false"/>
+                <w:u w:val="none"/>
                 <w:sz w:val="21"/>
                 <w:szCs w:val="21"/>
                 <w:color w:val="000000"/>
@@ -4228,33 +3991,30 @@
                 <w:i w:val="false"/>
                 <w:b w:val="false"/>
                 <w:u w:val="none"/>
-                <w:strike w:val="false"/>
-                <w:sz w:val="21"/>
-                <w:szCs w:val="21"/>
-                <w:color w:val="000000"/>
-              </w:rPr>
-              <w:br/>
-            </w:r>
-            <w:r>
-              <w:rPr>
-                <w:rFonts w:ascii="Arial" w:hAnsi="Arial" w:eastAsia="Arial" w:cs="Arial"/>
-                <w:i w:val="false"/>
-                <w:b w:val="false"/>
-                <w:u w:val="none"/>
-                <w:strike w:val="false"/>
-                <w:sz w:val="21"/>
-                <w:szCs w:val="21"/>
-                <w:color w:val="000000"/>
-              </w:rPr>
-              <w:br/>
-            </w:r>
-            <w:r>
-              <w:rPr>
-                <w:rFonts w:ascii="Arial" w:hAnsi="Arial" w:eastAsia="Arial" w:cs="Arial"/>
-                <w:i w:val="false"/>
-                <w:b w:val="false"/>
-                <w:u w:val="none"/>
-                <w:strike w:val="false"/>
+                <w:sz w:val="21"/>
+                <w:szCs w:val="21"/>
+                <w:color w:val="000000"/>
+              </w:rPr>
+              <w:br/>
+            </w:r>
+            <w:r>
+              <w:rPr>
+                <w:rFonts w:ascii="Arial" w:hAnsi="Arial" w:eastAsia="Arial" w:cs="Arial"/>
+                <w:i w:val="false"/>
+                <w:b w:val="false"/>
+                <w:u w:val="none"/>
+                <w:sz w:val="21"/>
+                <w:szCs w:val="21"/>
+                <w:color w:val="000000"/>
+              </w:rPr>
+              <w:br/>
+            </w:r>
+            <w:r>
+              <w:rPr>
+                <w:rFonts w:ascii="Arial" w:hAnsi="Arial" w:eastAsia="Arial" w:cs="Arial"/>
+                <w:i w:val="false"/>
+                <w:b w:val="false"/>
+                <w:u w:val="none"/>
                 <w:sz w:val="21"/>
                 <w:szCs w:val="21"/>
                 <w:color w:val="000000"/>
@@ -4267,20 +4027,18 @@
                 <w:i w:val="false"/>
                 <w:b w:val="false"/>
                 <w:u w:val="none"/>
-                <w:strike w:val="false"/>
-                <w:sz w:val="21"/>
-                <w:szCs w:val="21"/>
-                <w:color w:val="000000"/>
-              </w:rPr>
-              <w:br/>
-            </w:r>
-            <w:r>
-              <w:rPr>
-                <w:rFonts w:ascii="Arial" w:hAnsi="Arial" w:eastAsia="Arial" w:cs="Arial"/>
-                <w:i w:val="false"/>
-                <w:b w:val="false"/>
-                <w:u w:val="none"/>
-                <w:strike w:val="false"/>
+                <w:sz w:val="21"/>
+                <w:szCs w:val="21"/>
+                <w:color w:val="000000"/>
+              </w:rPr>
+              <w:br/>
+            </w:r>
+            <w:r>
+              <w:rPr>
+                <w:rFonts w:ascii="Arial" w:hAnsi="Arial" w:eastAsia="Arial" w:cs="Arial"/>
+                <w:i w:val="false"/>
+                <w:b w:val="false"/>
+                <w:u w:val="none"/>
                 <w:sz w:val="21"/>
                 <w:szCs w:val="21"/>
                 <w:color w:val="000000"/>
@@ -4318,16 +4076,6 @@
               </w:pBdr>
               <w:spacing w:after="200" w:before="200" w:line="240"/>
               <w:ind w:left="200" w:right="200" w:firstLine="0" w:firstLineChars="0"/>
-              <w:rPr>
-                <w:rFonts w:ascii="Arial" w:hAnsi="Arial" w:eastAsia="Arial" w:cs="Arial"/>
-                <w:i w:val="false"/>
-                <w:b w:val="false"/>
-                <w:u w:val="none"/>
-                <w:strike w:val="false"/>
-                <w:sz w:val="21"/>
-                <w:szCs w:val="21"/>
-                <w:color w:val="000000"/>
-              </w:rPr>
             </w:pPr>
             <w:r>
               <w:rPr>
@@ -4335,7 +4083,6 @@
                 <w:i w:val="false"/>
                 <w:b w:val="true"/>
                 <w:u w:val="none"/>
-                <w:strike w:val="false"/>
                 <w:sz w:val="22"/>
                 <w:szCs w:val="22"/>
                 <w:color w:val="063360"/>
@@ -4348,20 +4095,18 @@
                 <w:i w:val="false"/>
                 <w:b w:val="false"/>
                 <w:u w:val="none"/>
-                <w:strike w:val="false"/>
-                <w:sz w:val="21"/>
-                <w:szCs w:val="21"/>
-                <w:color w:val="000000"/>
-              </w:rPr>
-              <w:br/>
-            </w:r>
-            <w:r>
-              <w:rPr>
-                <w:rFonts w:ascii="Arial" w:hAnsi="Arial" w:eastAsia="Arial" w:cs="Arial"/>
-                <w:i w:val="false"/>
-                <w:b w:val="false"/>
-                <w:u w:val="none"/>
-                <w:strike w:val="false"/>
+                <w:sz w:val="21"/>
+                <w:szCs w:val="21"/>
+                <w:color w:val="000000"/>
+              </w:rPr>
+              <w:br/>
+            </w:r>
+            <w:r>
+              <w:rPr>
+                <w:rFonts w:ascii="Arial" w:hAnsi="Arial" w:eastAsia="Arial" w:cs="Arial"/>
+                <w:i w:val="false"/>
+                <w:b w:val="false"/>
+                <w:u w:val="none"/>
                 <w:sz w:val="21"/>
                 <w:szCs w:val="21"/>
                 <w:color w:val="000000"/>
@@ -4374,20 +4119,18 @@
                 <w:i w:val="false"/>
                 <w:b w:val="false"/>
                 <w:u w:val="none"/>
-                <w:strike w:val="false"/>
-                <w:sz w:val="21"/>
-                <w:szCs w:val="21"/>
-                <w:color w:val="000000"/>
-              </w:rPr>
-              <w:br/>
-            </w:r>
-            <w:r>
-              <w:rPr>
-                <w:rFonts w:ascii="Arial" w:hAnsi="Arial" w:eastAsia="Arial" w:cs="Arial"/>
-                <w:i w:val="false"/>
-                <w:b w:val="false"/>
-                <w:u w:val="none"/>
-                <w:strike w:val="false"/>
+                <w:sz w:val="21"/>
+                <w:szCs w:val="21"/>
+                <w:color w:val="000000"/>
+              </w:rPr>
+              <w:br/>
+            </w:r>
+            <w:r>
+              <w:rPr>
+                <w:rFonts w:ascii="Arial" w:hAnsi="Arial" w:eastAsia="Arial" w:cs="Arial"/>
+                <w:i w:val="false"/>
+                <w:b w:val="false"/>
+                <w:u w:val="none"/>
                 <w:sz w:val="21"/>
                 <w:szCs w:val="21"/>
                 <w:color w:val="000000"/>
@@ -4400,20 +4143,18 @@
                 <w:i w:val="false"/>
                 <w:b w:val="false"/>
                 <w:u w:val="none"/>
-                <w:strike w:val="false"/>
-                <w:sz w:val="21"/>
-                <w:szCs w:val="21"/>
-                <w:color w:val="000000"/>
-              </w:rPr>
-              <w:br/>
-            </w:r>
-            <w:r>
-              <w:rPr>
-                <w:rFonts w:ascii="Arial" w:hAnsi="Arial" w:eastAsia="Arial" w:cs="Arial"/>
-                <w:i w:val="false"/>
-                <w:b w:val="false"/>
-                <w:u w:val="none"/>
-                <w:strike w:val="false"/>
+                <w:sz w:val="21"/>
+                <w:szCs w:val="21"/>
+                <w:color w:val="000000"/>
+              </w:rPr>
+              <w:br/>
+            </w:r>
+            <w:r>
+              <w:rPr>
+                <w:rFonts w:ascii="Arial" w:hAnsi="Arial" w:eastAsia="Arial" w:cs="Arial"/>
+                <w:i w:val="false"/>
+                <w:b w:val="false"/>
+                <w:u w:val="none"/>
                 <w:sz w:val="21"/>
                 <w:szCs w:val="21"/>
                 <w:color w:val="000000"/>
@@ -4426,33 +4167,30 @@
                 <w:i w:val="false"/>
                 <w:b w:val="false"/>
                 <w:u w:val="none"/>
-                <w:strike w:val="false"/>
-                <w:sz w:val="21"/>
-                <w:szCs w:val="21"/>
-                <w:color w:val="000000"/>
-              </w:rPr>
-              <w:br/>
-            </w:r>
-            <w:r>
-              <w:rPr>
-                <w:rFonts w:ascii="Arial" w:hAnsi="Arial" w:eastAsia="Arial" w:cs="Arial"/>
-                <w:i w:val="false"/>
-                <w:b w:val="false"/>
-                <w:u w:val="none"/>
-                <w:strike w:val="false"/>
-                <w:sz w:val="21"/>
-                <w:szCs w:val="21"/>
-                <w:color w:val="000000"/>
-              </w:rPr>
-              <w:br/>
-            </w:r>
-            <w:r>
-              <w:rPr>
-                <w:rFonts w:ascii="Arial" w:hAnsi="Arial" w:eastAsia="Arial" w:cs="Arial"/>
-                <w:i w:val="false"/>
-                <w:b w:val="false"/>
-                <w:u w:val="none"/>
-                <w:strike w:val="false"/>
+                <w:sz w:val="21"/>
+                <w:szCs w:val="21"/>
+                <w:color w:val="000000"/>
+              </w:rPr>
+              <w:br/>
+            </w:r>
+            <w:r>
+              <w:rPr>
+                <w:rFonts w:ascii="Arial" w:hAnsi="Arial" w:eastAsia="Arial" w:cs="Arial"/>
+                <w:i w:val="false"/>
+                <w:b w:val="false"/>
+                <w:u w:val="none"/>
+                <w:sz w:val="21"/>
+                <w:szCs w:val="21"/>
+                <w:color w:val="000000"/>
+              </w:rPr>
+              <w:br/>
+            </w:r>
+            <w:r>
+              <w:rPr>
+                <w:rFonts w:ascii="Arial" w:hAnsi="Arial" w:eastAsia="Arial" w:cs="Arial"/>
+                <w:i w:val="false"/>
+                <w:b w:val="false"/>
+                <w:u w:val="none"/>
                 <w:sz w:val="21"/>
                 <w:szCs w:val="21"/>
                 <w:color w:val="000000"/>
@@ -4465,33 +4203,30 @@
                 <w:i w:val="false"/>
                 <w:b w:val="false"/>
                 <w:u w:val="none"/>
-                <w:strike w:val="false"/>
-                <w:sz w:val="21"/>
-                <w:szCs w:val="21"/>
-                <w:color w:val="000000"/>
-              </w:rPr>
-              <w:br/>
-            </w:r>
-            <w:r>
-              <w:rPr>
-                <w:rFonts w:ascii="Arial" w:hAnsi="Arial" w:eastAsia="Arial" w:cs="Arial"/>
-                <w:i w:val="false"/>
-                <w:b w:val="false"/>
-                <w:u w:val="none"/>
-                <w:strike w:val="false"/>
-                <w:sz w:val="21"/>
-                <w:szCs w:val="21"/>
-                <w:color w:val="000000"/>
-              </w:rPr>
-              <w:br/>
-            </w:r>
-            <w:r>
-              <w:rPr>
-                <w:rFonts w:ascii="Arial" w:hAnsi="Arial" w:eastAsia="Arial" w:cs="Arial"/>
-                <w:i w:val="false"/>
-                <w:b w:val="false"/>
-                <w:u w:val="none"/>
-                <w:strike w:val="false"/>
+                <w:sz w:val="21"/>
+                <w:szCs w:val="21"/>
+                <w:color w:val="000000"/>
+              </w:rPr>
+              <w:br/>
+            </w:r>
+            <w:r>
+              <w:rPr>
+                <w:rFonts w:ascii="Arial" w:hAnsi="Arial" w:eastAsia="Arial" w:cs="Arial"/>
+                <w:i w:val="false"/>
+                <w:b w:val="false"/>
+                <w:u w:val="none"/>
+                <w:sz w:val="21"/>
+                <w:szCs w:val="21"/>
+                <w:color w:val="000000"/>
+              </w:rPr>
+              <w:br/>
+            </w:r>
+            <w:r>
+              <w:rPr>
+                <w:rFonts w:ascii="Arial" w:hAnsi="Arial" w:eastAsia="Arial" w:cs="Arial"/>
+                <w:i w:val="false"/>
+                <w:b w:val="false"/>
+                <w:u w:val="none"/>
                 <w:sz w:val="21"/>
                 <w:szCs w:val="21"/>
                 <w:color w:val="000000"/>
@@ -4504,20 +4239,18 @@
                 <w:i w:val="false"/>
                 <w:b w:val="false"/>
                 <w:u w:val="none"/>
-                <w:strike w:val="false"/>
-                <w:sz w:val="21"/>
-                <w:szCs w:val="21"/>
-                <w:color w:val="000000"/>
-              </w:rPr>
-              <w:br/>
-            </w:r>
-            <w:r>
-              <w:rPr>
-                <w:rFonts w:ascii="Arial" w:hAnsi="Arial" w:eastAsia="Arial" w:cs="Arial"/>
-                <w:i w:val="false"/>
-                <w:b w:val="false"/>
-                <w:u w:val="none"/>
-                <w:strike w:val="false"/>
+                <w:sz w:val="21"/>
+                <w:szCs w:val="21"/>
+                <w:color w:val="000000"/>
+              </w:rPr>
+              <w:br/>
+            </w:r>
+            <w:r>
+              <w:rPr>
+                <w:rFonts w:ascii="Arial" w:hAnsi="Arial" w:eastAsia="Arial" w:cs="Arial"/>
+                <w:i w:val="false"/>
+                <w:b w:val="false"/>
+                <w:u w:val="none"/>
                 <w:sz w:val="21"/>
                 <w:szCs w:val="21"/>
                 <w:color w:val="000000"/>
@@ -4531,6 +4264,7 @@
         <w:trPr>
           <w:trHeight w:val="3600" w:hRule="atLeast"/>
         </w:trPr>
+        body3
         <w:tc>
           <w:tcPr>
             <w:tcBorders>
@@ -4560,16 +4294,6 @@
               </w:pBdr>
               <w:spacing w:after="200" w:before="200" w:line="240"/>
               <w:ind w:left="200" w:right="200" w:firstLine="0" w:firstLineChars="0"/>
-              <w:rPr>
-                <w:rFonts w:ascii="Arial" w:hAnsi="Arial" w:eastAsia="Arial" w:cs="Arial"/>
-                <w:i w:val="false"/>
-                <w:b w:val="false"/>
-                <w:u w:val="none"/>
-                <w:strike w:val="false"/>
-                <w:sz w:val="21"/>
-                <w:szCs w:val="21"/>
-                <w:color w:val="000000"/>
-              </w:rPr>
             </w:pPr>
             <w:r>
               <w:rPr>
@@ -4577,7 +4301,6 @@
                 <w:i w:val="false"/>
                 <w:b w:val="true"/>
                 <w:u w:val="none"/>
-                <w:strike w:val="false"/>
                 <w:sz w:val="22"/>
                 <w:szCs w:val="22"/>
                 <w:color w:val="063360"/>
@@ -4590,20 +4313,18 @@
                 <w:i w:val="false"/>
                 <w:b w:val="false"/>
                 <w:u w:val="none"/>
-                <w:strike w:val="false"/>
-                <w:sz w:val="21"/>
-                <w:szCs w:val="21"/>
-                <w:color w:val="000000"/>
-              </w:rPr>
-              <w:br/>
-            </w:r>
-            <w:r>
-              <w:rPr>
-                <w:rFonts w:ascii="Arial" w:hAnsi="Arial" w:eastAsia="Arial" w:cs="Arial"/>
-                <w:i w:val="false"/>
-                <w:b w:val="false"/>
-                <w:u w:val="none"/>
-                <w:strike w:val="false"/>
+                <w:sz w:val="21"/>
+                <w:szCs w:val="21"/>
+                <w:color w:val="000000"/>
+              </w:rPr>
+              <w:br/>
+            </w:r>
+            <w:r>
+              <w:rPr>
+                <w:rFonts w:ascii="Arial" w:hAnsi="Arial" w:eastAsia="Arial" w:cs="Arial"/>
+                <w:i w:val="false"/>
+                <w:b w:val="false"/>
+                <w:u w:val="none"/>
                 <w:sz w:val="21"/>
                 <w:szCs w:val="21"/>
                 <w:color w:val="000000"/>
@@ -4616,20 +4337,18 @@
                 <w:i w:val="false"/>
                 <w:b w:val="false"/>
                 <w:u w:val="none"/>
-                <w:strike w:val="false"/>
-                <w:sz w:val="21"/>
-                <w:szCs w:val="21"/>
-                <w:color w:val="000000"/>
-              </w:rPr>
-              <w:br/>
-            </w:r>
-            <w:r>
-              <w:rPr>
-                <w:rFonts w:ascii="Arial" w:hAnsi="Arial" w:eastAsia="Arial" w:cs="Arial"/>
-                <w:i w:val="false"/>
-                <w:b w:val="false"/>
-                <w:u w:val="none"/>
-                <w:strike w:val="false"/>
+                <w:sz w:val="21"/>
+                <w:szCs w:val="21"/>
+                <w:color w:val="000000"/>
+              </w:rPr>
+              <w:br/>
+            </w:r>
+            <w:r>
+              <w:rPr>
+                <w:rFonts w:ascii="Arial" w:hAnsi="Arial" w:eastAsia="Arial" w:cs="Arial"/>
+                <w:i w:val="false"/>
+                <w:b w:val="false"/>
+                <w:u w:val="none"/>
                 <w:sz w:val="21"/>
                 <w:szCs w:val="21"/>
                 <w:color w:val="000000"/>
@@ -4642,20 +4361,18 @@
                 <w:i w:val="false"/>
                 <w:b w:val="false"/>
                 <w:u w:val="none"/>
-                <w:strike w:val="false"/>
-                <w:sz w:val="21"/>
-                <w:szCs w:val="21"/>
-                <w:color w:val="000000"/>
-              </w:rPr>
-              <w:br/>
-            </w:r>
-            <w:r>
-              <w:rPr>
-                <w:rFonts w:ascii="Arial" w:hAnsi="Arial" w:eastAsia="Arial" w:cs="Arial"/>
-                <w:i w:val="false"/>
-                <w:b w:val="false"/>
-                <w:u w:val="none"/>
-                <w:strike w:val="false"/>
+                <w:sz w:val="21"/>
+                <w:szCs w:val="21"/>
+                <w:color w:val="000000"/>
+              </w:rPr>
+              <w:br/>
+            </w:r>
+            <w:r>
+              <w:rPr>
+                <w:rFonts w:ascii="Arial" w:hAnsi="Arial" w:eastAsia="Arial" w:cs="Arial"/>
+                <w:i w:val="false"/>
+                <w:b w:val="false"/>
+                <w:u w:val="none"/>
                 <w:sz w:val="21"/>
                 <w:szCs w:val="21"/>
                 <w:color w:val="000000"/>
@@ -4668,33 +4385,30 @@
                 <w:i w:val="false"/>
                 <w:b w:val="false"/>
                 <w:u w:val="none"/>
-                <w:strike w:val="false"/>
-                <w:sz w:val="21"/>
-                <w:szCs w:val="21"/>
-                <w:color w:val="000000"/>
-              </w:rPr>
-              <w:br/>
-            </w:r>
-            <w:r>
-              <w:rPr>
-                <w:rFonts w:ascii="Arial" w:hAnsi="Arial" w:eastAsia="Arial" w:cs="Arial"/>
-                <w:i w:val="false"/>
-                <w:b w:val="false"/>
-                <w:u w:val="none"/>
-                <w:strike w:val="false"/>
-                <w:sz w:val="21"/>
-                <w:szCs w:val="21"/>
-                <w:color w:val="000000"/>
-              </w:rPr>
-              <w:br/>
-            </w:r>
-            <w:r>
-              <w:rPr>
-                <w:rFonts w:ascii="Arial" w:hAnsi="Arial" w:eastAsia="Arial" w:cs="Arial"/>
-                <w:i w:val="false"/>
-                <w:b w:val="false"/>
-                <w:u w:val="none"/>
-                <w:strike w:val="false"/>
+                <w:sz w:val="21"/>
+                <w:szCs w:val="21"/>
+                <w:color w:val="000000"/>
+              </w:rPr>
+              <w:br/>
+            </w:r>
+            <w:r>
+              <w:rPr>
+                <w:rFonts w:ascii="Arial" w:hAnsi="Arial" w:eastAsia="Arial" w:cs="Arial"/>
+                <w:i w:val="false"/>
+                <w:b w:val="false"/>
+                <w:u w:val="none"/>
+                <w:sz w:val="21"/>
+                <w:szCs w:val="21"/>
+                <w:color w:val="000000"/>
+              </w:rPr>
+              <w:br/>
+            </w:r>
+            <w:r>
+              <w:rPr>
+                <w:rFonts w:ascii="Arial" w:hAnsi="Arial" w:eastAsia="Arial" w:cs="Arial"/>
+                <w:i w:val="false"/>
+                <w:b w:val="false"/>
+                <w:u w:val="none"/>
                 <w:sz w:val="21"/>
                 <w:szCs w:val="21"/>
                 <w:color w:val="000000"/>
@@ -4707,33 +4421,30 @@
                 <w:i w:val="false"/>
                 <w:b w:val="false"/>
                 <w:u w:val="none"/>
-                <w:strike w:val="false"/>
-                <w:sz w:val="21"/>
-                <w:szCs w:val="21"/>
-                <w:color w:val="000000"/>
-              </w:rPr>
-              <w:br/>
-            </w:r>
-            <w:r>
-              <w:rPr>
-                <w:rFonts w:ascii="Arial" w:hAnsi="Arial" w:eastAsia="Arial" w:cs="Arial"/>
-                <w:i w:val="false"/>
-                <w:b w:val="false"/>
-                <w:u w:val="none"/>
-                <w:strike w:val="false"/>
-                <w:sz w:val="21"/>
-                <w:szCs w:val="21"/>
-                <w:color w:val="000000"/>
-              </w:rPr>
-              <w:br/>
-            </w:r>
-            <w:r>
-              <w:rPr>
-                <w:rFonts w:ascii="Arial" w:hAnsi="Arial" w:eastAsia="Arial" w:cs="Arial"/>
-                <w:i w:val="false"/>
-                <w:b w:val="false"/>
-                <w:u w:val="none"/>
-                <w:strike w:val="false"/>
+                <w:sz w:val="21"/>
+                <w:szCs w:val="21"/>
+                <w:color w:val="000000"/>
+              </w:rPr>
+              <w:br/>
+            </w:r>
+            <w:r>
+              <w:rPr>
+                <w:rFonts w:ascii="Arial" w:hAnsi="Arial" w:eastAsia="Arial" w:cs="Arial"/>
+                <w:i w:val="false"/>
+                <w:b w:val="false"/>
+                <w:u w:val="none"/>
+                <w:sz w:val="21"/>
+                <w:szCs w:val="21"/>
+                <w:color w:val="000000"/>
+              </w:rPr>
+              <w:br/>
+            </w:r>
+            <w:r>
+              <w:rPr>
+                <w:rFonts w:ascii="Arial" w:hAnsi="Arial" w:eastAsia="Arial" w:cs="Arial"/>
+                <w:i w:val="false"/>
+                <w:b w:val="false"/>
+                <w:u w:val="none"/>
                 <w:sz w:val="21"/>
                 <w:szCs w:val="21"/>
                 <w:color w:val="000000"/>
@@ -4746,20 +4457,18 @@
                 <w:i w:val="false"/>
                 <w:b w:val="false"/>
                 <w:u w:val="none"/>
-                <w:strike w:val="false"/>
-                <w:sz w:val="21"/>
-                <w:szCs w:val="21"/>
-                <w:color w:val="000000"/>
-              </w:rPr>
-              <w:br/>
-            </w:r>
-            <w:r>
-              <w:rPr>
-                <w:rFonts w:ascii="Arial" w:hAnsi="Arial" w:eastAsia="Arial" w:cs="Arial"/>
-                <w:i w:val="false"/>
-                <w:b w:val="false"/>
-                <w:u w:val="none"/>
-                <w:strike w:val="false"/>
+                <w:sz w:val="21"/>
+                <w:szCs w:val="21"/>
+                <w:color w:val="000000"/>
+              </w:rPr>
+              <w:br/>
+            </w:r>
+            <w:r>
+              <w:rPr>
+                <w:rFonts w:ascii="Arial" w:hAnsi="Arial" w:eastAsia="Arial" w:cs="Arial"/>
+                <w:i w:val="false"/>
+                <w:b w:val="false"/>
+                <w:u w:val="none"/>
                 <w:sz w:val="21"/>
                 <w:szCs w:val="21"/>
                 <w:color w:val="000000"/>
@@ -4797,16 +4506,6 @@
               </w:pBdr>
               <w:spacing w:after="200" w:before="200" w:line="240"/>
               <w:ind w:left="200" w:right="200" w:firstLine="0" w:firstLineChars="0"/>
-              <w:rPr>
-                <w:rFonts w:ascii="Arial" w:hAnsi="Arial" w:eastAsia="Arial" w:cs="Arial"/>
-                <w:i w:val="false"/>
-                <w:b w:val="false"/>
-                <w:u w:val="none"/>
-                <w:strike w:val="false"/>
-                <w:sz w:val="21"/>
-                <w:szCs w:val="21"/>
-                <w:color w:val="000000"/>
-              </w:rPr>
             </w:pPr>
             <w:r>
               <w:rPr>
@@ -4814,7 +4513,6 @@
                 <w:i w:val="false"/>
                 <w:b w:val="true"/>
                 <w:u w:val="none"/>
-                <w:strike w:val="false"/>
                 <w:sz w:val="22"/>
                 <w:szCs w:val="22"/>
                 <w:color w:val="063360"/>
@@ -4827,20 +4525,18 @@
                 <w:i w:val="false"/>
                 <w:b w:val="false"/>
                 <w:u w:val="none"/>
-                <w:strike w:val="false"/>
-                <w:sz w:val="21"/>
-                <w:szCs w:val="21"/>
-                <w:color w:val="000000"/>
-              </w:rPr>
-              <w:br/>
-            </w:r>
-            <w:r>
-              <w:rPr>
-                <w:rFonts w:ascii="Arial" w:hAnsi="Arial" w:eastAsia="Arial" w:cs="Arial"/>
-                <w:i w:val="false"/>
-                <w:b w:val="false"/>
-                <w:u w:val="none"/>
-                <w:strike w:val="false"/>
+                <w:sz w:val="21"/>
+                <w:szCs w:val="21"/>
+                <w:color w:val="000000"/>
+              </w:rPr>
+              <w:br/>
+            </w:r>
+            <w:r>
+              <w:rPr>
+                <w:rFonts w:ascii="Arial" w:hAnsi="Arial" w:eastAsia="Arial" w:cs="Arial"/>
+                <w:i w:val="false"/>
+                <w:b w:val="false"/>
+                <w:u w:val="none"/>
                 <w:sz w:val="21"/>
                 <w:szCs w:val="21"/>
                 <w:color w:val="000000"/>
@@ -4853,20 +4549,18 @@
                 <w:i w:val="false"/>
                 <w:b w:val="false"/>
                 <w:u w:val="none"/>
-                <w:strike w:val="false"/>
-                <w:sz w:val="21"/>
-                <w:szCs w:val="21"/>
-                <w:color w:val="000000"/>
-              </w:rPr>
-              <w:br/>
-            </w:r>
-            <w:r>
-              <w:rPr>
-                <w:rFonts w:ascii="Arial" w:hAnsi="Arial" w:eastAsia="Arial" w:cs="Arial"/>
-                <w:i w:val="false"/>
-                <w:b w:val="false"/>
-                <w:u w:val="none"/>
-                <w:strike w:val="false"/>
+                <w:sz w:val="21"/>
+                <w:szCs w:val="21"/>
+                <w:color w:val="000000"/>
+              </w:rPr>
+              <w:br/>
+            </w:r>
+            <w:r>
+              <w:rPr>
+                <w:rFonts w:ascii="Arial" w:hAnsi="Arial" w:eastAsia="Arial" w:cs="Arial"/>
+                <w:i w:val="false"/>
+                <w:b w:val="false"/>
+                <w:u w:val="none"/>
                 <w:sz w:val="21"/>
                 <w:szCs w:val="21"/>
                 <w:color w:val="000000"/>
@@ -4879,20 +4573,18 @@
                 <w:i w:val="false"/>
                 <w:b w:val="false"/>
                 <w:u w:val="none"/>
-                <w:strike w:val="false"/>
-                <w:sz w:val="21"/>
-                <w:szCs w:val="21"/>
-                <w:color w:val="000000"/>
-              </w:rPr>
-              <w:br/>
-            </w:r>
-            <w:r>
-              <w:rPr>
-                <w:rFonts w:ascii="Arial" w:hAnsi="Arial" w:eastAsia="Arial" w:cs="Arial"/>
-                <w:i w:val="false"/>
-                <w:b w:val="false"/>
-                <w:u w:val="none"/>
-                <w:strike w:val="false"/>
+                <w:sz w:val="21"/>
+                <w:szCs w:val="21"/>
+                <w:color w:val="000000"/>
+              </w:rPr>
+              <w:br/>
+            </w:r>
+            <w:r>
+              <w:rPr>
+                <w:rFonts w:ascii="Arial" w:hAnsi="Arial" w:eastAsia="Arial" w:cs="Arial"/>
+                <w:i w:val="false"/>
+                <w:b w:val="false"/>
+                <w:u w:val="none"/>
                 <w:sz w:val="21"/>
                 <w:szCs w:val="21"/>
                 <w:color w:val="000000"/>
@@ -4905,33 +4597,30 @@
                 <w:i w:val="false"/>
                 <w:b w:val="false"/>
                 <w:u w:val="none"/>
-                <w:strike w:val="false"/>
-                <w:sz w:val="21"/>
-                <w:szCs w:val="21"/>
-                <w:color w:val="000000"/>
-              </w:rPr>
-              <w:br/>
-            </w:r>
-            <w:r>
-              <w:rPr>
-                <w:rFonts w:ascii="Arial" w:hAnsi="Arial" w:eastAsia="Arial" w:cs="Arial"/>
-                <w:i w:val="false"/>
-                <w:b w:val="false"/>
-                <w:u w:val="none"/>
-                <w:strike w:val="false"/>
-                <w:sz w:val="21"/>
-                <w:szCs w:val="21"/>
-                <w:color w:val="000000"/>
-              </w:rPr>
-              <w:br/>
-            </w:r>
-            <w:r>
-              <w:rPr>
-                <w:rFonts w:ascii="Arial" w:hAnsi="Arial" w:eastAsia="Arial" w:cs="Arial"/>
-                <w:i w:val="false"/>
-                <w:b w:val="false"/>
-                <w:u w:val="none"/>
-                <w:strike w:val="false"/>
+                <w:sz w:val="21"/>
+                <w:szCs w:val="21"/>
+                <w:color w:val="000000"/>
+              </w:rPr>
+              <w:br/>
+            </w:r>
+            <w:r>
+              <w:rPr>
+                <w:rFonts w:ascii="Arial" w:hAnsi="Arial" w:eastAsia="Arial" w:cs="Arial"/>
+                <w:i w:val="false"/>
+                <w:b w:val="false"/>
+                <w:u w:val="none"/>
+                <w:sz w:val="21"/>
+                <w:szCs w:val="21"/>
+                <w:color w:val="000000"/>
+              </w:rPr>
+              <w:br/>
+            </w:r>
+            <w:r>
+              <w:rPr>
+                <w:rFonts w:ascii="Arial" w:hAnsi="Arial" w:eastAsia="Arial" w:cs="Arial"/>
+                <w:i w:val="false"/>
+                <w:b w:val="false"/>
+                <w:u w:val="none"/>
                 <w:sz w:val="21"/>
                 <w:szCs w:val="21"/>
                 <w:color w:val="000000"/>
@@ -4944,33 +4633,30 @@
                 <w:i w:val="false"/>
                 <w:b w:val="false"/>
                 <w:u w:val="none"/>
-                <w:strike w:val="false"/>
-                <w:sz w:val="21"/>
-                <w:szCs w:val="21"/>
-                <w:color w:val="000000"/>
-              </w:rPr>
-              <w:br/>
-            </w:r>
-            <w:r>
-              <w:rPr>
-                <w:rFonts w:ascii="Arial" w:hAnsi="Arial" w:eastAsia="Arial" w:cs="Arial"/>
-                <w:i w:val="false"/>
-                <w:b w:val="false"/>
-                <w:u w:val="none"/>
-                <w:strike w:val="false"/>
-                <w:sz w:val="21"/>
-                <w:szCs w:val="21"/>
-                <w:color w:val="000000"/>
-              </w:rPr>
-              <w:br/>
-            </w:r>
-            <w:r>
-              <w:rPr>
-                <w:rFonts w:ascii="Arial" w:hAnsi="Arial" w:eastAsia="Arial" w:cs="Arial"/>
-                <w:i w:val="false"/>
-                <w:b w:val="false"/>
-                <w:u w:val="none"/>
-                <w:strike w:val="false"/>
+                <w:sz w:val="21"/>
+                <w:szCs w:val="21"/>
+                <w:color w:val="000000"/>
+              </w:rPr>
+              <w:br/>
+            </w:r>
+            <w:r>
+              <w:rPr>
+                <w:rFonts w:ascii="Arial" w:hAnsi="Arial" w:eastAsia="Arial" w:cs="Arial"/>
+                <w:i w:val="false"/>
+                <w:b w:val="false"/>
+                <w:u w:val="none"/>
+                <w:sz w:val="21"/>
+                <w:szCs w:val="21"/>
+                <w:color w:val="000000"/>
+              </w:rPr>
+              <w:br/>
+            </w:r>
+            <w:r>
+              <w:rPr>
+                <w:rFonts w:ascii="Arial" w:hAnsi="Arial" w:eastAsia="Arial" w:cs="Arial"/>
+                <w:i w:val="false"/>
+                <w:b w:val="false"/>
+                <w:u w:val="none"/>
                 <w:sz w:val="21"/>
                 <w:szCs w:val="21"/>
                 <w:color w:val="000000"/>
@@ -4983,20 +4669,18 @@
                 <w:i w:val="false"/>
                 <w:b w:val="false"/>
                 <w:u w:val="none"/>
-                <w:strike w:val="false"/>
-                <w:sz w:val="21"/>
-                <w:szCs w:val="21"/>
-                <w:color w:val="000000"/>
-              </w:rPr>
-              <w:br/>
-            </w:r>
-            <w:r>
-              <w:rPr>
-                <w:rFonts w:ascii="Arial" w:hAnsi="Arial" w:eastAsia="Arial" w:cs="Arial"/>
-                <w:i w:val="false"/>
-                <w:b w:val="false"/>
-                <w:u w:val="none"/>
-                <w:strike w:val="false"/>
+                <w:sz w:val="21"/>
+                <w:szCs w:val="21"/>
+                <w:color w:val="000000"/>
+              </w:rPr>
+              <w:br/>
+            </w:r>
+            <w:r>
+              <w:rPr>
+                <w:rFonts w:ascii="Arial" w:hAnsi="Arial" w:eastAsia="Arial" w:cs="Arial"/>
+                <w:i w:val="false"/>
+                <w:b w:val="false"/>
+                <w:u w:val="none"/>
                 <w:sz w:val="21"/>
                 <w:szCs w:val="21"/>
                 <w:color w:val="000000"/>
@@ -5007,11 +4691,11 @@
         </w:tc>
       </w:tr>
     </w:tbl>
-    <w:sectPr>
-      <w:pgMar w:header="708" w:bottom="1008" w:top="1008" w:right="1152" w:left="1152" w:footer="708" w:gutter="0"/>
+    <w:sectPr w:officer="true">
+      <w:pgMar w:header="720" w:bottom="1008" w:top="1008" w:right="1152" w:left="1152" w:footer="720" w:gutter="720"/>
       <w:pgSz w:h="16838" w:w="11906" w:orient="portrait"/>
+      <w:cols/>
       <w:type w:val="continuous"/>
-      <w:cols/>
     </w:sectPr>
   </w:body>
 </w:document>

--- a/docs/handouts/Oct14_session1_handouts.docx
+++ b/docs/handouts/Oct14_session1_handouts.docx
@@ -98,7 +98,7 @@
           <w:szCs w:val="18"/>
           <w:color w:val="545860"/>
         </w:rPr>
-        <w:t xml:space="preserve">Fictional GreenWaste case | invented figures</w:t>
+        <w:t xml:space="preserve">GreenWaste is a fictional training case.</w:t>
       </w:r>
     </w:p>
     <w:p>
